--- a/template.docx
+++ b/template.docx
@@ -110,7 +110,7 @@
         <w:pStyle w:val="Date"/>
       </w:pPr>
       <w:r>
-        <w:t>2025-08-09</w:t>
+        <w:t>2026-03-08</w:t>
       </w:r>
     </w:p>
     <w:p>
@@ -126,9 +126,47 @@
         <w:pStyle w:val="Abstract"/>
       </w:pPr>
       <w:r>
-        <w:t xml:space="preserve">Here we present a preregistration template for ecological models in ecology, conservation and related fields. For non-trivial modelling studies, especially where model parameter and structure is in any way data-contingent, we recommend taking an </w:t>
+        <w:t>Here we present a preregistration template for ecological models in ecology, conservation and related fields.</w:t>
+      </w:r>
+    </w:p>
+    <w:p>
+      <w:pPr>
+        <w:pStyle w:val="Abstract"/>
+      </w:pPr>
+      <w:r>
+        <w:t>Replace author, author-affiliations and persistent ID’s (e.g. </w:t>
       </w:r>
       <w:hyperlink r:id="rId5">
+        <w:r>
+          <w:rPr>
+            <w:rStyle w:val="Hyperlink"/>
+          </w:rPr>
+          <w:t>ORCID iD</w:t>
+        </w:r>
+      </w:hyperlink>
+      <w:r>
+        <w:t xml:space="preserve">), keywords, title and abstract </w:t>
+      </w:r>
+      <w:hyperlink r:id="rId6">
+        <w:r>
+          <w:rPr>
+            <w:rStyle w:val="Hyperlink"/>
+          </w:rPr>
+          <w:t>metadata in the document YAML</w:t>
+        </w:r>
+      </w:hyperlink>
+      <w:r>
+        <w:t xml:space="preserve"> as relevant to your study.</w:t>
+      </w:r>
+    </w:p>
+    <w:p>
+      <w:pPr>
+        <w:pStyle w:val="Abstract"/>
+      </w:pPr>
+      <w:r>
+        <w:t xml:space="preserve">For non-trivial modelling studies, especially where model parameter and structure is in any way data-contingent, we recommend taking an </w:t>
+      </w:r>
+      <w:hyperlink r:id="rId7">
         <w:r>
           <w:rPr>
             <w:rStyle w:val="Hyperlink"/>
@@ -150,7 +188,20 @@
         </w:r>
       </w:hyperlink>
       <w:r>
-        <w:t>).</w:t>
+        <w:t xml:space="preserve">). Please read the </w:t>
+      </w:r>
+      <w:hyperlink r:id="rId8">
+        <w:r>
+          <w:rPr>
+            <w:rStyle w:val="Hyperlink"/>
+            <w:i/>
+            <w:iCs/>
+          </w:rPr>
+          <w:t>Primer on Adaptive Preregistration</w:t>
+        </w:r>
+      </w:hyperlink>
+      <w:r>
+        <w:t xml:space="preserve"> before beginning.</w:t>
       </w:r>
     </w:p>
     <w:p>
@@ -158,86 +209,18 @@
         <w:pStyle w:val="Abstract"/>
       </w:pPr>
       <w:r>
-        <w:t>Replace author, author-affiliations and persistent ID’s (e.g. </w:t>
-      </w:r>
-      <w:hyperlink r:id="rId6">
-        <w:r>
-          <w:rPr>
-            <w:rStyle w:val="Hyperlink"/>
-          </w:rPr>
-          <w:t>ORCID iD</w:t>
-        </w:r>
-      </w:hyperlink>
-      <w:r>
-        <w:t>), keywords, title and abstract metadata as relevant to your study.</w:t>
-      </w:r>
-    </w:p>
-    <w:p>
-      <w:pPr>
-        <w:pStyle w:val="Abstract"/>
-      </w:pPr>
-      <w:r>
-        <w:t>All preregistration items should be completed, excluding items marked as optional or in cases where they are not applicable to your study. Additional preregistration items can be added as required at the researchers’ discretion.</w:t>
-      </w:r>
-    </w:p>
-    <w:p>
-      <w:pPr>
-        <w:pStyle w:val="FirstParagraph"/>
-      </w:pPr>
-      <w:r>
-        <w:rPr>
-          <w:vertAlign w:val="superscript"/>
-        </w:rPr>
-        <w:t>1</w:t>
-      </w:r>
-      <w:r>
-        <w:t xml:space="preserve"> School of Agriculture, Food and Ecosystem Sciences, University of Melbourne</w:t>
-      </w:r>
-      <w:r>
-        <w:br/>
-      </w:r>
-      <w:r>
-        <w:rPr>
-          <w:vertAlign w:val="superscript"/>
-        </w:rPr>
-        <w:t>2</w:t>
-      </w:r>
-      <w:r>
-        <w:t xml:space="preserve"> Arthur Rylah Institute for Environmental Research, Department of Energy, Environment and Climate Action</w:t>
-      </w:r>
-    </w:p>
-    <w:p>
-      <w:pPr>
-        <w:pStyle w:val="BodyText"/>
-      </w:pPr>
-      <w:r>
-        <w:rPr>
-          <w:rFonts w:ascii="Apple Color Emoji" w:hAnsi="Apple Color Emoji" w:cs="Apple Color Emoji"/>
-          <w:vertAlign w:val="superscript"/>
-        </w:rPr>
-        <w:t>✉</w:t>
-      </w:r>
-      <w:r>
-        <w:t xml:space="preserve"> Correspondence: </w:t>
-      </w:r>
-      <w:hyperlink r:id="rId7">
-        <w:r>
-          <w:rPr>
-            <w:rStyle w:val="Hyperlink"/>
-          </w:rPr>
-          <w:t>Elliot Gould &lt;elliot.gould@unimelb.edu.au&gt;</w:t>
-        </w:r>
-      </w:hyperlink>
+        <w:t>All preregistration items should be completed, excluding items marked as optional or in cases where they are not applicable to your study, which can be deleted. Additional preregistration items can be added as required at the researchers’ discretion.</w:t>
+      </w:r>
     </w:p>
     <w:sdt>
       <w:sdtPr>
         <w:rPr>
-          <w:rFonts w:asciiTheme="minorHAnsi" w:eastAsiaTheme="minorHAnsi" w:hAnsiTheme="minorHAnsi" w:cstheme="minorBidi"/>
+          <w:rFonts w:asciiTheme="minorHAnsi" w:eastAsiaTheme="minorEastAsia" w:hAnsiTheme="minorHAnsi" w:cstheme="minorBidi"/>
           <w:color w:val="auto"/>
           <w:sz w:val="24"/>
           <w:szCs w:val="24"/>
         </w:rPr>
-        <w:id w:val="-345552199"/>
+        <w:id w:val="-2022303202"/>
         <w:docPartObj>
           <w:docPartGallery w:val="Table of Contents"/>
           <w:docPartUnique/>
@@ -271,7 +254,7 @@
           <w:r>
             <w:fldChar w:fldCharType="separate"/>
           </w:r>
-          <w:hyperlink w:anchor="_Toc205641398" w:history="1">
+          <w:hyperlink w:anchor="_Toc223883087" w:history="1">
             <w:r>
               <w:rPr>
                 <w:rStyle w:val="Hyperlink"/>
@@ -298,7 +281,7 @@
                 <w:noProof/>
                 <w:webHidden/>
               </w:rPr>
-              <w:instrText xml:space="preserve"> PAGEREF _Toc205641398 \h </w:instrText>
+              <w:instrText xml:space="preserve"> PAGEREF _Toc223883087 \h </w:instrText>
             </w:r>
             <w:r>
               <w:rPr>
@@ -318,7 +301,7 @@
                 <w:noProof/>
                 <w:webHidden/>
               </w:rPr>
-              <w:t>1</w:t>
+              <w:t>2</w:t>
             </w:r>
             <w:r>
               <w:rPr>
@@ -339,7 +322,7 @@
               <w:noProof/>
             </w:rPr>
           </w:pPr>
-          <w:hyperlink w:anchor="_Toc205641399" w:history="1">
+          <w:hyperlink w:anchor="_Toc223883088" w:history="1">
             <w:r>
               <w:rPr>
                 <w:rStyle w:val="Hyperlink"/>
@@ -366,7 +349,7 @@
                 <w:noProof/>
                 <w:webHidden/>
               </w:rPr>
-              <w:instrText xml:space="preserve"> PAGEREF _Toc205641399 \h </w:instrText>
+              <w:instrText xml:space="preserve"> PAGEREF _Toc223883088 \h </w:instrText>
             </w:r>
             <w:r>
               <w:rPr>
@@ -386,7 +369,7 @@
                 <w:noProof/>
                 <w:webHidden/>
               </w:rPr>
-              <w:t>1</w:t>
+              <w:t>2</w:t>
             </w:r>
             <w:r>
               <w:rPr>
@@ -407,7 +390,7 @@
               <w:noProof/>
             </w:rPr>
           </w:pPr>
-          <w:hyperlink w:anchor="_Toc205641400" w:history="1">
+          <w:hyperlink w:anchor="_Toc223883089" w:history="1">
             <w:r>
               <w:rPr>
                 <w:rStyle w:val="Hyperlink"/>
@@ -434,7 +417,7 @@
                 <w:noProof/>
                 <w:webHidden/>
               </w:rPr>
-              <w:instrText xml:space="preserve"> PAGEREF _Toc205641400 \h </w:instrText>
+              <w:instrText xml:space="preserve"> PAGEREF _Toc223883089 \h </w:instrText>
             </w:r>
             <w:r>
               <w:rPr>
@@ -454,7 +437,7 @@
                 <w:noProof/>
                 <w:webHidden/>
               </w:rPr>
-              <w:t>1</w:t>
+              <w:t>3</w:t>
             </w:r>
             <w:r>
               <w:rPr>
@@ -475,7 +458,7 @@
               <w:noProof/>
             </w:rPr>
           </w:pPr>
-          <w:hyperlink w:anchor="_Toc205641401" w:history="1">
+          <w:hyperlink w:anchor="_Toc223883090" w:history="1">
             <w:r>
               <w:rPr>
                 <w:rStyle w:val="Hyperlink"/>
@@ -502,7 +485,7 @@
                 <w:noProof/>
                 <w:webHidden/>
               </w:rPr>
-              <w:instrText xml:space="preserve"> PAGEREF _Toc205641401 \h </w:instrText>
+              <w:instrText xml:space="preserve"> PAGEREF _Toc223883090 \h </w:instrText>
             </w:r>
             <w:r>
               <w:rPr>
@@ -522,7 +505,7 @@
                 <w:noProof/>
                 <w:webHidden/>
               </w:rPr>
-              <w:t>1</w:t>
+              <w:t>3</w:t>
             </w:r>
             <w:r>
               <w:rPr>
@@ -543,7 +526,7 @@
               <w:noProof/>
             </w:rPr>
           </w:pPr>
-          <w:hyperlink w:anchor="_Toc205641402" w:history="1">
+          <w:hyperlink w:anchor="_Toc223883091" w:history="1">
             <w:r>
               <w:rPr>
                 <w:rStyle w:val="Hyperlink"/>
@@ -570,7 +553,7 @@
                 <w:noProof/>
                 <w:webHidden/>
               </w:rPr>
-              <w:instrText xml:space="preserve"> PAGEREF _Toc205641402 \h </w:instrText>
+              <w:instrText xml:space="preserve"> PAGEREF _Toc223883091 \h </w:instrText>
             </w:r>
             <w:r>
               <w:rPr>
@@ -590,7 +573,7 @@
                 <w:noProof/>
                 <w:webHidden/>
               </w:rPr>
-              <w:t>1</w:t>
+              <w:t>3</w:t>
             </w:r>
             <w:r>
               <w:rPr>
@@ -611,7 +594,7 @@
               <w:noProof/>
             </w:rPr>
           </w:pPr>
-          <w:hyperlink w:anchor="_Toc205641403" w:history="1">
+          <w:hyperlink w:anchor="_Toc223883092" w:history="1">
             <w:r>
               <w:rPr>
                 <w:rStyle w:val="Hyperlink"/>
@@ -638,7 +621,7 @@
                 <w:noProof/>
                 <w:webHidden/>
               </w:rPr>
-              <w:instrText xml:space="preserve"> PAGEREF _Toc205641403 \h </w:instrText>
+              <w:instrText xml:space="preserve"> PAGEREF _Toc223883092 \h </w:instrText>
             </w:r>
             <w:r>
               <w:rPr>
@@ -658,7 +641,7 @@
                 <w:noProof/>
                 <w:webHidden/>
               </w:rPr>
-              <w:t>1</w:t>
+              <w:t>4</w:t>
             </w:r>
             <w:r>
               <w:rPr>
@@ -679,7 +662,7 @@
               <w:noProof/>
             </w:rPr>
           </w:pPr>
-          <w:hyperlink w:anchor="_Toc205641404" w:history="1">
+          <w:hyperlink w:anchor="_Toc223883093" w:history="1">
             <w:r>
               <w:rPr>
                 <w:rStyle w:val="Hyperlink"/>
@@ -706,7 +689,7 @@
                 <w:noProof/>
                 <w:webHidden/>
               </w:rPr>
-              <w:instrText xml:space="preserve"> PAGEREF _Toc205641404 \h </w:instrText>
+              <w:instrText xml:space="preserve"> PAGEREF _Toc223883093 \h </w:instrText>
             </w:r>
             <w:r>
               <w:rPr>
@@ -726,7 +709,7 @@
                 <w:noProof/>
                 <w:webHidden/>
               </w:rPr>
-              <w:t>1</w:t>
+              <w:t>4</w:t>
             </w:r>
             <w:r>
               <w:rPr>
@@ -747,13 +730,13 @@
               <w:noProof/>
             </w:rPr>
           </w:pPr>
-          <w:hyperlink w:anchor="_Toc205641405" w:history="1">
+          <w:hyperlink w:anchor="_Toc223883094" w:history="1">
             <w:r>
               <w:rPr>
                 <w:rStyle w:val="Hyperlink"/>
                 <w:noProof/>
               </w:rPr>
-              <w:t>1.1 Model Context and Purpose</w:t>
+              <w:t>1.1 Model context and purpose</w:t>
             </w:r>
             <w:r>
               <w:rPr>
@@ -774,7 +757,7 @@
                 <w:noProof/>
                 <w:webHidden/>
               </w:rPr>
-              <w:instrText xml:space="preserve"> PAGEREF _Toc205641405 \h </w:instrText>
+              <w:instrText xml:space="preserve"> PAGEREF _Toc223883094 \h </w:instrText>
             </w:r>
             <w:r>
               <w:rPr>
@@ -794,7 +777,7 @@
                 <w:noProof/>
                 <w:webHidden/>
               </w:rPr>
-              <w:t>1</w:t>
+              <w:t>5</w:t>
             </w:r>
             <w:r>
               <w:rPr>
@@ -815,13 +798,13 @@
               <w:noProof/>
             </w:rPr>
           </w:pPr>
-          <w:hyperlink w:anchor="_Toc205641406" w:history="1">
+          <w:hyperlink w:anchor="_Toc223883095" w:history="1">
             <w:r>
               <w:rPr>
                 <w:rStyle w:val="Hyperlink"/>
                 <w:noProof/>
               </w:rPr>
-              <w:t>1.2 Scenario Analysis Operationalisation</w:t>
+              <w:t>1.2 Scenario analysis operationalisation</w:t>
             </w:r>
             <w:r>
               <w:rPr>
@@ -842,7 +825,7 @@
                 <w:noProof/>
                 <w:webHidden/>
               </w:rPr>
-              <w:instrText xml:space="preserve"> PAGEREF _Toc205641406 \h </w:instrText>
+              <w:instrText xml:space="preserve"> PAGEREF _Toc223883095 \h </w:instrText>
             </w:r>
             <w:r>
               <w:rPr>
@@ -862,7 +845,7 @@
                 <w:noProof/>
                 <w:webHidden/>
               </w:rPr>
-              <w:t>1</w:t>
+              <w:t>8</w:t>
             </w:r>
             <w:r>
               <w:rPr>
@@ -883,7 +866,7 @@
               <w:noProof/>
             </w:rPr>
           </w:pPr>
-          <w:hyperlink w:anchor="_Toc205641407" w:history="1">
+          <w:hyperlink w:anchor="_Toc223883096" w:history="1">
             <w:r>
               <w:rPr>
                 <w:rStyle w:val="Hyperlink"/>
@@ -910,7 +893,7 @@
                 <w:noProof/>
                 <w:webHidden/>
               </w:rPr>
-              <w:instrText xml:space="preserve"> PAGEREF _Toc205641407 \h </w:instrText>
+              <w:instrText xml:space="preserve"> PAGEREF _Toc223883096 \h </w:instrText>
             </w:r>
             <w:r>
               <w:rPr>
@@ -930,7 +913,7 @@
                 <w:noProof/>
                 <w:webHidden/>
               </w:rPr>
-              <w:t>1</w:t>
+              <w:t>9</w:t>
             </w:r>
             <w:r>
               <w:rPr>
@@ -951,7 +934,7 @@
               <w:noProof/>
             </w:rPr>
           </w:pPr>
-          <w:hyperlink w:anchor="_Toc205641408" w:history="1">
+          <w:hyperlink w:anchor="_Toc223883097" w:history="1">
             <w:r>
               <w:rPr>
                 <w:rStyle w:val="Hyperlink"/>
@@ -978,7 +961,7 @@
                 <w:noProof/>
                 <w:webHidden/>
               </w:rPr>
-              <w:instrText xml:space="preserve"> PAGEREF _Toc205641408 \h </w:instrText>
+              <w:instrText xml:space="preserve"> PAGEREF _Toc223883097 \h </w:instrText>
             </w:r>
             <w:r>
               <w:rPr>
@@ -998,7 +981,7 @@
                 <w:noProof/>
                 <w:webHidden/>
               </w:rPr>
-              <w:t>1</w:t>
+              <w:t>9</w:t>
             </w:r>
             <w:r>
               <w:rPr>
@@ -1019,13 +1002,13 @@
               <w:noProof/>
             </w:rPr>
           </w:pPr>
-          <w:hyperlink w:anchor="_Toc205641409" w:history="1">
+          <w:hyperlink w:anchor="_Toc223883098" w:history="1">
             <w:r>
               <w:rPr>
                 <w:rStyle w:val="Hyperlink"/>
                 <w:noProof/>
               </w:rPr>
-              <w:t>2.2 Explain Critical Conceptual Design Decisions</w:t>
+              <w:t>2.2 Explain critical conceptual design decisions</w:t>
             </w:r>
             <w:r>
               <w:rPr>
@@ -1046,7 +1029,7 @@
                 <w:noProof/>
                 <w:webHidden/>
               </w:rPr>
-              <w:instrText xml:space="preserve"> PAGEREF _Toc205641409 \h </w:instrText>
+              <w:instrText xml:space="preserve"> PAGEREF _Toc223883098 \h </w:instrText>
             </w:r>
             <w:r>
               <w:rPr>
@@ -1066,7 +1049,7 @@
                 <w:noProof/>
                 <w:webHidden/>
               </w:rPr>
-              <w:t>1</w:t>
+              <w:t>9</w:t>
             </w:r>
             <w:r>
               <w:rPr>
@@ -1087,7 +1070,7 @@
               <w:noProof/>
             </w:rPr>
           </w:pPr>
-          <w:hyperlink w:anchor="_Toc205641410" w:history="1">
+          <w:hyperlink w:anchor="_Toc223883099" w:history="1">
             <w:r>
               <w:rPr>
                 <w:rStyle w:val="Hyperlink"/>
@@ -1114,7 +1097,7 @@
                 <w:noProof/>
                 <w:webHidden/>
               </w:rPr>
-              <w:instrText xml:space="preserve"> PAGEREF _Toc205641410 \h </w:instrText>
+              <w:instrText xml:space="preserve"> PAGEREF _Toc223883099 \h </w:instrText>
             </w:r>
             <w:r>
               <w:rPr>
@@ -1134,7 +1117,7 @@
                 <w:noProof/>
                 <w:webHidden/>
               </w:rPr>
-              <w:t>1</w:t>
+              <w:t>10</w:t>
             </w:r>
             <w:r>
               <w:rPr>
@@ -1155,7 +1138,7 @@
               <w:noProof/>
             </w:rPr>
           </w:pPr>
-          <w:hyperlink w:anchor="_Toc205641411" w:history="1">
+          <w:hyperlink w:anchor="_Toc223883100" w:history="1">
             <w:r>
               <w:rPr>
                 <w:rStyle w:val="Hyperlink"/>
@@ -1182,7 +1165,7 @@
                 <w:noProof/>
                 <w:webHidden/>
               </w:rPr>
-              <w:instrText xml:space="preserve"> PAGEREF _Toc205641411 \h </w:instrText>
+              <w:instrText xml:space="preserve"> PAGEREF _Toc223883100 \h </w:instrText>
             </w:r>
             <w:r>
               <w:rPr>
@@ -1202,7 +1185,7 @@
                 <w:noProof/>
                 <w:webHidden/>
               </w:rPr>
-              <w:t>1</w:t>
+              <w:t>10</w:t>
             </w:r>
             <w:r>
               <w:rPr>
@@ -1223,7 +1206,7 @@
               <w:noProof/>
             </w:rPr>
           </w:pPr>
-          <w:hyperlink w:anchor="_Toc205641412" w:history="1">
+          <w:hyperlink w:anchor="_Toc223883101" w:history="1">
             <w:r>
               <w:rPr>
                 <w:rStyle w:val="Hyperlink"/>
@@ -1250,7 +1233,7 @@
                 <w:noProof/>
                 <w:webHidden/>
               </w:rPr>
-              <w:instrText xml:space="preserve"> PAGEREF _Toc205641412 \h </w:instrText>
+              <w:instrText xml:space="preserve"> PAGEREF _Toc223883101 \h </w:instrText>
             </w:r>
             <w:r>
               <w:rPr>
@@ -1270,7 +1253,7 @@
                 <w:noProof/>
                 <w:webHidden/>
               </w:rPr>
-              <w:t>1</w:t>
+              <w:t>11</w:t>
             </w:r>
             <w:r>
               <w:rPr>
@@ -1291,7 +1274,7 @@
               <w:noProof/>
             </w:rPr>
           </w:pPr>
-          <w:hyperlink w:anchor="_Toc205641413" w:history="1">
+          <w:hyperlink w:anchor="_Toc223883102" w:history="1">
             <w:r>
               <w:rPr>
                 <w:rStyle w:val="Hyperlink"/>
@@ -1318,7 +1301,7 @@
                 <w:noProof/>
                 <w:webHidden/>
               </w:rPr>
-              <w:instrText xml:space="preserve"> PAGEREF _Toc205641413 \h </w:instrText>
+              <w:instrText xml:space="preserve"> PAGEREF _Toc223883102 \h </w:instrText>
             </w:r>
             <w:r>
               <w:rPr>
@@ -1338,7 +1321,7 @@
                 <w:noProof/>
                 <w:webHidden/>
               </w:rPr>
-              <w:t>1</w:t>
+              <w:t>15</w:t>
             </w:r>
             <w:r>
               <w:rPr>
@@ -1359,7 +1342,7 @@
               <w:noProof/>
             </w:rPr>
           </w:pPr>
-          <w:hyperlink w:anchor="_Toc205641414" w:history="1">
+          <w:hyperlink w:anchor="_Toc223883103" w:history="1">
             <w:r>
               <w:rPr>
                 <w:rStyle w:val="Hyperlink"/>
@@ -1386,7 +1369,7 @@
                 <w:noProof/>
                 <w:webHidden/>
               </w:rPr>
-              <w:instrText xml:space="preserve"> PAGEREF _Toc205641414 \h </w:instrText>
+              <w:instrText xml:space="preserve"> PAGEREF _Toc223883103 \h </w:instrText>
             </w:r>
             <w:r>
               <w:rPr>
@@ -1406,7 +1389,7 @@
                 <w:noProof/>
                 <w:webHidden/>
               </w:rPr>
-              <w:t>1</w:t>
+              <w:t>15</w:t>
             </w:r>
             <w:r>
               <w:rPr>
@@ -1427,7 +1410,7 @@
               <w:noProof/>
             </w:rPr>
           </w:pPr>
-          <w:hyperlink w:anchor="_Toc205641415" w:history="1">
+          <w:hyperlink w:anchor="_Toc223883104" w:history="1">
             <w:r>
               <w:rPr>
                 <w:rStyle w:val="Hyperlink"/>
@@ -1454,7 +1437,7 @@
                 <w:noProof/>
                 <w:webHidden/>
               </w:rPr>
-              <w:instrText xml:space="preserve"> PAGEREF _Toc205641415 \h </w:instrText>
+              <w:instrText xml:space="preserve"> PAGEREF _Toc223883104 \h </w:instrText>
             </w:r>
             <w:r>
               <w:rPr>
@@ -1474,7 +1457,7 @@
                 <w:noProof/>
                 <w:webHidden/>
               </w:rPr>
-              <w:t>1</w:t>
+              <w:t>15</w:t>
             </w:r>
             <w:r>
               <w:rPr>
@@ -1495,7 +1478,7 @@
               <w:noProof/>
             </w:rPr>
           </w:pPr>
-          <w:hyperlink w:anchor="_Toc205641416" w:history="1">
+          <w:hyperlink w:anchor="_Toc223883105" w:history="1">
             <w:r>
               <w:rPr>
                 <w:rStyle w:val="Hyperlink"/>
@@ -1522,7 +1505,7 @@
                 <w:noProof/>
                 <w:webHidden/>
               </w:rPr>
-              <w:instrText xml:space="preserve"> PAGEREF _Toc205641416 \h </w:instrText>
+              <w:instrText xml:space="preserve"> PAGEREF _Toc223883105 \h </w:instrText>
             </w:r>
             <w:r>
               <w:rPr>
@@ -1542,7 +1525,7 @@
                 <w:noProof/>
                 <w:webHidden/>
               </w:rPr>
-              <w:t>1</w:t>
+              <w:t>16</w:t>
             </w:r>
             <w:r>
               <w:rPr>
@@ -1563,7 +1546,7 @@
               <w:noProof/>
             </w:rPr>
           </w:pPr>
-          <w:hyperlink w:anchor="_Toc205641417" w:history="1">
+          <w:hyperlink w:anchor="_Toc223883106" w:history="1">
             <w:r>
               <w:rPr>
                 <w:rStyle w:val="Hyperlink"/>
@@ -1606,7 +1589,7 @@
                 <w:noProof/>
                 <w:webHidden/>
               </w:rPr>
-              <w:instrText xml:space="preserve"> PAGEREF _Toc205641417 \h </w:instrText>
+              <w:instrText xml:space="preserve"> PAGEREF _Toc223883106 \h </w:instrText>
             </w:r>
             <w:r>
               <w:rPr>
@@ -1626,7 +1609,7 @@
                 <w:noProof/>
                 <w:webHidden/>
               </w:rPr>
-              <w:t>1</w:t>
+              <w:t>17</w:t>
             </w:r>
             <w:r>
               <w:rPr>
@@ -1647,7 +1630,7 @@
               <w:noProof/>
             </w:rPr>
           </w:pPr>
-          <w:hyperlink w:anchor="_Toc205641418" w:history="1">
+          <w:hyperlink w:anchor="_Toc223883107" w:history="1">
             <w:r>
               <w:rPr>
                 <w:rStyle w:val="Hyperlink"/>
@@ -1674,7 +1657,7 @@
                 <w:noProof/>
                 <w:webHidden/>
               </w:rPr>
-              <w:instrText xml:space="preserve"> PAGEREF _Toc205641418 \h </w:instrText>
+              <w:instrText xml:space="preserve"> PAGEREF _Toc223883107 \h </w:instrText>
             </w:r>
             <w:r>
               <w:rPr>
@@ -1694,7 +1677,7 @@
                 <w:noProof/>
                 <w:webHidden/>
               </w:rPr>
-              <w:t>1</w:t>
+              <w:t>18</w:t>
             </w:r>
             <w:r>
               <w:rPr>
@@ -1715,7 +1698,7 @@
               <w:noProof/>
             </w:rPr>
           </w:pPr>
-          <w:hyperlink w:anchor="_Toc205641419" w:history="1">
+          <w:hyperlink w:anchor="_Toc223883108" w:history="1">
             <w:r>
               <w:rPr>
                 <w:rStyle w:val="Hyperlink"/>
@@ -1742,7 +1725,7 @@
                 <w:noProof/>
                 <w:webHidden/>
               </w:rPr>
-              <w:instrText xml:space="preserve"> PAGEREF _Toc205641419 \h </w:instrText>
+              <w:instrText xml:space="preserve"> PAGEREF _Toc223883108 \h </w:instrText>
             </w:r>
             <w:r>
               <w:rPr>
@@ -1762,7 +1745,7 @@
                 <w:noProof/>
                 <w:webHidden/>
               </w:rPr>
-              <w:t>1</w:t>
+              <w:t>19</w:t>
             </w:r>
             <w:r>
               <w:rPr>
@@ -1783,7 +1766,7 @@
               <w:noProof/>
             </w:rPr>
           </w:pPr>
-          <w:hyperlink w:anchor="_Toc205641420" w:history="1">
+          <w:hyperlink w:anchor="_Toc223883109" w:history="1">
             <w:r>
               <w:rPr>
                 <w:rStyle w:val="Hyperlink"/>
@@ -1810,7 +1793,7 @@
                 <w:noProof/>
                 <w:webHidden/>
               </w:rPr>
-              <w:instrText xml:space="preserve"> PAGEREF _Toc205641420 \h </w:instrText>
+              <w:instrText xml:space="preserve"> PAGEREF _Toc223883109 \h </w:instrText>
             </w:r>
             <w:r>
               <w:rPr>
@@ -1830,7 +1813,7 @@
                 <w:noProof/>
                 <w:webHidden/>
               </w:rPr>
-              <w:t>1</w:t>
+              <w:t>19</w:t>
             </w:r>
             <w:r>
               <w:rPr>
@@ -1851,7 +1834,7 @@
               <w:noProof/>
             </w:rPr>
           </w:pPr>
-          <w:hyperlink w:anchor="_Toc205641421" w:history="1">
+          <w:hyperlink w:anchor="_Toc223883110" w:history="1">
             <w:r>
               <w:rPr>
                 <w:rStyle w:val="Hyperlink"/>
@@ -1878,7 +1861,7 @@
                 <w:noProof/>
                 <w:webHidden/>
               </w:rPr>
-              <w:instrText xml:space="preserve"> PAGEREF _Toc205641421 \h </w:instrText>
+              <w:instrText xml:space="preserve"> PAGEREF _Toc223883110 \h </w:instrText>
             </w:r>
             <w:r>
               <w:rPr>
@@ -1898,7 +1881,7 @@
                 <w:noProof/>
                 <w:webHidden/>
               </w:rPr>
-              <w:t>1</w:t>
+              <w:t>20</w:t>
             </w:r>
             <w:r>
               <w:rPr>
@@ -1919,7 +1902,7 @@
               <w:noProof/>
             </w:rPr>
           </w:pPr>
-          <w:hyperlink w:anchor="_Toc205641422" w:history="1">
+          <w:hyperlink w:anchor="_Toc223883111" w:history="1">
             <w:r>
               <w:rPr>
                 <w:rStyle w:val="Hyperlink"/>
@@ -1946,7 +1929,7 @@
                 <w:noProof/>
                 <w:webHidden/>
               </w:rPr>
-              <w:instrText xml:space="preserve"> PAGEREF _Toc205641422 \h </w:instrText>
+              <w:instrText xml:space="preserve"> PAGEREF _Toc223883111 \h </w:instrText>
             </w:r>
             <w:r>
               <w:rPr>
@@ -1966,7 +1949,7 @@
                 <w:noProof/>
                 <w:webHidden/>
               </w:rPr>
-              <w:t>1</w:t>
+              <w:t>20</w:t>
             </w:r>
             <w:r>
               <w:rPr>
@@ -1987,7 +1970,7 @@
               <w:noProof/>
             </w:rPr>
           </w:pPr>
-          <w:hyperlink w:anchor="_Toc205641423" w:history="1">
+          <w:hyperlink w:anchor="_Toc223883112" w:history="1">
             <w:r>
               <w:rPr>
                 <w:rStyle w:val="Hyperlink"/>
@@ -2014,7 +1997,7 @@
                 <w:noProof/>
                 <w:webHidden/>
               </w:rPr>
-              <w:instrText xml:space="preserve"> PAGEREF _Toc205641423 \h </w:instrText>
+              <w:instrText xml:space="preserve"> PAGEREF _Toc223883112 \h </w:instrText>
             </w:r>
             <w:r>
               <w:rPr>
@@ -2034,7 +2017,7 @@
                 <w:noProof/>
                 <w:webHidden/>
               </w:rPr>
-              <w:t>1</w:t>
+              <w:t>21</w:t>
             </w:r>
             <w:r>
               <w:rPr>
@@ -2055,7 +2038,7 @@
               <w:noProof/>
             </w:rPr>
           </w:pPr>
-          <w:hyperlink w:anchor="_Toc205641424" w:history="1">
+          <w:hyperlink w:anchor="_Toc223883113" w:history="1">
             <w:r>
               <w:rPr>
                 <w:rStyle w:val="Hyperlink"/>
@@ -2082,7 +2065,7 @@
                 <w:noProof/>
                 <w:webHidden/>
               </w:rPr>
-              <w:instrText xml:space="preserve"> PAGEREF _Toc205641424 \h </w:instrText>
+              <w:instrText xml:space="preserve"> PAGEREF _Toc223883113 \h </w:instrText>
             </w:r>
             <w:r>
               <w:rPr>
@@ -2102,7 +2085,7 @@
                 <w:noProof/>
                 <w:webHidden/>
               </w:rPr>
-              <w:t>1</w:t>
+              <w:t>22</w:t>
             </w:r>
             <w:r>
               <w:rPr>
@@ -2123,7 +2106,7 @@
               <w:noProof/>
             </w:rPr>
           </w:pPr>
-          <w:hyperlink w:anchor="_Toc205641425" w:history="1">
+          <w:hyperlink w:anchor="_Toc223883114" w:history="1">
             <w:r>
               <w:rPr>
                 <w:rStyle w:val="Hyperlink"/>
@@ -2150,7 +2133,7 @@
                 <w:noProof/>
                 <w:webHidden/>
               </w:rPr>
-              <w:instrText xml:space="preserve"> PAGEREF _Toc205641425 \h </w:instrText>
+              <w:instrText xml:space="preserve"> PAGEREF _Toc223883114 \h </w:instrText>
             </w:r>
             <w:r>
               <w:rPr>
@@ -2170,7 +2153,7 @@
                 <w:noProof/>
                 <w:webHidden/>
               </w:rPr>
-              <w:t>1</w:t>
+              <w:t>24</w:t>
             </w:r>
             <w:r>
               <w:rPr>
@@ -2191,7 +2174,7 @@
               <w:noProof/>
             </w:rPr>
           </w:pPr>
-          <w:hyperlink w:anchor="_Toc205641426" w:history="1">
+          <w:hyperlink w:anchor="_Toc223883115" w:history="1">
             <w:r>
               <w:rPr>
                 <w:rStyle w:val="Hyperlink"/>
@@ -2218,7 +2201,7 @@
                 <w:noProof/>
                 <w:webHidden/>
               </w:rPr>
-              <w:instrText xml:space="preserve"> PAGEREF _Toc205641426 \h </w:instrText>
+              <w:instrText xml:space="preserve"> PAGEREF _Toc223883115 \h </w:instrText>
             </w:r>
             <w:r>
               <w:rPr>
@@ -2238,7 +2221,7 @@
                 <w:noProof/>
                 <w:webHidden/>
               </w:rPr>
-              <w:t>1</w:t>
+              <w:t>25</w:t>
             </w:r>
             <w:r>
               <w:rPr>
@@ -2259,7 +2242,7 @@
               <w:noProof/>
             </w:rPr>
           </w:pPr>
-          <w:hyperlink w:anchor="_Toc205641427" w:history="1">
+          <w:hyperlink w:anchor="_Toc223883116" w:history="1">
             <w:r>
               <w:rPr>
                 <w:rStyle w:val="Hyperlink"/>
@@ -2286,7 +2269,7 @@
                 <w:noProof/>
                 <w:webHidden/>
               </w:rPr>
-              <w:instrText xml:space="preserve"> PAGEREF _Toc205641427 \h </w:instrText>
+              <w:instrText xml:space="preserve"> PAGEREF _Toc223883116 \h </w:instrText>
             </w:r>
             <w:r>
               <w:rPr>
@@ -2306,7 +2289,7 @@
                 <w:noProof/>
                 <w:webHidden/>
               </w:rPr>
-              <w:t>1</w:t>
+              <w:t>25</w:t>
             </w:r>
             <w:r>
               <w:rPr>
@@ -2327,7 +2310,7 @@
               <w:noProof/>
             </w:rPr>
           </w:pPr>
-          <w:hyperlink w:anchor="_Toc205641428" w:history="1">
+          <w:hyperlink w:anchor="_Toc223883117" w:history="1">
             <w:r>
               <w:rPr>
                 <w:rStyle w:val="Hyperlink"/>
@@ -2354,7 +2337,7 @@
                 <w:noProof/>
                 <w:webHidden/>
               </w:rPr>
-              <w:instrText xml:space="preserve"> PAGEREF _Toc205641428 \h </w:instrText>
+              <w:instrText xml:space="preserve"> PAGEREF _Toc223883117 \h </w:instrText>
             </w:r>
             <w:r>
               <w:rPr>
@@ -2374,7 +2357,7 @@
                 <w:noProof/>
                 <w:webHidden/>
               </w:rPr>
-              <w:t>1</w:t>
+              <w:t>26</w:t>
             </w:r>
             <w:r>
               <w:rPr>
@@ -2395,7 +2378,7 @@
               <w:noProof/>
             </w:rPr>
           </w:pPr>
-          <w:hyperlink w:anchor="_Toc205641429" w:history="1">
+          <w:hyperlink w:anchor="_Toc223883118" w:history="1">
             <w:r>
               <w:rPr>
                 <w:rStyle w:val="Hyperlink"/>
@@ -2422,7 +2405,7 @@
                 <w:noProof/>
                 <w:webHidden/>
               </w:rPr>
-              <w:instrText xml:space="preserve"> PAGEREF _Toc205641429 \h </w:instrText>
+              <w:instrText xml:space="preserve"> PAGEREF _Toc223883118 \h </w:instrText>
             </w:r>
             <w:r>
               <w:rPr>
@@ -2442,7 +2425,7 @@
                 <w:noProof/>
                 <w:webHidden/>
               </w:rPr>
-              <w:t>1</w:t>
+              <w:t>30</w:t>
             </w:r>
             <w:r>
               <w:rPr>
@@ -2462,10 +2445,58 @@
     </w:sdt>
     <w:p>
       <w:pPr>
+        <w:pStyle w:val="FirstParagraph"/>
+      </w:pPr>
+      <w:r>
+        <w:rPr>
+          <w:vertAlign w:val="superscript"/>
+        </w:rPr>
+        <w:t>1</w:t>
+      </w:r>
+      <w:r>
+        <w:t xml:space="preserve"> School of Agriculture, Food and Ecosystem Sciences, University of Melbourne</w:t>
+      </w:r>
+      <w:r>
+        <w:br/>
+      </w:r>
+      <w:r>
+        <w:rPr>
+          <w:vertAlign w:val="superscript"/>
+        </w:rPr>
+        <w:t>2</w:t>
+      </w:r>
+      <w:r>
+        <w:t xml:space="preserve"> Arthur Rylah Institute for Environmental Research, Department of Energy, Environment and Climate Action</w:t>
+      </w:r>
+    </w:p>
+    <w:p>
+      <w:pPr>
+        <w:pStyle w:val="BodyText"/>
+      </w:pPr>
+      <w:r>
+        <w:rPr>
+          <w:vertAlign w:val="superscript"/>
+        </w:rPr>
+        <w:t>✉</w:t>
+      </w:r>
+      <w:r>
+        <w:t xml:space="preserve"> Correspondence: </w:t>
+      </w:r>
+      <w:hyperlink r:id="rId9">
+        <w:r>
+          <w:rPr>
+            <w:rStyle w:val="Hyperlink"/>
+          </w:rPr>
+          <w:t>Elliot Gould &lt;elliot.gould@unimelb.edu.au&gt;</w:t>
+        </w:r>
+      </w:hyperlink>
+    </w:p>
+    <w:p>
+      <w:pPr>
         <w:pStyle w:val="Heading1"/>
       </w:pPr>
       <w:bookmarkStart w:id="0" w:name="study-information"/>
-      <w:bookmarkStart w:id="1" w:name="_Toc205641398"/>
+      <w:bookmarkStart w:id="1" w:name="_Toc223883087"/>
       <w:r>
         <w:t>Study Information</w:t>
       </w:r>
@@ -2476,7 +2507,7 @@
         <w:pStyle w:val="Heading2"/>
       </w:pPr>
       <w:bookmarkStart w:id="2" w:name="credit-contribution-statement"/>
-      <w:bookmarkStart w:id="3" w:name="_Toc205641399"/>
+      <w:bookmarkStart w:id="3" w:name="_Toc223883088"/>
       <w:r>
         <w:t>CRediT Contribution Statement</w:t>
       </w:r>
@@ -2485,8 +2516,7 @@
     <w:tbl>
       <w:tblPr>
         <w:tblStyle w:val="Table"/>
-        <w:tblW w:w="5000" w:type="pct"/>
-        <w:tblInd w:w="164" w:type="dxa"/>
+        <w:tblW w:w="0" w:type="auto"/>
         <w:tblBorders>
           <w:top w:val="single" w:sz="4" w:space="0" w:color="FC5300"/>
           <w:left w:val="single" w:sz="24" w:space="0" w:color="FC5300"/>
@@ -2526,22 +2556,22 @@
                 <w:noProof/>
               </w:rPr>
               <w:drawing>
-                <wp:inline distT="0" distB="0" distL="0" distR="0" wp14:anchorId="7C0F32E4" wp14:editId="6E206104">
+                <wp:inline distT="0" distB="0" distL="0" distR="0" wp14:anchorId="7C00F450" wp14:editId="4BA98C6F">
                   <wp:extent cx="152400" cy="152400"/>
                   <wp:effectExtent l="0" t="0" r="0" b="0"/>
-                  <wp:docPr id="24" name="Picture"/>
+                  <wp:docPr id="15" name="Picture"/>
                   <wp:cNvGraphicFramePr/>
                   <a:graphic xmlns:a="http://schemas.openxmlformats.org/drawingml/2006/main">
                     <a:graphicData uri="http://schemas.openxmlformats.org/drawingml/2006/picture">
                       <pic:pic xmlns:pic="http://schemas.openxmlformats.org/drawingml/2006/picture">
                         <pic:nvPicPr>
-                          <pic:cNvPr id="25" name="Picture" descr="/Applications/quarto/share/formats/docx/caution.png"/>
+                          <pic:cNvPr id="16" name="Picture" descr="/Applications/quarto/share/formats/docx/caution.png"/>
                           <pic:cNvPicPr>
                             <a:picLocks noChangeAspect="1" noChangeArrowheads="1"/>
                           </pic:cNvPicPr>
                         </pic:nvPicPr>
                         <pic:blipFill>
-                          <a:blip r:embed="rId8"/>
+                          <a:blip r:embed="rId10"/>
                           <a:stretch>
                             <a:fillRect/>
                           </a:stretch>
@@ -2593,7 +2623,7 @@
             <w:r>
               <w:t>Identify potential contributions according to the CRediT taxonomy (</w:t>
             </w:r>
-            <w:hyperlink r:id="rId9">
+            <w:hyperlink r:id="rId11">
               <w:r>
                 <w:rPr>
                   <w:rStyle w:val="Hyperlink"/>
@@ -2604,7 +2634,7 @@
             <w:r>
               <w:t xml:space="preserve">) and write a </w:t>
             </w:r>
-            <w:hyperlink r:id="rId10">
+            <w:hyperlink r:id="rId12">
               <w:r>
                 <w:rPr>
                   <w:rStyle w:val="Hyperlink"/>
@@ -2616,6 +2646,7 @@
               <w:t>.</w:t>
             </w:r>
           </w:p>
+          <w:p/>
         </w:tc>
       </w:tr>
     </w:tbl>
@@ -2624,9 +2655,10 @@
         <w:pStyle w:val="Heading2"/>
       </w:pPr>
       <w:bookmarkStart w:id="4" w:name="conflict-of-interest-statement"/>
-      <w:bookmarkStart w:id="5" w:name="_Toc205641400"/>
+      <w:bookmarkStart w:id="5" w:name="_Toc223883089"/>
       <w:bookmarkEnd w:id="2"/>
       <w:r>
+        <w:lastRenderedPageBreak/>
         <w:t>Conflict of Interest Statement</w:t>
       </w:r>
       <w:bookmarkEnd w:id="5"/>
@@ -2634,8 +2666,7 @@
     <w:tbl>
       <w:tblPr>
         <w:tblStyle w:val="Table"/>
-        <w:tblW w:w="5000" w:type="pct"/>
-        <w:tblInd w:w="164" w:type="dxa"/>
+        <w:tblW w:w="0" w:type="auto"/>
         <w:tblBorders>
           <w:top w:val="single" w:sz="4" w:space="0" w:color="FC5300"/>
           <w:left w:val="single" w:sz="24" w:space="0" w:color="FC5300"/>
@@ -2675,22 +2706,22 @@
                 <w:noProof/>
               </w:rPr>
               <w:drawing>
-                <wp:inline distT="0" distB="0" distL="0" distR="0" wp14:anchorId="6B36D0F5" wp14:editId="30FB469C">
+                <wp:inline distT="0" distB="0" distL="0" distR="0" wp14:anchorId="427D6367" wp14:editId="5F5B4187">
                   <wp:extent cx="152400" cy="152400"/>
                   <wp:effectExtent l="0" t="0" r="0" b="0"/>
-                  <wp:docPr id="29" name="Picture"/>
+                  <wp:docPr id="20" name="Picture"/>
                   <wp:cNvGraphicFramePr/>
                   <a:graphic xmlns:a="http://schemas.openxmlformats.org/drawingml/2006/main">
                     <a:graphicData uri="http://schemas.openxmlformats.org/drawingml/2006/picture">
                       <pic:pic xmlns:pic="http://schemas.openxmlformats.org/drawingml/2006/picture">
                         <pic:nvPicPr>
-                          <pic:cNvPr id="30" name="Picture" descr="/Applications/quarto/share/formats/docx/caution.png"/>
+                          <pic:cNvPr id="21" name="Picture" descr="/Applications/quarto/share/formats/docx/caution.png"/>
                           <pic:cNvPicPr>
                             <a:picLocks noChangeAspect="1" noChangeArrowheads="1"/>
                           </pic:cNvPicPr>
                         </pic:nvPicPr>
                         <pic:blipFill>
-                          <a:blip r:embed="rId8"/>
+                          <a:blip r:embed="rId10"/>
                           <a:stretch>
                             <a:fillRect/>
                           </a:stretch>
@@ -2743,10 +2774,10 @@
               </w:numPr>
             </w:pPr>
             <w:r>
-              <w:lastRenderedPageBreak/>
               <w:t>Explain any real or perceived conflicts of interest with this study execution. For example, any interests or activities that might be seen as influencing the research (e.g., financial interests in a test or procedure, funding by companies for research).</w:t>
             </w:r>
           </w:p>
+          <w:p/>
         </w:tc>
       </w:tr>
     </w:tbl>
@@ -2755,7 +2786,7 @@
         <w:pStyle w:val="Heading2"/>
       </w:pPr>
       <w:bookmarkStart w:id="6" w:name="data-availability-statement"/>
-      <w:bookmarkStart w:id="7" w:name="_Toc205641401"/>
+      <w:bookmarkStart w:id="7" w:name="_Toc223883090"/>
       <w:bookmarkEnd w:id="4"/>
       <w:r>
         <w:t>Data Availability Statement</w:t>
@@ -2765,8 +2796,7 @@
     <w:tbl>
       <w:tblPr>
         <w:tblStyle w:val="Table"/>
-        <w:tblW w:w="5000" w:type="pct"/>
-        <w:tblInd w:w="164" w:type="dxa"/>
+        <w:tblW w:w="0" w:type="auto"/>
         <w:tblBorders>
           <w:top w:val="single" w:sz="4" w:space="0" w:color="FC5300"/>
           <w:left w:val="single" w:sz="24" w:space="0" w:color="FC5300"/>
@@ -2806,22 +2836,22 @@
                 <w:noProof/>
               </w:rPr>
               <w:drawing>
-                <wp:inline distT="0" distB="0" distL="0" distR="0" wp14:anchorId="32D08F09" wp14:editId="060C273D">
+                <wp:inline distT="0" distB="0" distL="0" distR="0" wp14:anchorId="4AEDD373" wp14:editId="20D5C2D6">
                   <wp:extent cx="152400" cy="152400"/>
                   <wp:effectExtent l="0" t="0" r="0" b="0"/>
-                  <wp:docPr id="32" name="Picture"/>
+                  <wp:docPr id="23" name="Picture"/>
                   <wp:cNvGraphicFramePr/>
                   <a:graphic xmlns:a="http://schemas.openxmlformats.org/drawingml/2006/main">
                     <a:graphicData uri="http://schemas.openxmlformats.org/drawingml/2006/picture">
                       <pic:pic xmlns:pic="http://schemas.openxmlformats.org/drawingml/2006/picture">
                         <pic:nvPicPr>
-                          <pic:cNvPr id="33" name="Picture" descr="/Applications/quarto/share/formats/docx/caution.png"/>
+                          <pic:cNvPr id="24" name="Picture" descr="/Applications/quarto/share/formats/docx/caution.png"/>
                           <pic:cNvPicPr>
                             <a:picLocks noChangeAspect="1" noChangeArrowheads="1"/>
                           </pic:cNvPicPr>
                         </pic:nvPicPr>
                         <pic:blipFill>
-                          <a:blip r:embed="rId8"/>
+                          <a:blip r:embed="rId10"/>
                           <a:stretch>
                             <a:fillRect/>
                           </a:stretch>
@@ -2986,6 +3016,7 @@
               <w:t>Justify reason for not making data available.</w:t>
             </w:r>
           </w:p>
+          <w:p/>
         </w:tc>
       </w:tr>
     </w:tbl>
@@ -2994,7 +3025,7 @@
         <w:pStyle w:val="Heading2"/>
       </w:pPr>
       <w:bookmarkStart w:id="8" w:name="code-availability"/>
-      <w:bookmarkStart w:id="9" w:name="_Toc205641402"/>
+      <w:bookmarkStart w:id="9" w:name="_Toc223883091"/>
       <w:bookmarkEnd w:id="6"/>
       <w:r>
         <w:t>Code Availability</w:t>
@@ -3004,8 +3035,7 @@
     <w:tbl>
       <w:tblPr>
         <w:tblStyle w:val="Table"/>
-        <w:tblW w:w="5000" w:type="pct"/>
-        <w:tblInd w:w="164" w:type="dxa"/>
+        <w:tblW w:w="0" w:type="auto"/>
         <w:tblBorders>
           <w:top w:val="single" w:sz="4" w:space="0" w:color="FC5300"/>
           <w:left w:val="single" w:sz="24" w:space="0" w:color="FC5300"/>
@@ -3045,22 +3075,22 @@
                 <w:noProof/>
               </w:rPr>
               <w:drawing>
-                <wp:inline distT="0" distB="0" distL="0" distR="0" wp14:anchorId="1B49EFE8" wp14:editId="7E855937">
+                <wp:inline distT="0" distB="0" distL="0" distR="0" wp14:anchorId="43A06056" wp14:editId="7A9C9FDA">
                   <wp:extent cx="152400" cy="152400"/>
                   <wp:effectExtent l="0" t="0" r="0" b="0"/>
-                  <wp:docPr id="35" name="Picture"/>
+                  <wp:docPr id="26" name="Picture"/>
                   <wp:cNvGraphicFramePr/>
                   <a:graphic xmlns:a="http://schemas.openxmlformats.org/drawingml/2006/main">
                     <a:graphicData uri="http://schemas.openxmlformats.org/drawingml/2006/picture">
                       <pic:pic xmlns:pic="http://schemas.openxmlformats.org/drawingml/2006/picture">
                         <pic:nvPicPr>
-                          <pic:cNvPr id="36" name="Picture" descr="/Applications/quarto/share/formats/docx/caution.png"/>
+                          <pic:cNvPr id="27" name="Picture" descr="/Applications/quarto/share/formats/docx/caution.png"/>
                           <pic:cNvPicPr>
                             <a:picLocks noChangeAspect="1" noChangeArrowheads="1"/>
                           </pic:cNvPicPr>
                         </pic:nvPicPr>
                         <pic:blipFill>
-                          <a:blip r:embed="rId8"/>
+                          <a:blip r:embed="rId10"/>
                           <a:stretch>
                             <a:fillRect/>
                           </a:stretch>
@@ -3226,6 +3256,7 @@
               <w:t>Justify reason for not making code available.</w:t>
             </w:r>
           </w:p>
+          <w:p/>
         </w:tc>
       </w:tr>
     </w:tbl>
@@ -3234,7 +3265,7 @@
         <w:pStyle w:val="Heading2"/>
       </w:pPr>
       <w:bookmarkStart w:id="10" w:name="ethics"/>
-      <w:bookmarkStart w:id="11" w:name="_Toc205641403"/>
+      <w:bookmarkStart w:id="11" w:name="_Toc223883092"/>
       <w:bookmarkEnd w:id="8"/>
       <w:r>
         <w:t>Ethics</w:t>
@@ -3244,8 +3275,7 @@
     <w:tbl>
       <w:tblPr>
         <w:tblStyle w:val="Table"/>
-        <w:tblW w:w="5000" w:type="pct"/>
-        <w:tblInd w:w="164" w:type="dxa"/>
+        <w:tblW w:w="0" w:type="auto"/>
         <w:tblBorders>
           <w:top w:val="single" w:sz="4" w:space="0" w:color="FC5300"/>
           <w:left w:val="single" w:sz="24" w:space="0" w:color="FC5300"/>
@@ -3285,22 +3315,22 @@
                 <w:noProof/>
               </w:rPr>
               <w:drawing>
-                <wp:inline distT="0" distB="0" distL="0" distR="0" wp14:anchorId="5CBC8D30" wp14:editId="48814E2B">
+                <wp:inline distT="0" distB="0" distL="0" distR="0" wp14:anchorId="65AD5B84" wp14:editId="469CB164">
                   <wp:extent cx="152400" cy="152400"/>
                   <wp:effectExtent l="0" t="0" r="0" b="0"/>
-                  <wp:docPr id="38" name="Picture"/>
+                  <wp:docPr id="29" name="Picture"/>
                   <wp:cNvGraphicFramePr/>
                   <a:graphic xmlns:a="http://schemas.openxmlformats.org/drawingml/2006/main">
                     <a:graphicData uri="http://schemas.openxmlformats.org/drawingml/2006/picture">
                       <pic:pic xmlns:pic="http://schemas.openxmlformats.org/drawingml/2006/picture">
                         <pic:nvPicPr>
-                          <pic:cNvPr id="39" name="Picture" descr="/Applications/quarto/share/formats/docx/caution.png"/>
+                          <pic:cNvPr id="30" name="Picture" descr="/Applications/quarto/share/formats/docx/caution.png"/>
                           <pic:cNvPicPr>
                             <a:picLocks noChangeAspect="1" noChangeArrowheads="1"/>
                           </pic:cNvPicPr>
                         </pic:nvPicPr>
                         <pic:blipFill>
-                          <a:blip r:embed="rId8"/>
+                          <a:blip r:embed="rId10"/>
                           <a:stretch>
                             <a:fillRect/>
                           </a:stretch>
@@ -3392,6 +3422,7 @@
               <w:t>Alternatively, if the study is exempt from ethical approval, explain exemption.</w:t>
             </w:r>
           </w:p>
+          <w:p/>
         </w:tc>
       </w:tr>
     </w:tbl>
@@ -3400,7 +3431,7 @@
         <w:pStyle w:val="Heading1"/>
       </w:pPr>
       <w:bookmarkStart w:id="12" w:name="sec-problem-formulation"/>
-      <w:bookmarkStart w:id="13" w:name="_Toc205641404"/>
+      <w:bookmarkStart w:id="13" w:name="_Toc223883093"/>
       <w:bookmarkEnd w:id="0"/>
       <w:bookmarkEnd w:id="10"/>
       <w:r>
@@ -3411,8 +3442,7 @@
     <w:tbl>
       <w:tblPr>
         <w:tblStyle w:val="Table"/>
-        <w:tblW w:w="5000" w:type="pct"/>
-        <w:tblInd w:w="164" w:type="dxa"/>
+        <w:tblW w:w="0" w:type="auto"/>
         <w:tblBorders>
           <w:top w:val="single" w:sz="4" w:space="0" w:color="0758E5"/>
           <w:left w:val="single" w:sz="24" w:space="0" w:color="0758E5"/>
@@ -3452,22 +3482,22 @@
                 <w:noProof/>
               </w:rPr>
               <w:drawing>
-                <wp:inline distT="0" distB="0" distL="0" distR="0" wp14:anchorId="23A09865" wp14:editId="63032D30">
+                <wp:inline distT="0" distB="0" distL="0" distR="0" wp14:anchorId="044E2C63" wp14:editId="46098A63">
                   <wp:extent cx="152400" cy="152400"/>
                   <wp:effectExtent l="0" t="0" r="0" b="0"/>
-                  <wp:docPr id="43" name="Picture"/>
+                  <wp:docPr id="34" name="Picture"/>
                   <wp:cNvGraphicFramePr/>
                   <a:graphic xmlns:a="http://schemas.openxmlformats.org/drawingml/2006/main">
                     <a:graphicData uri="http://schemas.openxmlformats.org/drawingml/2006/picture">
                       <pic:pic xmlns:pic="http://schemas.openxmlformats.org/drawingml/2006/picture">
                         <pic:nvPicPr>
-                          <pic:cNvPr id="44" name="Picture" descr="/Applications/quarto/share/formats/docx/note.png"/>
+                          <pic:cNvPr id="35" name="Picture" descr="/Applications/quarto/share/formats/docx/note.png"/>
                           <pic:cNvPicPr>
                             <a:picLocks noChangeAspect="1" noChangeArrowheads="1"/>
                           </pic:cNvPicPr>
                         </pic:nvPicPr>
                         <pic:blipFill>
-                          <a:blip r:embed="rId11"/>
+                          <a:blip r:embed="rId13"/>
                           <a:stretch>
                             <a:fillRect/>
                           </a:stretch>
@@ -3532,6 +3562,7 @@
               <w:t>).</w:t>
             </w:r>
           </w:p>
+          <w:p/>
         </w:tc>
       </w:tr>
     </w:tbl>
@@ -3540,17 +3571,16 @@
         <w:pStyle w:val="Heading2"/>
       </w:pPr>
       <w:bookmarkStart w:id="14" w:name="model-context-and-purpose"/>
-      <w:bookmarkStart w:id="15" w:name="_Toc205641405"/>
-      <w:r>
-        <w:t>1.1 Model Context and Purpose</w:t>
+      <w:bookmarkStart w:id="15" w:name="_Toc223883094"/>
+      <w:r>
+        <w:t>1.1 Model context and purpose</w:t>
       </w:r>
       <w:bookmarkEnd w:id="15"/>
     </w:p>
     <w:tbl>
       <w:tblPr>
         <w:tblStyle w:val="Table"/>
-        <w:tblW w:w="5000" w:type="pct"/>
-        <w:tblInd w:w="164" w:type="dxa"/>
+        <w:tblW w:w="0" w:type="auto"/>
         <w:tblBorders>
           <w:top w:val="single" w:sz="4" w:space="0" w:color="0758E5"/>
           <w:left w:val="single" w:sz="24" w:space="0" w:color="0758E5"/>
@@ -3590,22 +3620,22 @@
                 <w:noProof/>
               </w:rPr>
               <w:drawing>
-                <wp:inline distT="0" distB="0" distL="0" distR="0" wp14:anchorId="0BE963C1" wp14:editId="13A4AA60">
+                <wp:inline distT="0" distB="0" distL="0" distR="0" wp14:anchorId="770EC92F" wp14:editId="0D490C62">
                   <wp:extent cx="152400" cy="152400"/>
                   <wp:effectExtent l="0" t="0" r="0" b="0"/>
-                  <wp:docPr id="45" name="Picture"/>
+                  <wp:docPr id="36" name="Picture"/>
                   <wp:cNvGraphicFramePr/>
                   <a:graphic xmlns:a="http://schemas.openxmlformats.org/drawingml/2006/main">
                     <a:graphicData uri="http://schemas.openxmlformats.org/drawingml/2006/picture">
                       <pic:pic xmlns:pic="http://schemas.openxmlformats.org/drawingml/2006/picture">
                         <pic:nvPicPr>
-                          <pic:cNvPr id="46" name="Picture" descr="/Applications/quarto/share/formats/docx/note.png"/>
+                          <pic:cNvPr id="37" name="Picture" descr="/Applications/quarto/share/formats/docx/note.png"/>
                           <pic:cNvPicPr>
                             <a:picLocks noChangeAspect="1" noChangeArrowheads="1"/>
                           </pic:cNvPicPr>
                         </pic:nvPicPr>
                         <pic:blipFill>
-                          <a:blip r:embed="rId11"/>
+                          <a:blip r:embed="rId13"/>
                           <a:stretch>
                             <a:fillRect/>
                           </a:stretch>
@@ -3711,6 +3741,7 @@
               <w:t>).</w:t>
             </w:r>
           </w:p>
+          <w:p/>
         </w:tc>
       </w:tr>
     </w:tbl>
@@ -3726,8 +3757,7 @@
     <w:tbl>
       <w:tblPr>
         <w:tblStyle w:val="Table"/>
-        <w:tblW w:w="5000" w:type="pct"/>
-        <w:tblInd w:w="164" w:type="dxa"/>
+        <w:tblW w:w="0" w:type="auto"/>
         <w:tblBorders>
           <w:top w:val="single" w:sz="4" w:space="0" w:color="FC5300"/>
           <w:left w:val="single" w:sz="24" w:space="0" w:color="FC5300"/>
@@ -3767,22 +3797,22 @@
                 <w:noProof/>
               </w:rPr>
               <w:drawing>
-                <wp:inline distT="0" distB="0" distL="0" distR="0" wp14:anchorId="2F28CE63" wp14:editId="4B827791">
+                <wp:inline distT="0" distB="0" distL="0" distR="0" wp14:anchorId="466CCC44" wp14:editId="56E51D2D">
                   <wp:extent cx="152400" cy="152400"/>
                   <wp:effectExtent l="0" t="0" r="0" b="0"/>
-                  <wp:docPr id="47" name="Picture"/>
+                  <wp:docPr id="38" name="Picture"/>
                   <wp:cNvGraphicFramePr/>
                   <a:graphic xmlns:a="http://schemas.openxmlformats.org/drawingml/2006/main">
                     <a:graphicData uri="http://schemas.openxmlformats.org/drawingml/2006/picture">
                       <pic:pic xmlns:pic="http://schemas.openxmlformats.org/drawingml/2006/picture">
                         <pic:nvPicPr>
-                          <pic:cNvPr id="48" name="Picture" descr="/Applications/quarto/share/formats/docx/caution.png"/>
+                          <pic:cNvPr id="39" name="Picture" descr="/Applications/quarto/share/formats/docx/caution.png"/>
                           <pic:cNvPicPr>
                             <a:picLocks noChangeAspect="1" noChangeArrowheads="1"/>
                           </pic:cNvPicPr>
                         </pic:nvPicPr>
                         <pic:blipFill>
-                          <a:blip r:embed="rId8"/>
+                          <a:blip r:embed="rId10"/>
                           <a:stretch>
                             <a:fillRect/>
                           </a:stretch>
@@ -3887,6 +3917,7 @@
               <w:t>Describe the decision-making context in which the model will be used (if relevant).</w:t>
             </w:r>
           </w:p>
+          <w:p/>
         </w:tc>
       </w:tr>
     </w:tbl>
@@ -3897,14 +3928,14 @@
       <w:bookmarkStart w:id="17" w:name="Xf9f158dff3f4c90c53d3d227b81a46ff5f1a371"/>
       <w:bookmarkEnd w:id="16"/>
       <w:r>
+        <w:lastRenderedPageBreak/>
         <w:t>1.1.2 Model purpose, context and problem context</w:t>
       </w:r>
     </w:p>
     <w:tbl>
       <w:tblPr>
         <w:tblStyle w:val="Table"/>
-        <w:tblW w:w="5000" w:type="pct"/>
-        <w:tblInd w:w="164" w:type="dxa"/>
+        <w:tblW w:w="0" w:type="auto"/>
         <w:tblBorders>
           <w:top w:val="single" w:sz="4" w:space="0" w:color="FC5300"/>
           <w:left w:val="single" w:sz="24" w:space="0" w:color="FC5300"/>
@@ -3944,22 +3975,22 @@
                 <w:noProof/>
               </w:rPr>
               <w:drawing>
-                <wp:inline distT="0" distB="0" distL="0" distR="0" wp14:anchorId="6731DA14" wp14:editId="7E881A63">
+                <wp:inline distT="0" distB="0" distL="0" distR="0" wp14:anchorId="2E9D2456" wp14:editId="5D87BAAD">
                   <wp:extent cx="152400" cy="152400"/>
                   <wp:effectExtent l="0" t="0" r="0" b="0"/>
-                  <wp:docPr id="50" name="Picture"/>
+                  <wp:docPr id="41" name="Picture"/>
                   <wp:cNvGraphicFramePr/>
                   <a:graphic xmlns:a="http://schemas.openxmlformats.org/drawingml/2006/main">
                     <a:graphicData uri="http://schemas.openxmlformats.org/drawingml/2006/picture">
                       <pic:pic xmlns:pic="http://schemas.openxmlformats.org/drawingml/2006/picture">
                         <pic:nvPicPr>
-                          <pic:cNvPr id="51" name="Picture" descr="/Applications/quarto/share/formats/docx/caution.png"/>
+                          <pic:cNvPr id="42" name="Picture" descr="/Applications/quarto/share/formats/docx/caution.png"/>
                           <pic:cNvPicPr>
                             <a:picLocks noChangeAspect="1" noChangeArrowheads="1"/>
                           </pic:cNvPicPr>
                         </pic:nvPicPr>
                         <pic:blipFill>
-                          <a:blip r:embed="rId8"/>
+                          <a:blip r:embed="rId10"/>
                           <a:stretch>
                             <a:fillRect/>
                           </a:stretch>
@@ -4013,7 +4044,6 @@
                 <w:i/>
                 <w:iCs/>
               </w:rPr>
-              <w:lastRenderedPageBreak/>
               <w:t>Briefly outline:</w:t>
             </w:r>
           </w:p>
@@ -4065,6 +4095,7 @@
               <w:t>Ensure that you specify any focal taxa and study objectives.</w:t>
             </w:r>
           </w:p>
+          <w:p/>
         </w:tc>
       </w:tr>
     </w:tbl>
@@ -4081,8 +4112,7 @@
     <w:tbl>
       <w:tblPr>
         <w:tblStyle w:val="Table"/>
-        <w:tblW w:w="5000" w:type="pct"/>
-        <w:tblInd w:w="164" w:type="dxa"/>
+        <w:tblW w:w="0" w:type="auto"/>
         <w:tblBorders>
           <w:top w:val="single" w:sz="4" w:space="0" w:color="0758E5"/>
           <w:left w:val="single" w:sz="24" w:space="0" w:color="0758E5"/>
@@ -4122,22 +4152,22 @@
                 <w:noProof/>
               </w:rPr>
               <w:drawing>
-                <wp:inline distT="0" distB="0" distL="0" distR="0" wp14:anchorId="46694219" wp14:editId="4F1995C5">
+                <wp:inline distT="0" distB="0" distL="0" distR="0" wp14:anchorId="3B116AF8" wp14:editId="26418A0E">
                   <wp:extent cx="152400" cy="152400"/>
                   <wp:effectExtent l="0" t="0" r="0" b="0"/>
-                  <wp:docPr id="53" name="Picture"/>
+                  <wp:docPr id="44" name="Picture"/>
                   <wp:cNvGraphicFramePr/>
                   <a:graphic xmlns:a="http://schemas.openxmlformats.org/drawingml/2006/main">
                     <a:graphicData uri="http://schemas.openxmlformats.org/drawingml/2006/picture">
                       <pic:pic xmlns:pic="http://schemas.openxmlformats.org/drawingml/2006/picture">
                         <pic:nvPicPr>
-                          <pic:cNvPr id="54" name="Picture" descr="/Applications/quarto/share/formats/docx/note.png"/>
+                          <pic:cNvPr id="45" name="Picture" descr="/Applications/quarto/share/formats/docx/note.png"/>
                           <pic:cNvPicPr>
                             <a:picLocks noChangeAspect="1" noChangeArrowheads="1"/>
                           </pic:cNvPicPr>
                         </pic:nvPicPr>
                         <pic:blipFill>
-                          <a:blip r:embed="rId11"/>
+                          <a:blip r:embed="rId13"/>
                           <a:stretch>
                             <a:fillRect/>
                           </a:stretch>
@@ -4234,6 +4264,7 @@
               <w:t>).</w:t>
             </w:r>
           </w:p>
+          <w:p/>
         </w:tc>
       </w:tr>
     </w:tbl>
@@ -4248,8 +4279,7 @@
     <w:tbl>
       <w:tblPr>
         <w:tblStyle w:val="Table"/>
-        <w:tblW w:w="5000" w:type="pct"/>
-        <w:tblInd w:w="164" w:type="dxa"/>
+        <w:tblW w:w="0" w:type="auto"/>
         <w:tblBorders>
           <w:top w:val="single" w:sz="4" w:space="0" w:color="FC5300"/>
           <w:left w:val="single" w:sz="24" w:space="0" w:color="FC5300"/>
@@ -4289,22 +4319,22 @@
                 <w:noProof/>
               </w:rPr>
               <w:drawing>
-                <wp:inline distT="0" distB="0" distL="0" distR="0" wp14:anchorId="2393747E" wp14:editId="6AE8DC03">
+                <wp:inline distT="0" distB="0" distL="0" distR="0" wp14:anchorId="3B5A0C62" wp14:editId="0899E884">
                   <wp:extent cx="152400" cy="152400"/>
                   <wp:effectExtent l="0" t="0" r="0" b="0"/>
-                  <wp:docPr id="55" name="Picture"/>
+                  <wp:docPr id="46" name="Picture"/>
                   <wp:cNvGraphicFramePr/>
                   <a:graphic xmlns:a="http://schemas.openxmlformats.org/drawingml/2006/main">
                     <a:graphicData uri="http://schemas.openxmlformats.org/drawingml/2006/picture">
                       <pic:pic xmlns:pic="http://schemas.openxmlformats.org/drawingml/2006/picture">
                         <pic:nvPicPr>
-                          <pic:cNvPr id="56" name="Picture" descr="/Applications/quarto/share/formats/docx/caution.png"/>
+                          <pic:cNvPr id="47" name="Picture" descr="/Applications/quarto/share/formats/docx/caution.png"/>
                           <pic:cNvPicPr>
                             <a:picLocks noChangeAspect="1" noChangeArrowheads="1"/>
                           </pic:cNvPicPr>
                         </pic:nvPicPr>
                         <pic:blipFill>
-                          <a:blip r:embed="rId8"/>
+                          <a:blip r:embed="rId10"/>
                           <a:stretch>
                             <a:fillRect/>
                           </a:stretch>
@@ -4491,6 +4521,7 @@
               <w:t>Specify scenarios under which decisions are investigated.</w:t>
             </w:r>
           </w:p>
+          <w:p/>
         </w:tc>
       </w:tr>
     </w:tbl>
@@ -4507,8 +4538,7 @@
     <w:tbl>
       <w:tblPr>
         <w:tblStyle w:val="Table"/>
-        <w:tblW w:w="5000" w:type="pct"/>
-        <w:tblInd w:w="164" w:type="dxa"/>
+        <w:tblW w:w="0" w:type="auto"/>
         <w:tblBorders>
           <w:top w:val="single" w:sz="4" w:space="0" w:color="FC5300"/>
           <w:left w:val="single" w:sz="24" w:space="0" w:color="FC5300"/>
@@ -4548,22 +4578,22 @@
                 <w:noProof/>
               </w:rPr>
               <w:drawing>
-                <wp:inline distT="0" distB="0" distL="0" distR="0" wp14:anchorId="024D61EB" wp14:editId="6DB22D64">
+                <wp:inline distT="0" distB="0" distL="0" distR="0" wp14:anchorId="1379CC6C" wp14:editId="42A4151D">
                   <wp:extent cx="152400" cy="152400"/>
                   <wp:effectExtent l="0" t="0" r="0" b="0"/>
-                  <wp:docPr id="58" name="Picture"/>
+                  <wp:docPr id="49" name="Picture"/>
                   <wp:cNvGraphicFramePr/>
                   <a:graphic xmlns:a="http://schemas.openxmlformats.org/drawingml/2006/main">
                     <a:graphicData uri="http://schemas.openxmlformats.org/drawingml/2006/picture">
                       <pic:pic xmlns:pic="http://schemas.openxmlformats.org/drawingml/2006/picture">
                         <pic:nvPicPr>
-                          <pic:cNvPr id="59" name="Picture" descr="/Applications/quarto/share/formats/docx/caution.png"/>
+                          <pic:cNvPr id="50" name="Picture" descr="/Applications/quarto/share/formats/docx/caution.png"/>
                           <pic:cNvPicPr>
                             <a:picLocks noChangeAspect="1" noChangeArrowheads="1"/>
                           </pic:cNvPicPr>
                         </pic:nvPicPr>
                         <pic:blipFill>
-                          <a:blip r:embed="rId8"/>
+                          <a:blip r:embed="rId10"/>
                           <a:stretch>
                             <a:fillRect/>
                           </a:stretch>
@@ -4643,6 +4673,7 @@
               <w:t>When must the model be completed by, e.g. to help make a decision?</w:t>
             </w:r>
           </w:p>
+          <w:p/>
         </w:tc>
       </w:tr>
     </w:tbl>
@@ -4659,8 +4690,7 @@
     <w:tbl>
       <w:tblPr>
         <w:tblStyle w:val="Table"/>
-        <w:tblW w:w="5000" w:type="pct"/>
-        <w:tblInd w:w="164" w:type="dxa"/>
+        <w:tblW w:w="0" w:type="auto"/>
         <w:tblBorders>
           <w:top w:val="single" w:sz="4" w:space="0" w:color="FC5300"/>
           <w:left w:val="single" w:sz="24" w:space="0" w:color="FC5300"/>
@@ -4700,22 +4730,22 @@
                 <w:noProof/>
               </w:rPr>
               <w:drawing>
-                <wp:inline distT="0" distB="0" distL="0" distR="0" wp14:anchorId="678437EF" wp14:editId="5662BE17">
+                <wp:inline distT="0" distB="0" distL="0" distR="0" wp14:anchorId="2BCAD71F" wp14:editId="1FAB9515">
                   <wp:extent cx="152400" cy="152400"/>
                   <wp:effectExtent l="0" t="0" r="0" b="0"/>
-                  <wp:docPr id="61" name="Picture"/>
+                  <wp:docPr id="52" name="Picture"/>
                   <wp:cNvGraphicFramePr/>
                   <a:graphic xmlns:a="http://schemas.openxmlformats.org/drawingml/2006/main">
                     <a:graphicData uri="http://schemas.openxmlformats.org/drawingml/2006/picture">
                       <pic:pic xmlns:pic="http://schemas.openxmlformats.org/drawingml/2006/picture">
                         <pic:nvPicPr>
-                          <pic:cNvPr id="62" name="Picture" descr="/Applications/quarto/share/formats/docx/caution.png"/>
+                          <pic:cNvPr id="53" name="Picture" descr="/Applications/quarto/share/formats/docx/caution.png"/>
                           <pic:cNvPicPr>
                             <a:picLocks noChangeAspect="1" noChangeArrowheads="1"/>
                           </pic:cNvPicPr>
                         </pic:nvPicPr>
                         <pic:blipFill>
-                          <a:blip r:embed="rId8"/>
+                          <a:blip r:embed="rId10"/>
                           <a:stretch>
                             <a:fillRect/>
                           </a:stretch>
@@ -4806,6 +4836,7 @@
               <w:t>).</w:t>
             </w:r>
           </w:p>
+          <w:p/>
         </w:tc>
       </w:tr>
     </w:tbl>
@@ -4822,8 +4853,7 @@
     <w:tbl>
       <w:tblPr>
         <w:tblStyle w:val="Table"/>
-        <w:tblW w:w="5000" w:type="pct"/>
-        <w:tblInd w:w="164" w:type="dxa"/>
+        <w:tblW w:w="0" w:type="auto"/>
         <w:tblBorders>
           <w:top w:val="single" w:sz="4" w:space="0" w:color="0758E5"/>
           <w:left w:val="single" w:sz="24" w:space="0" w:color="0758E5"/>
@@ -4863,22 +4893,22 @@
                 <w:noProof/>
               </w:rPr>
               <w:drawing>
-                <wp:inline distT="0" distB="0" distL="0" distR="0" wp14:anchorId="25235245" wp14:editId="5717F9B5">
+                <wp:inline distT="0" distB="0" distL="0" distR="0" wp14:anchorId="148311C9" wp14:editId="034E069E">
                   <wp:extent cx="152400" cy="152400"/>
                   <wp:effectExtent l="0" t="0" r="0" b="0"/>
-                  <wp:docPr id="64" name="Picture"/>
+                  <wp:docPr id="55" name="Picture"/>
                   <wp:cNvGraphicFramePr/>
                   <a:graphic xmlns:a="http://schemas.openxmlformats.org/drawingml/2006/main">
                     <a:graphicData uri="http://schemas.openxmlformats.org/drawingml/2006/picture">
                       <pic:pic xmlns:pic="http://schemas.openxmlformats.org/drawingml/2006/picture">
                         <pic:nvPicPr>
-                          <pic:cNvPr id="65" name="Picture" descr="/Applications/quarto/share/formats/docx/note.png"/>
+                          <pic:cNvPr id="56" name="Picture" descr="/Applications/quarto/share/formats/docx/note.png"/>
                           <pic:cNvPicPr>
                             <a:picLocks noChangeAspect="1" noChangeArrowheads="1"/>
                           </pic:cNvPicPr>
                         </pic:nvPicPr>
                         <pic:blipFill>
-                          <a:blip r:embed="rId11"/>
+                          <a:blip r:embed="rId13"/>
                           <a:stretch>
                             <a:fillRect/>
                           </a:stretch>
@@ -4953,6 +4983,7 @@
               <w:t>) may not be warranted. However, larger generalisations about results may be acceptable if the data comes from experimentally manipulated or controlled systems.</w:t>
             </w:r>
           </w:p>
+          <w:p/>
         </w:tc>
       </w:tr>
     </w:tbl>
@@ -4967,8 +4998,7 @@
     <w:tbl>
       <w:tblPr>
         <w:tblStyle w:val="Table"/>
-        <w:tblW w:w="5000" w:type="pct"/>
-        <w:tblInd w:w="164" w:type="dxa"/>
+        <w:tblW w:w="0" w:type="auto"/>
         <w:tblBorders>
           <w:top w:val="single" w:sz="4" w:space="0" w:color="FC5300"/>
           <w:left w:val="single" w:sz="24" w:space="0" w:color="FC5300"/>
@@ -5008,22 +5038,22 @@
                 <w:noProof/>
               </w:rPr>
               <w:drawing>
-                <wp:inline distT="0" distB="0" distL="0" distR="0" wp14:anchorId="4DD36A06" wp14:editId="429736C8">
+                <wp:inline distT="0" distB="0" distL="0" distR="0" wp14:anchorId="63609085" wp14:editId="0A953635">
                   <wp:extent cx="152400" cy="152400"/>
                   <wp:effectExtent l="0" t="0" r="0" b="0"/>
-                  <wp:docPr id="66" name="Picture"/>
+                  <wp:docPr id="57" name="Picture"/>
                   <wp:cNvGraphicFramePr/>
                   <a:graphic xmlns:a="http://schemas.openxmlformats.org/drawingml/2006/main">
                     <a:graphicData uri="http://schemas.openxmlformats.org/drawingml/2006/picture">
                       <pic:pic xmlns:pic="http://schemas.openxmlformats.org/drawingml/2006/picture">
                         <pic:nvPicPr>
-                          <pic:cNvPr id="67" name="Picture" descr="/Applications/quarto/share/formats/docx/caution.png"/>
+                          <pic:cNvPr id="58" name="Picture" descr="/Applications/quarto/share/formats/docx/caution.png"/>
                           <pic:cNvPicPr>
                             <a:picLocks noChangeAspect="1" noChangeArrowheads="1"/>
                           </pic:cNvPicPr>
                         </pic:nvPicPr>
                         <pic:blipFill>
-                          <a:blip r:embed="rId8"/>
+                          <a:blip r:embed="rId10"/>
                           <a:stretch>
                             <a:fillRect/>
                           </a:stretch>
@@ -5090,6 +5120,7 @@
               <w:t>)?</w:t>
             </w:r>
           </w:p>
+          <w:p/>
         </w:tc>
       </w:tr>
     </w:tbl>
@@ -5098,19 +5129,18 @@
         <w:pStyle w:val="Heading2"/>
       </w:pPr>
       <w:bookmarkStart w:id="22" w:name="scenario-analysis-operationalisation"/>
-      <w:bookmarkStart w:id="23" w:name="_Toc205641406"/>
+      <w:bookmarkStart w:id="23" w:name="_Toc223883095"/>
       <w:bookmarkEnd w:id="14"/>
       <w:bookmarkEnd w:id="21"/>
       <w:r>
-        <w:t>1.2 Scenario Analysis Operationalisation</w:t>
+        <w:t>1.2 Scenario analysis operationalisation</w:t>
       </w:r>
       <w:bookmarkEnd w:id="23"/>
     </w:p>
     <w:tbl>
       <w:tblPr>
         <w:tblStyle w:val="Table"/>
-        <w:tblW w:w="5000" w:type="pct"/>
-        <w:tblInd w:w="164" w:type="dxa"/>
+        <w:tblW w:w="0" w:type="auto"/>
         <w:tblBorders>
           <w:top w:val="single" w:sz="4" w:space="0" w:color="FC5300"/>
           <w:left w:val="single" w:sz="24" w:space="0" w:color="FC5300"/>
@@ -5150,22 +5180,22 @@
                 <w:noProof/>
               </w:rPr>
               <w:drawing>
-                <wp:inline distT="0" distB="0" distL="0" distR="0" wp14:anchorId="3E1D5EE3" wp14:editId="07CE0834">
+                <wp:inline distT="0" distB="0" distL="0" distR="0" wp14:anchorId="194D4B59" wp14:editId="455062BC">
                   <wp:extent cx="152400" cy="152400"/>
                   <wp:effectExtent l="0" t="0" r="0" b="0"/>
-                  <wp:docPr id="70" name="Picture"/>
+                  <wp:docPr id="61" name="Picture"/>
                   <wp:cNvGraphicFramePr/>
                   <a:graphic xmlns:a="http://schemas.openxmlformats.org/drawingml/2006/main">
                     <a:graphicData uri="http://schemas.openxmlformats.org/drawingml/2006/picture">
                       <pic:pic xmlns:pic="http://schemas.openxmlformats.org/drawingml/2006/picture">
                         <pic:nvPicPr>
-                          <pic:cNvPr id="71" name="Picture" descr="/Applications/quarto/share/formats/docx/caution.png"/>
+                          <pic:cNvPr id="62" name="Picture" descr="/Applications/quarto/share/formats/docx/caution.png"/>
                           <pic:cNvPicPr>
                             <a:picLocks noChangeAspect="1" noChangeArrowheads="1"/>
                           </pic:cNvPicPr>
                         </pic:nvPicPr>
                         <pic:blipFill>
-                          <a:blip r:embed="rId8"/>
+                          <a:blip r:embed="rId10"/>
                           <a:stretch>
                             <a:fillRect/>
                           </a:stretch>
@@ -5218,6 +5248,7 @@
               </w:numPr>
             </w:pPr>
             <w:r>
+              <w:lastRenderedPageBreak/>
               <w:t xml:space="preserve">How will you operationalise any scenarios identified in </w:t>
             </w:r>
             <w:hyperlink w:anchor="sec-analytical-objectives">
@@ -5256,6 +5287,7 @@
               <w:t>Justify or otherwise explain how you chose these measures and determined performance criteria in relation to the analytical objectives, model purpose and modelling context, such as the risk attitudes of decision-makers and stakeholders within this system</w:t>
             </w:r>
           </w:p>
+          <w:p/>
         </w:tc>
       </w:tr>
     </w:tbl>
@@ -5264,11 +5296,10 @@
         <w:pStyle w:val="Heading1"/>
       </w:pPr>
       <w:bookmarkStart w:id="24" w:name="define-conceptual-model"/>
-      <w:bookmarkStart w:id="25" w:name="_Toc205641407"/>
+      <w:bookmarkStart w:id="25" w:name="_Toc223883096"/>
       <w:bookmarkEnd w:id="12"/>
       <w:bookmarkEnd w:id="22"/>
       <w:r>
-        <w:lastRenderedPageBreak/>
         <w:t>2. Define Conceptual Model</w:t>
       </w:r>
       <w:bookmarkEnd w:id="25"/>
@@ -5276,8 +5307,7 @@
     <w:tbl>
       <w:tblPr>
         <w:tblStyle w:val="Table"/>
-        <w:tblW w:w="5000" w:type="pct"/>
-        <w:tblInd w:w="164" w:type="dxa"/>
+        <w:tblW w:w="0" w:type="auto"/>
         <w:tblBorders>
           <w:top w:val="single" w:sz="4" w:space="0" w:color="0758E5"/>
           <w:left w:val="single" w:sz="24" w:space="0" w:color="0758E5"/>
@@ -5317,22 +5347,22 @@
                 <w:noProof/>
               </w:rPr>
               <w:drawing>
-                <wp:inline distT="0" distB="0" distL="0" distR="0" wp14:anchorId="061D6F49" wp14:editId="3243066F">
+                <wp:inline distT="0" distB="0" distL="0" distR="0" wp14:anchorId="37E89220" wp14:editId="703AA891">
                   <wp:extent cx="152400" cy="152400"/>
                   <wp:effectExtent l="0" t="0" r="0" b="0"/>
-                  <wp:docPr id="74" name="Picture"/>
+                  <wp:docPr id="65" name="Picture"/>
                   <wp:cNvGraphicFramePr/>
                   <a:graphic xmlns:a="http://schemas.openxmlformats.org/drawingml/2006/main">
                     <a:graphicData uri="http://schemas.openxmlformats.org/drawingml/2006/picture">
                       <pic:pic xmlns:pic="http://schemas.openxmlformats.org/drawingml/2006/picture">
                         <pic:nvPicPr>
-                          <pic:cNvPr id="75" name="Picture" descr="/Applications/quarto/share/formats/docx/note.png"/>
+                          <pic:cNvPr id="66" name="Picture" descr="/Applications/quarto/share/formats/docx/note.png"/>
                           <pic:cNvPicPr>
                             <a:picLocks noChangeAspect="1" noChangeArrowheads="1"/>
                           </pic:cNvPicPr>
                         </pic:nvPicPr>
                         <pic:blipFill>
-                          <a:blip r:embed="rId11"/>
+                          <a:blip r:embed="rId13"/>
                           <a:stretch>
                             <a:fillRect/>
                           </a:stretch>
@@ -5407,6 +5437,7 @@
               <w:t>).</w:t>
             </w:r>
           </w:p>
+          <w:p/>
         </w:tc>
       </w:tr>
     </w:tbl>
@@ -5415,7 +5446,7 @@
         <w:pStyle w:val="Heading2"/>
       </w:pPr>
       <w:bookmarkStart w:id="26" w:name="Xc757cd579762bdd2fd1b00f4e2614affbe620dd"/>
-      <w:bookmarkStart w:id="27" w:name="_Toc205641408"/>
+      <w:bookmarkStart w:id="27" w:name="_Toc223883097"/>
       <w:r>
         <w:t>2.1 Choose elicitation and representation method</w:t>
       </w:r>
@@ -5424,8 +5455,7 @@
     <w:tbl>
       <w:tblPr>
         <w:tblStyle w:val="Table"/>
-        <w:tblW w:w="5000" w:type="pct"/>
-        <w:tblInd w:w="164" w:type="dxa"/>
+        <w:tblW w:w="0" w:type="auto"/>
         <w:tblBorders>
           <w:top w:val="single" w:sz="4" w:space="0" w:color="FC5300"/>
           <w:left w:val="single" w:sz="24" w:space="0" w:color="FC5300"/>
@@ -5465,22 +5495,22 @@
                 <w:noProof/>
               </w:rPr>
               <w:drawing>
-                <wp:inline distT="0" distB="0" distL="0" distR="0" wp14:anchorId="505A8BAB" wp14:editId="3CACF391">
+                <wp:inline distT="0" distB="0" distL="0" distR="0" wp14:anchorId="1561C5CE" wp14:editId="62EE1E5D">
                   <wp:extent cx="152400" cy="152400"/>
                   <wp:effectExtent l="0" t="0" r="0" b="0"/>
-                  <wp:docPr id="76" name="Picture"/>
+                  <wp:docPr id="67" name="Picture"/>
                   <wp:cNvGraphicFramePr/>
                   <a:graphic xmlns:a="http://schemas.openxmlformats.org/drawingml/2006/main">
                     <a:graphicData uri="http://schemas.openxmlformats.org/drawingml/2006/picture">
                       <pic:pic xmlns:pic="http://schemas.openxmlformats.org/drawingml/2006/picture">
                         <pic:nvPicPr>
-                          <pic:cNvPr id="77" name="Picture" descr="/Applications/quarto/share/formats/docx/caution.png"/>
+                          <pic:cNvPr id="68" name="Picture" descr="/Applications/quarto/share/formats/docx/caution.png"/>
                           <pic:cNvPicPr>
                             <a:picLocks noChangeAspect="1" noChangeArrowheads="1"/>
                           </pic:cNvPicPr>
                         </pic:nvPicPr>
                         <pic:blipFill>
-                          <a:blip r:embed="rId8"/>
+                          <a:blip r:embed="rId10"/>
                           <a:stretch>
                             <a:fillRect/>
                           </a:stretch>
@@ -5570,6 +5600,7 @@
               <w:t>Finally, how do you intend on representing the final conceptual model? This will likely depend on the method chosen to elicit the conceptual model.</w:t>
             </w:r>
           </w:p>
+          <w:p/>
         </w:tc>
       </w:tr>
     </w:tbl>
@@ -5578,18 +5609,17 @@
         <w:pStyle w:val="Heading2"/>
       </w:pPr>
       <w:bookmarkStart w:id="28" w:name="X8e2490392dfafc9a2a57bd44533b1edefe37d46"/>
-      <w:bookmarkStart w:id="29" w:name="_Toc205641409"/>
+      <w:bookmarkStart w:id="29" w:name="_Toc223883098"/>
       <w:bookmarkEnd w:id="26"/>
       <w:r>
-        <w:t>2.2 Explain Critical Conceptual Design Decisions</w:t>
+        <w:t>2.2 Explain critical conceptual design decisions</w:t>
       </w:r>
       <w:bookmarkEnd w:id="29"/>
     </w:p>
     <w:tbl>
       <w:tblPr>
         <w:tblStyle w:val="Table"/>
-        <w:tblW w:w="5000" w:type="pct"/>
-        <w:tblInd w:w="164" w:type="dxa"/>
+        <w:tblW w:w="0" w:type="auto"/>
         <w:tblBorders>
           <w:top w:val="single" w:sz="4" w:space="0" w:color="FC5300"/>
           <w:left w:val="single" w:sz="24" w:space="0" w:color="FC5300"/>
@@ -5629,22 +5659,22 @@
                 <w:noProof/>
               </w:rPr>
               <w:drawing>
-                <wp:inline distT="0" distB="0" distL="0" distR="0" wp14:anchorId="5208D05A" wp14:editId="372DDBE5">
+                <wp:inline distT="0" distB="0" distL="0" distR="0" wp14:anchorId="640FCE45" wp14:editId="4D6909E7">
                   <wp:extent cx="152400" cy="152400"/>
                   <wp:effectExtent l="0" t="0" r="0" b="0"/>
-                  <wp:docPr id="79" name="Picture"/>
+                  <wp:docPr id="70" name="Picture"/>
                   <wp:cNvGraphicFramePr/>
                   <a:graphic xmlns:a="http://schemas.openxmlformats.org/drawingml/2006/main">
                     <a:graphicData uri="http://schemas.openxmlformats.org/drawingml/2006/picture">
                       <pic:pic xmlns:pic="http://schemas.openxmlformats.org/drawingml/2006/picture">
                         <pic:nvPicPr>
-                          <pic:cNvPr id="80" name="Picture" descr="/Applications/quarto/share/formats/docx/caution.png"/>
+                          <pic:cNvPr id="71" name="Picture" descr="/Applications/quarto/share/formats/docx/caution.png"/>
                           <pic:cNvPicPr>
                             <a:picLocks noChangeAspect="1" noChangeArrowheads="1"/>
                           </pic:cNvPicPr>
                         </pic:nvPicPr>
                         <pic:blipFill>
-                          <a:blip r:embed="rId8"/>
+                          <a:blip r:embed="rId10"/>
                           <a:stretch>
                             <a:fillRect/>
                           </a:stretch>
@@ -5698,6 +5728,7 @@
                 <w:i/>
                 <w:iCs/>
               </w:rPr>
+              <w:lastRenderedPageBreak/>
               <w:t>List and explain critical conceptual design decisions (</w:t>
             </w:r>
             <w:hyperlink w:anchor="ref-Grimm:2014es">
@@ -5778,6 +5809,7 @@
               <w:t>Explain and justify the influence of particular theories, concepts, or earlier models against alternative conceptual design decisions that might lead to alternative model structures.</w:t>
             </w:r>
           </w:p>
+          <w:p/>
         </w:tc>
       </w:tr>
     </w:tbl>
@@ -5786,7 +5818,7 @@
         <w:pStyle w:val="Heading2"/>
       </w:pPr>
       <w:bookmarkStart w:id="30" w:name="model-assumptions-and-uncertainties"/>
-      <w:bookmarkStart w:id="31" w:name="_Toc205641410"/>
+      <w:bookmarkStart w:id="31" w:name="_Toc223883099"/>
       <w:bookmarkEnd w:id="28"/>
       <w:r>
         <w:t>2.3 Model assumptions and uncertainties</w:t>
@@ -5796,8 +5828,7 @@
     <w:tbl>
       <w:tblPr>
         <w:tblStyle w:val="Table"/>
-        <w:tblW w:w="5000" w:type="pct"/>
-        <w:tblInd w:w="164" w:type="dxa"/>
+        <w:tblW w:w="0" w:type="auto"/>
         <w:tblBorders>
           <w:top w:val="single" w:sz="4" w:space="0" w:color="FC5300"/>
           <w:left w:val="single" w:sz="24" w:space="0" w:color="FC5300"/>
@@ -5837,22 +5868,22 @@
                 <w:noProof/>
               </w:rPr>
               <w:drawing>
-                <wp:inline distT="0" distB="0" distL="0" distR="0" wp14:anchorId="7559B9CD" wp14:editId="0E39F6F8">
+                <wp:inline distT="0" distB="0" distL="0" distR="0" wp14:anchorId="51ADBEC8" wp14:editId="117CCCA9">
                   <wp:extent cx="152400" cy="152400"/>
                   <wp:effectExtent l="0" t="0" r="0" b="0"/>
-                  <wp:docPr id="82" name="Picture"/>
+                  <wp:docPr id="73" name="Picture"/>
                   <wp:cNvGraphicFramePr/>
                   <a:graphic xmlns:a="http://schemas.openxmlformats.org/drawingml/2006/main">
                     <a:graphicData uri="http://schemas.openxmlformats.org/drawingml/2006/picture">
                       <pic:pic xmlns:pic="http://schemas.openxmlformats.org/drawingml/2006/picture">
                         <pic:nvPicPr>
-                          <pic:cNvPr id="83" name="Picture" descr="/Applications/quarto/share/formats/docx/caution.png"/>
+                          <pic:cNvPr id="74" name="Picture" descr="/Applications/quarto/share/formats/docx/caution.png"/>
                           <pic:cNvPicPr>
                             <a:picLocks noChangeAspect="1" noChangeArrowheads="1"/>
                           </pic:cNvPicPr>
                         </pic:nvPicPr>
                         <pic:blipFill>
-                          <a:blip r:embed="rId8"/>
+                          <a:blip r:embed="rId10"/>
                           <a:stretch>
                             <a:fillRect/>
                           </a:stretch>
@@ -5906,7 +5937,6 @@
                 <w:i/>
                 <w:iCs/>
               </w:rPr>
-              <w:lastRenderedPageBreak/>
               <w:t>Specify key assumptions and uncertainties underlying the model design, describing how uncertainty and variation will be represented in the model (</w:t>
             </w:r>
             <w:hyperlink w:anchor="ref-Moallemi2019">
@@ -5963,6 +5993,7 @@
               <w:t>structural / conceptual nonparametric uncertainty in the model.</w:t>
             </w:r>
           </w:p>
+          <w:p/>
         </w:tc>
       </w:tr>
     </w:tbl>
@@ -5971,7 +6002,7 @@
         <w:pStyle w:val="Heading2"/>
       </w:pPr>
       <w:bookmarkStart w:id="32" w:name="Xf65bf13e64e26a6e9858b3bc66237165cce0b89"/>
-      <w:bookmarkStart w:id="33" w:name="_Toc205641411"/>
+      <w:bookmarkStart w:id="33" w:name="_Toc223883100"/>
       <w:bookmarkEnd w:id="30"/>
       <w:r>
         <w:t>2.4 Identify predictor and response variables</w:t>
@@ -5981,8 +6012,7 @@
     <w:tbl>
       <w:tblPr>
         <w:tblStyle w:val="Table"/>
-        <w:tblW w:w="5000" w:type="pct"/>
-        <w:tblInd w:w="164" w:type="dxa"/>
+        <w:tblW w:w="0" w:type="auto"/>
         <w:tblBorders>
           <w:top w:val="single" w:sz="4" w:space="0" w:color="0758E5"/>
           <w:left w:val="single" w:sz="24" w:space="0" w:color="0758E5"/>
@@ -6022,22 +6052,22 @@
                 <w:noProof/>
               </w:rPr>
               <w:drawing>
-                <wp:inline distT="0" distB="0" distL="0" distR="0" wp14:anchorId="60C4478E" wp14:editId="64FA0D04">
+                <wp:inline distT="0" distB="0" distL="0" distR="0" wp14:anchorId="7BC4263D" wp14:editId="2EFBF0DE">
                   <wp:extent cx="152400" cy="152400"/>
                   <wp:effectExtent l="0" t="0" r="0" b="0"/>
-                  <wp:docPr id="85" name="Picture"/>
+                  <wp:docPr id="76" name="Picture"/>
                   <wp:cNvGraphicFramePr/>
                   <a:graphic xmlns:a="http://schemas.openxmlformats.org/drawingml/2006/main">
                     <a:graphicData uri="http://schemas.openxmlformats.org/drawingml/2006/picture">
                       <pic:pic xmlns:pic="http://schemas.openxmlformats.org/drawingml/2006/picture">
                         <pic:nvPicPr>
-                          <pic:cNvPr id="86" name="Picture" descr="/Applications/quarto/share/formats/docx/note.png"/>
+                          <pic:cNvPr id="77" name="Picture" descr="/Applications/quarto/share/formats/docx/note.png"/>
                           <pic:cNvPicPr>
                             <a:picLocks noChangeAspect="1" noChangeArrowheads="1"/>
                           </pic:cNvPicPr>
                         </pic:nvPicPr>
                         <pic:blipFill>
-                          <a:blip r:embed="rId11"/>
+                          <a:blip r:embed="rId13"/>
                           <a:stretch>
                             <a:fillRect/>
                           </a:stretch>
@@ -6101,6 +6131,7 @@
               <w:t>).</w:t>
             </w:r>
           </w:p>
+          <w:p/>
         </w:tc>
       </w:tr>
     </w:tbl>
@@ -6115,8 +6146,7 @@
     <w:tbl>
       <w:tblPr>
         <w:tblStyle w:val="Table"/>
-        <w:tblW w:w="5000" w:type="pct"/>
-        <w:tblInd w:w="164" w:type="dxa"/>
+        <w:tblW w:w="0" w:type="auto"/>
         <w:tblBorders>
           <w:top w:val="single" w:sz="4" w:space="0" w:color="FC5300"/>
           <w:left w:val="single" w:sz="24" w:space="0" w:color="FC5300"/>
@@ -6156,22 +6186,22 @@
                 <w:noProof/>
               </w:rPr>
               <w:drawing>
-                <wp:inline distT="0" distB="0" distL="0" distR="0" wp14:anchorId="67D24B03" wp14:editId="099495E6">
+                <wp:inline distT="0" distB="0" distL="0" distR="0" wp14:anchorId="12542E1F" wp14:editId="427A1AF3">
                   <wp:extent cx="152400" cy="152400"/>
                   <wp:effectExtent l="0" t="0" r="0" b="0"/>
-                  <wp:docPr id="87" name="Picture"/>
+                  <wp:docPr id="78" name="Picture"/>
                   <wp:cNvGraphicFramePr/>
                   <a:graphic xmlns:a="http://schemas.openxmlformats.org/drawingml/2006/main">
                     <a:graphicData uri="http://schemas.openxmlformats.org/drawingml/2006/picture">
                       <pic:pic xmlns:pic="http://schemas.openxmlformats.org/drawingml/2006/picture">
                         <pic:nvPicPr>
-                          <pic:cNvPr id="88" name="Picture" descr="/Applications/quarto/share/formats/docx/caution.png"/>
+                          <pic:cNvPr id="79" name="Picture" descr="/Applications/quarto/share/formats/docx/caution.png"/>
                           <pic:cNvPicPr>
                             <a:picLocks noChangeAspect="1" noChangeArrowheads="1"/>
                           </pic:cNvPicPr>
                         </pic:nvPicPr>
                         <pic:blipFill>
-                          <a:blip r:embed="rId8"/>
+                          <a:blip r:embed="rId10"/>
                           <a:stretch>
                             <a:fillRect/>
                           </a:stretch>
@@ -6225,6 +6255,7 @@
                 <w:i/>
                 <w:iCs/>
               </w:rPr>
+              <w:lastRenderedPageBreak/>
               <w:t>Identify and define system system variables and structures, referencing scenario definitions, and the scope of the model as described within problem formulation:</w:t>
             </w:r>
           </w:p>
@@ -6300,6 +6331,7 @@
               <w:t>Explain how any key concepts or terms within problem or decision-making contexts, such as regulatory terms, will be operationalised and defined in a biologically meaningful way to answer the research question appropriately?</w:t>
             </w:r>
           </w:p>
+          <w:p/>
         </w:tc>
       </w:tr>
     </w:tbl>
@@ -6308,7 +6340,7 @@
         <w:pStyle w:val="Heading2"/>
       </w:pPr>
       <w:bookmarkStart w:id="34" w:name="X9cb9f18974a53c13b369d8e829cb7bf2fca2286"/>
-      <w:bookmarkStart w:id="35" w:name="_Toc205641412"/>
+      <w:bookmarkStart w:id="35" w:name="_Toc223883101"/>
       <w:bookmarkEnd w:id="32"/>
       <w:r>
         <w:t>2.5 Define prior knowledge, data specification and evaluation</w:t>
@@ -6318,8 +6350,7 @@
     <w:tbl>
       <w:tblPr>
         <w:tblStyle w:val="Table"/>
-        <w:tblW w:w="5000" w:type="pct"/>
-        <w:tblInd w:w="164" w:type="dxa"/>
+        <w:tblW w:w="0" w:type="auto"/>
         <w:tblBorders>
           <w:top w:val="single" w:sz="4" w:space="0" w:color="0758E5"/>
           <w:left w:val="single" w:sz="24" w:space="0" w:color="0758E5"/>
@@ -6359,22 +6390,22 @@
                 <w:noProof/>
               </w:rPr>
               <w:drawing>
-                <wp:inline distT="0" distB="0" distL="0" distR="0" wp14:anchorId="244749EF" wp14:editId="5DEC2433">
+                <wp:inline distT="0" distB="0" distL="0" distR="0" wp14:anchorId="6168C540" wp14:editId="0B641473">
                   <wp:extent cx="152400" cy="152400"/>
                   <wp:effectExtent l="0" t="0" r="0" b="0"/>
-                  <wp:docPr id="90" name="Picture"/>
+                  <wp:docPr id="81" name="Picture"/>
                   <wp:cNvGraphicFramePr/>
                   <a:graphic xmlns:a="http://schemas.openxmlformats.org/drawingml/2006/main">
                     <a:graphicData uri="http://schemas.openxmlformats.org/drawingml/2006/picture">
                       <pic:pic xmlns:pic="http://schemas.openxmlformats.org/drawingml/2006/picture">
                         <pic:nvPicPr>
-                          <pic:cNvPr id="91" name="Picture" descr="/Applications/quarto/share/formats/docx/note.png"/>
+                          <pic:cNvPr id="82" name="Picture" descr="/Applications/quarto/share/formats/docx/note.png"/>
                           <pic:cNvPicPr>
                             <a:picLocks noChangeAspect="1" noChangeArrowheads="1"/>
                           </pic:cNvPicPr>
                         </pic:nvPicPr>
                         <pic:blipFill>
-                          <a:blip r:embed="rId11"/>
+                          <a:blip r:embed="rId13"/>
                           <a:stretch>
                             <a:fillRect/>
                           </a:stretch>
@@ -6427,6 +6458,7 @@
               <w:t>This section specifies the plan for collecting, processing and preparing data available for parameterisation, determining model structure, and for scenario analysis. It also allows the researchers to disclose any prior interaction with the data.</w:t>
             </w:r>
           </w:p>
+          <w:p/>
         </w:tc>
       </w:tr>
     </w:tbl>
@@ -6436,15 +6468,13 @@
       </w:pPr>
       <w:bookmarkStart w:id="36" w:name="X769c0fa3dfc35f8f3d77637513ad92856cccab7"/>
       <w:r>
-        <w:lastRenderedPageBreak/>
         <w:t>2.5.1 Collate available data sources that could be used to parameterise or structure the model</w:t>
       </w:r>
     </w:p>
     <w:tbl>
       <w:tblPr>
         <w:tblStyle w:val="Table"/>
-        <w:tblW w:w="5000" w:type="pct"/>
-        <w:tblInd w:w="164" w:type="dxa"/>
+        <w:tblW w:w="0" w:type="auto"/>
         <w:tblBorders>
           <w:top w:val="single" w:sz="4" w:space="0" w:color="FC5300"/>
           <w:left w:val="single" w:sz="24" w:space="0" w:color="FC5300"/>
@@ -6484,22 +6514,22 @@
                 <w:noProof/>
               </w:rPr>
               <w:drawing>
-                <wp:inline distT="0" distB="0" distL="0" distR="0" wp14:anchorId="47359237" wp14:editId="6D373214">
+                <wp:inline distT="0" distB="0" distL="0" distR="0" wp14:anchorId="19713E58" wp14:editId="28718326">
                   <wp:extent cx="152400" cy="152400"/>
                   <wp:effectExtent l="0" t="0" r="0" b="0"/>
-                  <wp:docPr id="92" name="Picture"/>
+                  <wp:docPr id="83" name="Picture"/>
                   <wp:cNvGraphicFramePr/>
                   <a:graphic xmlns:a="http://schemas.openxmlformats.org/drawingml/2006/main">
                     <a:graphicData uri="http://schemas.openxmlformats.org/drawingml/2006/picture">
                       <pic:pic xmlns:pic="http://schemas.openxmlformats.org/drawingml/2006/picture">
                         <pic:nvPicPr>
-                          <pic:cNvPr id="93" name="Picture" descr="/Applications/quarto/share/formats/docx/caution.png"/>
+                          <pic:cNvPr id="84" name="Picture" descr="/Applications/quarto/share/formats/docx/caution.png"/>
                           <pic:cNvPicPr>
                             <a:picLocks noChangeAspect="1" noChangeArrowheads="1"/>
                           </pic:cNvPicPr>
                         </pic:nvPicPr>
                         <pic:blipFill>
-                          <a:blip r:embed="rId8"/>
+                          <a:blip r:embed="rId10"/>
                           <a:stretch>
                             <a:fillRect/>
                           </a:stretch>
@@ -6553,6 +6583,7 @@
                 <w:b/>
                 <w:bCs/>
               </w:rPr>
+              <w:lastRenderedPageBreak/>
               <w:t>For pre-existing data (delete as appropriate):</w:t>
             </w:r>
           </w:p>
@@ -6697,7 +6728,7 @@
               </w:numPr>
             </w:pPr>
             <w:r>
-              <w:t>Data collection procedures - Please describe your data collection process, including how sites and transects or any other physical unit were selected and arranged. Describe any inclusion or exclusion rules, and the study timeline.</w:t>
+              <w:t>Data collection procedures - describe your data collection process, including how sites and transects or any other physical unit were selected and arranged. Describe any inclusion or exclusion rules, and the study timeline.</w:t>
             </w:r>
           </w:p>
           <w:p>
@@ -6736,6 +6767,7 @@
               <w:t>If sample size cannot be specified, specify a stopping rule - i.e. how will you decide when to terminate your data collection?</w:t>
             </w:r>
           </w:p>
+          <w:p/>
         </w:tc>
       </w:tr>
     </w:tbl>
@@ -6752,8 +6784,7 @@
     <w:tbl>
       <w:tblPr>
         <w:tblStyle w:val="Table"/>
-        <w:tblW w:w="5000" w:type="pct"/>
-        <w:tblInd w:w="164" w:type="dxa"/>
+        <w:tblW w:w="0" w:type="auto"/>
         <w:tblBorders>
           <w:top w:val="single" w:sz="4" w:space="0" w:color="FC5300"/>
           <w:left w:val="single" w:sz="24" w:space="0" w:color="FC5300"/>
@@ -6793,22 +6824,22 @@
                 <w:noProof/>
               </w:rPr>
               <w:drawing>
-                <wp:inline distT="0" distB="0" distL="0" distR="0" wp14:anchorId="79890AE5" wp14:editId="1973E71C">
+                <wp:inline distT="0" distB="0" distL="0" distR="0" wp14:anchorId="25C0FFBB" wp14:editId="781F61E0">
                   <wp:extent cx="152400" cy="152400"/>
                   <wp:effectExtent l="0" t="0" r="0" b="0"/>
-                  <wp:docPr id="95" name="Picture"/>
+                  <wp:docPr id="86" name="Picture"/>
                   <wp:cNvGraphicFramePr/>
                   <a:graphic xmlns:a="http://schemas.openxmlformats.org/drawingml/2006/main">
                     <a:graphicData uri="http://schemas.openxmlformats.org/drawingml/2006/picture">
                       <pic:pic xmlns:pic="http://schemas.openxmlformats.org/drawingml/2006/picture">
                         <pic:nvPicPr>
-                          <pic:cNvPr id="96" name="Picture" descr="/Applications/quarto/share/formats/docx/caution.png"/>
+                          <pic:cNvPr id="87" name="Picture" descr="/Applications/quarto/share/formats/docx/caution.png"/>
                           <pic:cNvPicPr>
                             <a:picLocks noChangeAspect="1" noChangeArrowheads="1"/>
                           </pic:cNvPicPr>
                         </pic:nvPicPr>
                         <pic:blipFill>
-                          <a:blip r:embed="rId8"/>
+                          <a:blip r:embed="rId10"/>
                           <a:stretch>
                             <a:fillRect/>
                           </a:stretch>
@@ -6865,6 +6896,7 @@
               <w:t>Describe any data preparation and processing steps, including manipulation of environmental layers (e.g. standardisation and geographic projection) or variable construction (e.g. Principal Component Analysis).</w:t>
             </w:r>
           </w:p>
+          <w:p/>
         </w:tc>
       </w:tr>
     </w:tbl>
@@ -6872,17 +6904,16 @@
       <w:pPr>
         <w:pStyle w:val="Heading3"/>
       </w:pPr>
-      <w:bookmarkStart w:id="38" w:name="X38ae844c6e94f143f1d9476913a8ca96ce588a9"/>
+      <w:bookmarkStart w:id="38" w:name="sec-exploratory-analyses"/>
       <w:bookmarkEnd w:id="37"/>
       <w:r>
-        <w:t>2.5.3 Describe any data exploration or preliminary data analyses.</w:t>
+        <w:t>2.5.3 Describe any data exploration or preliminary data analyses</w:t>
       </w:r>
     </w:p>
     <w:tbl>
       <w:tblPr>
         <w:tblStyle w:val="Table"/>
-        <w:tblW w:w="5000" w:type="pct"/>
-        <w:tblInd w:w="164" w:type="dxa"/>
+        <w:tblW w:w="0" w:type="auto"/>
         <w:tblBorders>
           <w:top w:val="single" w:sz="4" w:space="0" w:color="0758E5"/>
           <w:left w:val="single" w:sz="24" w:space="0" w:color="0758E5"/>
@@ -6922,22 +6953,22 @@
                 <w:noProof/>
               </w:rPr>
               <w:drawing>
-                <wp:inline distT="0" distB="0" distL="0" distR="0" wp14:anchorId="0E75D0A7" wp14:editId="58D241FA">
+                <wp:inline distT="0" distB="0" distL="0" distR="0" wp14:anchorId="66FAD060" wp14:editId="3F18D269">
                   <wp:extent cx="152400" cy="152400"/>
                   <wp:effectExtent l="0" t="0" r="0" b="0"/>
-                  <wp:docPr id="98" name="Picture"/>
+                  <wp:docPr id="89" name="Picture"/>
                   <wp:cNvGraphicFramePr/>
                   <a:graphic xmlns:a="http://schemas.openxmlformats.org/drawingml/2006/main">
                     <a:graphicData uri="http://schemas.openxmlformats.org/drawingml/2006/picture">
                       <pic:pic xmlns:pic="http://schemas.openxmlformats.org/drawingml/2006/picture">
                         <pic:nvPicPr>
-                          <pic:cNvPr id="99" name="Picture" descr="/Applications/quarto/share/formats/docx/note.png"/>
+                          <pic:cNvPr id="90" name="Picture" descr="/Applications/quarto/share/formats/docx/note.png"/>
                           <pic:cNvPicPr>
                             <a:picLocks noChangeAspect="1" noChangeArrowheads="1"/>
                           </pic:cNvPicPr>
                         </pic:nvPicPr>
                         <pic:blipFill>
-                          <a:blip r:embed="rId11"/>
+                          <a:blip r:embed="rId13"/>
                           <a:stretch>
                             <a:fillRect/>
                           </a:stretch>
@@ -6987,7 +7018,7 @@
               <w:spacing w:before="16" w:after="16"/>
             </w:pPr>
             <w:r>
-              <w:t>In most modelling cases, it is necessary to perform preliminary analyses to understand the data and check that assumptions and requirements of the chosen modelling procedures are met. Data exploration prior to model fitting or development may include exploratory analyses to check for collinearity, spatial and temporal coverage, quality and resolution, outliers, or the need for transformations (</w:t>
+              <w:t>In many modelling cases, it is necessary to perform preliminary analyses to understand the data and check that assumptions and requirements of the chosen modelling procedures are met. Data exploration prior to model fitting or development may include exploratory analyses to check for collinearity, spatial and temporal coverage, quality and resolution, outliers, or the need for transformations (</w:t>
             </w:r>
             <w:hyperlink w:anchor="ref-Yates2018">
               <w:r>
@@ -7001,6 +7032,7 @@
               <w:t>).</w:t>
             </w:r>
           </w:p>
+          <w:p/>
         </w:tc>
       </w:tr>
     </w:tbl>
@@ -7015,8 +7047,226 @@
     <w:tbl>
       <w:tblPr>
         <w:tblStyle w:val="Table"/>
-        <w:tblW w:w="5000" w:type="pct"/>
-        <w:tblInd w:w="164" w:type="dxa"/>
+        <w:tblW w:w="0" w:type="auto"/>
+        <w:tblBorders>
+          <w:top w:val="single" w:sz="4" w:space="0" w:color="EB9113"/>
+          <w:left w:val="single" w:sz="24" w:space="0" w:color="EB9113"/>
+          <w:bottom w:val="single" w:sz="4" w:space="0" w:color="EB9113"/>
+          <w:right w:val="single" w:sz="4" w:space="0" w:color="EB9113"/>
+        </w:tblBorders>
+        <w:tblCellMar>
+          <w:left w:w="144" w:type="dxa"/>
+          <w:right w:w="144" w:type="dxa"/>
+        </w:tblCellMar>
+        <w:tblLook w:val="0000" w:firstRow="0" w:lastRow="0" w:firstColumn="0" w:lastColumn="0" w:noHBand="0" w:noVBand="0"/>
+      </w:tblPr>
+      <w:tblGrid>
+        <w:gridCol w:w="9648"/>
+      </w:tblGrid>
+      <w:tr>
+        <w:trPr>
+          <w:cantSplit/>
+        </w:trPr>
+        <w:tc>
+          <w:tcPr>
+            <w:tcW w:w="0" w:type="auto"/>
+            <w:shd w:val="clear" w:color="auto" w:fill="FCEFDC"/>
+            <w:tcMar>
+              <w:top w:w="92" w:type="dxa"/>
+              <w:bottom w:w="92" w:type="dxa"/>
+            </w:tcMar>
+          </w:tcPr>
+          <w:p>
+            <w:pPr>
+              <w:pStyle w:val="BodyText"/>
+              <w:spacing w:before="0" w:after="0"/>
+              <w:textAlignment w:val="center"/>
+            </w:pPr>
+            <w:r>
+              <w:rPr>
+                <w:noProof/>
+              </w:rPr>
+              <w:drawing>
+                <wp:inline distT="0" distB="0" distL="0" distR="0" wp14:anchorId="364CD053" wp14:editId="3BE0D340">
+                  <wp:extent cx="152400" cy="152400"/>
+                  <wp:effectExtent l="0" t="0" r="0" b="0"/>
+                  <wp:docPr id="92" name="Picture"/>
+                  <wp:cNvGraphicFramePr/>
+                  <a:graphic xmlns:a="http://schemas.openxmlformats.org/drawingml/2006/main">
+                    <a:graphicData uri="http://schemas.openxmlformats.org/drawingml/2006/picture">
+                      <pic:pic xmlns:pic="http://schemas.openxmlformats.org/drawingml/2006/picture">
+                        <pic:nvPicPr>
+                          <pic:cNvPr id="93" name="Picture" descr="/Applications/quarto/share/formats/docx/warning.png"/>
+                          <pic:cNvPicPr>
+                            <a:picLocks noChangeAspect="1" noChangeArrowheads="1"/>
+                          </pic:cNvPicPr>
+                        </pic:nvPicPr>
+                        <pic:blipFill>
+                          <a:blip r:embed="rId14"/>
+                          <a:stretch>
+                            <a:fillRect/>
+                          </a:stretch>
+                        </pic:blipFill>
+                        <pic:spPr bwMode="auto">
+                          <a:xfrm>
+                            <a:off x="0" y="0"/>
+                            <a:ext cx="152400" cy="152400"/>
+                          </a:xfrm>
+                          <a:prstGeom prst="rect">
+                            <a:avLst/>
+                          </a:prstGeom>
+                          <a:noFill/>
+                          <a:ln w="9525">
+                            <a:noFill/>
+                            <a:headEnd/>
+                            <a:tailEnd/>
+                          </a:ln>
+                        </pic:spPr>
+                      </pic:pic>
+                    </a:graphicData>
+                  </a:graphic>
+                </wp:inline>
+              </w:drawing>
+            </w:r>
+            <w:r>
+              <w:t xml:space="preserve">  Caution! Beware questionable research practices and overfitting</w:t>
+            </w:r>
+          </w:p>
+        </w:tc>
+      </w:tr>
+      <w:tr>
+        <w:trPr>
+          <w:cantSplit/>
+        </w:trPr>
+        <w:tc>
+          <w:tcPr>
+            <w:tcW w:w="0" w:type="auto"/>
+            <w:tcMar>
+              <w:top w:w="108" w:type="dxa"/>
+              <w:bottom w:w="108" w:type="dxa"/>
+            </w:tcMar>
+          </w:tcPr>
+          <w:p>
+            <w:pPr>
+              <w:pStyle w:val="BodyText"/>
+              <w:spacing w:before="16"/>
+            </w:pPr>
+            <w:r>
+              <w:t>Any modelling and analysis decisions based on data exploration or preliminary investigations increase the risk of questionable research practices and overfitting (</w:t>
+            </w:r>
+            <w:hyperlink w:anchor="ref-Gould2026">
+              <w:r>
+                <w:rPr>
+                  <w:rStyle w:val="Hyperlink"/>
+                </w:rPr>
+                <w:t>Gould et al., 2026</w:t>
+              </w:r>
+            </w:hyperlink>
+            <w:r>
+              <w:t xml:space="preserve">). Such </w:t>
+            </w:r>
+            <w:r>
+              <w:rPr>
+                <w:i/>
+                <w:iCs/>
+              </w:rPr>
+              <w:t>data-dependent</w:t>
+            </w:r>
+            <w:r>
+              <w:t xml:space="preserve"> analytic decisions (</w:t>
+            </w:r>
+            <w:hyperlink w:anchor="ref-Liu2020">
+              <w:r>
+                <w:rPr>
+                  <w:rStyle w:val="Hyperlink"/>
+                </w:rPr>
+                <w:t>Y. Liu et al., 2020</w:t>
+              </w:r>
+            </w:hyperlink>
+            <w:r>
+              <w:t>) should ideally be performed using a small, independent subset of the full dataset in order to avoid model overfitting arising from “data leakage” or “model selection bias” (</w:t>
+            </w:r>
+            <w:hyperlink w:anchor="ref-Arnqvist2020">
+              <w:r>
+                <w:rPr>
+                  <w:rStyle w:val="Hyperlink"/>
+                </w:rPr>
+                <w:t>Arnqvist, 2020</w:t>
+              </w:r>
+            </w:hyperlink>
+            <w:r>
+              <w:t xml:space="preserve">; </w:t>
+            </w:r>
+            <w:hyperlink w:anchor="ref-Campbell2021">
+              <w:r>
+                <w:rPr>
+                  <w:rStyle w:val="Hyperlink"/>
+                </w:rPr>
+                <w:t>Campbell, 2021</w:t>
+              </w:r>
+            </w:hyperlink>
+            <w:r>
+              <w:t xml:space="preserve">; </w:t>
+            </w:r>
+            <w:hyperlink w:anchor="ref-Kapoor2023">
+              <w:r>
+                <w:rPr>
+                  <w:rStyle w:val="Hyperlink"/>
+                </w:rPr>
+                <w:t>Kapoor &amp; Narayanan, 2023</w:t>
+              </w:r>
+            </w:hyperlink>
+            <w:r>
+              <w:t>).</w:t>
+            </w:r>
+          </w:p>
+          <w:p>
+            <w:pPr>
+              <w:pStyle w:val="BodyText"/>
+              <w:spacing w:after="16"/>
+            </w:pPr>
+            <w:r>
+              <w:t xml:space="preserve">The preregistration item below follows a protocol for registering ‘flexible’ analyses, please see our </w:t>
+            </w:r>
+            <w:hyperlink r:id="rId15">
+              <w:r>
+                <w:rPr>
+                  <w:rStyle w:val="Hyperlink"/>
+                </w:rPr>
+                <w:t>‘Primer on Adaptive Preregistration’</w:t>
+              </w:r>
+            </w:hyperlink>
+            <w:r>
+              <w:t xml:space="preserve"> in Gould et al. (</w:t>
+            </w:r>
+            <w:hyperlink w:anchor="ref-Gould2024a">
+              <w:r>
+                <w:rPr>
+                  <w:rStyle w:val="Hyperlink"/>
+                </w:rPr>
+                <w:t>2024</w:t>
+              </w:r>
+            </w:hyperlink>
+            <w:r>
+              <w:t>) for details.</w:t>
+            </w:r>
+          </w:p>
+          <w:p/>
+        </w:tc>
+      </w:tr>
+    </w:tbl>
+    <w:p>
+      <w:pPr>
+        <w:pStyle w:val="BodyText"/>
+      </w:pPr>
+      <w:r>
+        <w:t xml:space="preserve"> </w:t>
+      </w:r>
+    </w:p>
+    <w:tbl>
+      <w:tblPr>
+        <w:tblStyle w:val="Table"/>
+        <w:tblW w:w="0" w:type="auto"/>
         <w:tblBorders>
           <w:top w:val="single" w:sz="4" w:space="0" w:color="FC5300"/>
           <w:left w:val="single" w:sz="24" w:space="0" w:color="FC5300"/>
@@ -7056,22 +7306,22 @@
                 <w:noProof/>
               </w:rPr>
               <w:drawing>
-                <wp:inline distT="0" distB="0" distL="0" distR="0" wp14:anchorId="1539ED36" wp14:editId="6A4DFED7">
+                <wp:inline distT="0" distB="0" distL="0" distR="0" wp14:anchorId="3B150296" wp14:editId="30110125">
                   <wp:extent cx="152400" cy="152400"/>
                   <wp:effectExtent l="0" t="0" r="0" b="0"/>
-                  <wp:docPr id="100" name="Picture"/>
+                  <wp:docPr id="94" name="Picture"/>
                   <wp:cNvGraphicFramePr/>
                   <a:graphic xmlns:a="http://schemas.openxmlformats.org/drawingml/2006/main">
                     <a:graphicData uri="http://schemas.openxmlformats.org/drawingml/2006/picture">
                       <pic:pic xmlns:pic="http://schemas.openxmlformats.org/drawingml/2006/picture">
                         <pic:nvPicPr>
-                          <pic:cNvPr id="101" name="Picture" descr="/Applications/quarto/share/formats/docx/caution.png"/>
+                          <pic:cNvPr id="95" name="Picture" descr="/Applications/quarto/share/formats/docx/caution.png"/>
                           <pic:cNvPicPr>
                             <a:picLocks noChangeAspect="1" noChangeArrowheads="1"/>
                           </pic:cNvPicPr>
                         </pic:nvPicPr>
                         <pic:blipFill>
-                          <a:blip r:embed="rId8"/>
+                          <a:blip r:embed="rId10"/>
                           <a:stretch>
                             <a:fillRect/>
                           </a:stretch>
@@ -7125,6 +7375,7 @@
                 <w:i/>
                 <w:iCs/>
               </w:rPr>
+              <w:lastRenderedPageBreak/>
               <w:t>For each separate preliminary or investigatory analysis:</w:t>
             </w:r>
           </w:p>
@@ -7137,7 +7388,7 @@
               </w:numPr>
             </w:pPr>
             <w:r>
-              <w:t>State what needs to be known to proceed with further decision-making about the modelling procedure, and why the analysis is necessary.</w:t>
+              <w:t>State what quantity or estimand needs to be known in order to proceed with further decision-making about the modelling procedure, stating why the analysis is necessary.</w:t>
             </w:r>
           </w:p>
           <w:p>
@@ -7161,7 +7412,7 @@
               </w:numPr>
             </w:pPr>
             <w:r>
-              <w:t>What method will you use to represent this analysis (graphical, tabular, or otherwise, describe)</w:t>
+              <w:t>What method will you use to represent this analysis (graphical, tabular, or otherwise, describe)?</w:t>
             </w:r>
           </w:p>
           <w:p>
@@ -7173,7 +7424,18 @@
               </w:numPr>
             </w:pPr>
             <w:r>
-              <w:t>Specify exactly which parts of the data will be used</w:t>
+              <w:t xml:space="preserve">Specify exactly which parts of the data will be used, ensuring that any data subsets used are described in </w:t>
+            </w:r>
+            <w:hyperlink w:anchor="sec-calibration-data">
+              <w:r>
+                <w:rPr>
+                  <w:rStyle w:val="Hyperlink"/>
+                </w:rPr>
+                <w:t>Section 4.1.1</w:t>
+              </w:r>
+            </w:hyperlink>
+            <w:r>
+              <w:t>.</w:t>
             </w:r>
           </w:p>
           <w:p>
@@ -7188,6 +7450,7 @@
               <w:t>Describe how the results will be interpreted, listing each potential analytic decision, as well as the analysis finding that will trigger each decision, where possible.</w:t>
             </w:r>
           </w:p>
+          <w:p/>
         </w:tc>
       </w:tr>
     </w:tbl>
@@ -7204,8 +7467,7 @@
     <w:tbl>
       <w:tblPr>
         <w:tblStyle w:val="Table"/>
-        <w:tblW w:w="5000" w:type="pct"/>
-        <w:tblInd w:w="164" w:type="dxa"/>
+        <w:tblW w:w="0" w:type="auto"/>
         <w:tblBorders>
           <w:top w:val="single" w:sz="4" w:space="0" w:color="0758E5"/>
           <w:left w:val="single" w:sz="24" w:space="0" w:color="0758E5"/>
@@ -7245,22 +7507,22 @@
                 <w:noProof/>
               </w:rPr>
               <w:drawing>
-                <wp:inline distT="0" distB="0" distL="0" distR="0" wp14:anchorId="4D367039" wp14:editId="3C7C06AF">
+                <wp:inline distT="0" distB="0" distL="0" distR="0" wp14:anchorId="1765BB51" wp14:editId="34CFC1DB">
                   <wp:extent cx="152400" cy="152400"/>
                   <wp:effectExtent l="0" t="0" r="0" b="0"/>
-                  <wp:docPr id="103" name="Picture"/>
+                  <wp:docPr id="97" name="Picture"/>
                   <wp:cNvGraphicFramePr/>
                   <a:graphic xmlns:a="http://schemas.openxmlformats.org/drawingml/2006/main">
                     <a:graphicData uri="http://schemas.openxmlformats.org/drawingml/2006/picture">
                       <pic:pic xmlns:pic="http://schemas.openxmlformats.org/drawingml/2006/picture">
                         <pic:nvPicPr>
-                          <pic:cNvPr id="104" name="Picture" descr="/Applications/quarto/share/formats/docx/note.png"/>
+                          <pic:cNvPr id="98" name="Picture" descr="/Applications/quarto/share/formats/docx/note.png"/>
                           <pic:cNvPicPr>
                             <a:picLocks noChangeAspect="1" noChangeArrowheads="1"/>
                           </pic:cNvPicPr>
                         </pic:nvPicPr>
                         <pic:blipFill>
-                          <a:blip r:embed="rId11"/>
+                          <a:blip r:embed="rId13"/>
                           <a:stretch>
                             <a:fillRect/>
                           </a:stretch>
@@ -7335,6 +7597,7 @@
               <w:t>).</w:t>
             </w:r>
           </w:p>
+          <w:p/>
         </w:tc>
       </w:tr>
     </w:tbl>
@@ -7349,8 +7612,7 @@
     <w:tbl>
       <w:tblPr>
         <w:tblStyle w:val="Table"/>
-        <w:tblW w:w="5000" w:type="pct"/>
-        <w:tblInd w:w="164" w:type="dxa"/>
+        <w:tblW w:w="0" w:type="auto"/>
         <w:tblBorders>
           <w:top w:val="single" w:sz="4" w:space="0" w:color="FC5300"/>
           <w:left w:val="single" w:sz="24" w:space="0" w:color="FC5300"/>
@@ -7390,22 +7652,22 @@
                 <w:noProof/>
               </w:rPr>
               <w:drawing>
-                <wp:inline distT="0" distB="0" distL="0" distR="0" wp14:anchorId="7D194874" wp14:editId="4DFD8506">
+                <wp:inline distT="0" distB="0" distL="0" distR="0" wp14:anchorId="214CC793" wp14:editId="19912427">
                   <wp:extent cx="152400" cy="152400"/>
                   <wp:effectExtent l="0" t="0" r="0" b="0"/>
-                  <wp:docPr id="105" name="Picture"/>
+                  <wp:docPr id="99" name="Picture"/>
                   <wp:cNvGraphicFramePr/>
                   <a:graphic xmlns:a="http://schemas.openxmlformats.org/drawingml/2006/main">
                     <a:graphicData uri="http://schemas.openxmlformats.org/drawingml/2006/picture">
                       <pic:pic xmlns:pic="http://schemas.openxmlformats.org/drawingml/2006/picture">
                         <pic:nvPicPr>
-                          <pic:cNvPr id="106" name="Picture" descr="/Applications/quarto/share/formats/docx/caution.png"/>
+                          <pic:cNvPr id="100" name="Picture" descr="/Applications/quarto/share/formats/docx/caution.png"/>
                           <pic:cNvPicPr>
                             <a:picLocks noChangeAspect="1" noChangeArrowheads="1"/>
                           </pic:cNvPicPr>
                         </pic:nvPicPr>
                         <pic:blipFill>
-                          <a:blip r:embed="rId8"/>
+                          <a:blip r:embed="rId10"/>
                           <a:stretch>
                             <a:fillRect/>
                           </a:stretch>
@@ -7458,7 +7720,6 @@
               </w:numPr>
             </w:pPr>
             <w:r>
-              <w:lastRenderedPageBreak/>
               <w:t>Describe how you will determine how reliable the data is for the given model purpose. Ideally, model input data should be internally consistent across temporal and spatial scales and resolutions, and appropriate to the problem at hand</w:t>
             </w:r>
           </w:p>
@@ -7510,6 +7771,7 @@
               <w:t>How will you identify and deal with incomplete or missing data?</w:t>
             </w:r>
           </w:p>
+          <w:p/>
         </w:tc>
       </w:tr>
     </w:tbl>
@@ -7518,10 +7780,11 @@
         <w:pStyle w:val="Heading2"/>
       </w:pPr>
       <w:bookmarkStart w:id="40" w:name="conceptual-model-evaluation"/>
-      <w:bookmarkStart w:id="41" w:name="_Toc205641413"/>
+      <w:bookmarkStart w:id="41" w:name="_Toc223883102"/>
       <w:bookmarkEnd w:id="34"/>
       <w:bookmarkEnd w:id="39"/>
       <w:r>
+        <w:lastRenderedPageBreak/>
         <w:t>2.6 Conceptual model evaluation</w:t>
       </w:r>
       <w:bookmarkEnd w:id="41"/>
@@ -7529,8 +7792,7 @@
     <w:tbl>
       <w:tblPr>
         <w:tblStyle w:val="Table"/>
-        <w:tblW w:w="5000" w:type="pct"/>
-        <w:tblInd w:w="164" w:type="dxa"/>
+        <w:tblW w:w="0" w:type="auto"/>
         <w:tblBorders>
           <w:top w:val="single" w:sz="4" w:space="0" w:color="FC5300"/>
           <w:left w:val="single" w:sz="24" w:space="0" w:color="FC5300"/>
@@ -7570,22 +7832,22 @@
                 <w:noProof/>
               </w:rPr>
               <w:drawing>
-                <wp:inline distT="0" distB="0" distL="0" distR="0" wp14:anchorId="11E50CD3" wp14:editId="1B29C5BC">
+                <wp:inline distT="0" distB="0" distL="0" distR="0" wp14:anchorId="7024A629" wp14:editId="4907635D">
                   <wp:extent cx="152400" cy="152400"/>
                   <wp:effectExtent l="0" t="0" r="0" b="0"/>
-                  <wp:docPr id="109" name="Picture"/>
+                  <wp:docPr id="103" name="Picture"/>
                   <wp:cNvGraphicFramePr/>
                   <a:graphic xmlns:a="http://schemas.openxmlformats.org/drawingml/2006/main">
                     <a:graphicData uri="http://schemas.openxmlformats.org/drawingml/2006/picture">
                       <pic:pic xmlns:pic="http://schemas.openxmlformats.org/drawingml/2006/picture">
                         <pic:nvPicPr>
-                          <pic:cNvPr id="110" name="Picture" descr="/Applications/quarto/share/formats/docx/caution.png"/>
+                          <pic:cNvPr id="104" name="Picture" descr="/Applications/quarto/share/formats/docx/caution.png"/>
                           <pic:cNvPicPr>
                             <a:picLocks noChangeAspect="1" noChangeArrowheads="1"/>
                           </pic:cNvPicPr>
                         </pic:nvPicPr>
                         <pic:blipFill>
-                          <a:blip r:embed="rId8"/>
+                          <a:blip r:embed="rId10"/>
                           <a:stretch>
                             <a:fillRect/>
                           </a:stretch>
@@ -7676,6 +7938,7 @@
               <w:t>Will this process will include consultation or feedback from a client, manager, or model user.</w:t>
             </w:r>
           </w:p>
+          <w:p/>
         </w:tc>
       </w:tr>
     </w:tbl>
@@ -7684,7 +7947,7 @@
         <w:pStyle w:val="Heading1"/>
       </w:pPr>
       <w:bookmarkStart w:id="42" w:name="formalise-and-specify-model"/>
-      <w:bookmarkStart w:id="43" w:name="_Toc205641414"/>
+      <w:bookmarkStart w:id="43" w:name="_Toc223883103"/>
       <w:bookmarkEnd w:id="24"/>
       <w:bookmarkEnd w:id="40"/>
       <w:r>
@@ -7695,8 +7958,7 @@
     <w:tbl>
       <w:tblPr>
         <w:tblStyle w:val="Table"/>
-        <w:tblW w:w="5000" w:type="pct"/>
-        <w:tblInd w:w="164" w:type="dxa"/>
+        <w:tblW w:w="0" w:type="auto"/>
         <w:tblBorders>
           <w:top w:val="single" w:sz="4" w:space="0" w:color="0758E5"/>
           <w:left w:val="single" w:sz="24" w:space="0" w:color="0758E5"/>
@@ -7736,22 +7998,22 @@
                 <w:noProof/>
               </w:rPr>
               <w:drawing>
-                <wp:inline distT="0" distB="0" distL="0" distR="0" wp14:anchorId="2C9370ED" wp14:editId="2F5FED58">
+                <wp:inline distT="0" distB="0" distL="0" distR="0" wp14:anchorId="3B7BB2FD" wp14:editId="138E6356">
                   <wp:extent cx="152400" cy="152400"/>
                   <wp:effectExtent l="0" t="0" r="0" b="0"/>
-                  <wp:docPr id="113" name="Picture"/>
+                  <wp:docPr id="107" name="Picture"/>
                   <wp:cNvGraphicFramePr/>
                   <a:graphic xmlns:a="http://schemas.openxmlformats.org/drawingml/2006/main">
                     <a:graphicData uri="http://schemas.openxmlformats.org/drawingml/2006/picture">
                       <pic:pic xmlns:pic="http://schemas.openxmlformats.org/drawingml/2006/picture">
                         <pic:nvPicPr>
-                          <pic:cNvPr id="114" name="Picture" descr="/Applications/quarto/share/formats/docx/note.png"/>
+                          <pic:cNvPr id="108" name="Picture" descr="/Applications/quarto/share/formats/docx/note.png"/>
                           <pic:cNvPicPr>
                             <a:picLocks noChangeAspect="1" noChangeArrowheads="1"/>
                           </pic:cNvPicPr>
                         </pic:nvPicPr>
                         <pic:blipFill>
-                          <a:blip r:embed="rId11"/>
+                          <a:blip r:embed="rId13"/>
                           <a:stretch>
                             <a:fillRect/>
                           </a:stretch>
@@ -7804,6 +8066,7 @@
               <w:t>In this section describe what quantitative methods you will use to build the model/s, explain how they are relevant to the client/manager/user’s purpose.</w:t>
             </w:r>
           </w:p>
+          <w:p/>
         </w:tc>
       </w:tr>
     </w:tbl>
@@ -7812,7 +8075,7 @@
         <w:pStyle w:val="Heading2"/>
       </w:pPr>
       <w:bookmarkStart w:id="44" w:name="Xaea04355e22dd2a1e826eee5f77fdc8cad3f28b"/>
-      <w:bookmarkStart w:id="45" w:name="_Toc205641415"/>
+      <w:bookmarkStart w:id="45" w:name="_Toc223883104"/>
       <w:r>
         <w:t>3.1 Model class, modelling framework and approach</w:t>
       </w:r>
@@ -7821,8 +8084,7 @@
     <w:tbl>
       <w:tblPr>
         <w:tblStyle w:val="Table"/>
-        <w:tblW w:w="5000" w:type="pct"/>
-        <w:tblInd w:w="164" w:type="dxa"/>
+        <w:tblW w:w="0" w:type="auto"/>
         <w:tblBorders>
           <w:top w:val="single" w:sz="4" w:space="0" w:color="0758E5"/>
           <w:left w:val="single" w:sz="24" w:space="0" w:color="0758E5"/>
@@ -7862,22 +8124,22 @@
                 <w:noProof/>
               </w:rPr>
               <w:drawing>
-                <wp:inline distT="0" distB="0" distL="0" distR="0" wp14:anchorId="0E211A1F" wp14:editId="26F3BFE0">
+                <wp:inline distT="0" distB="0" distL="0" distR="0" wp14:anchorId="5885A266" wp14:editId="19B3F9D3">
                   <wp:extent cx="152400" cy="152400"/>
                   <wp:effectExtent l="0" t="0" r="0" b="0"/>
-                  <wp:docPr id="115" name="Picture"/>
+                  <wp:docPr id="109" name="Picture"/>
                   <wp:cNvGraphicFramePr/>
                   <a:graphic xmlns:a="http://schemas.openxmlformats.org/drawingml/2006/main">
                     <a:graphicData uri="http://schemas.openxmlformats.org/drawingml/2006/picture">
                       <pic:pic xmlns:pic="http://schemas.openxmlformats.org/drawingml/2006/picture">
                         <pic:nvPicPr>
-                          <pic:cNvPr id="116" name="Picture" descr="/Applications/quarto/share/formats/docx/note.png"/>
+                          <pic:cNvPr id="110" name="Picture" descr="/Applications/quarto/share/formats/docx/note.png"/>
                           <pic:cNvPicPr>
                             <a:picLocks noChangeAspect="1" noChangeArrowheads="1"/>
                           </pic:cNvPicPr>
                         </pic:nvPicPr>
                         <pic:blipFill>
-                          <a:blip r:embed="rId11"/>
+                          <a:blip r:embed="rId13"/>
                           <a:stretch>
                             <a:fillRect/>
                           </a:stretch>
@@ -7974,6 +8236,7 @@
               <w:t>).</w:t>
             </w:r>
           </w:p>
+          <w:p/>
         </w:tc>
       </w:tr>
     </w:tbl>
@@ -7988,8 +8251,7 @@
     <w:tbl>
       <w:tblPr>
         <w:tblStyle w:val="Table"/>
-        <w:tblW w:w="5000" w:type="pct"/>
-        <w:tblInd w:w="164" w:type="dxa"/>
+        <w:tblW w:w="0" w:type="auto"/>
         <w:tblBorders>
           <w:top w:val="single" w:sz="4" w:space="0" w:color="FC5300"/>
           <w:left w:val="single" w:sz="24" w:space="0" w:color="FC5300"/>
@@ -8028,24 +8290,23 @@
               <w:rPr>
                 <w:noProof/>
               </w:rPr>
-              <w:lastRenderedPageBreak/>
               <w:drawing>
-                <wp:inline distT="0" distB="0" distL="0" distR="0" wp14:anchorId="7014B915" wp14:editId="660D4A1F">
+                <wp:inline distT="0" distB="0" distL="0" distR="0" wp14:anchorId="2883D42B" wp14:editId="646F3828">
                   <wp:extent cx="152400" cy="152400"/>
                   <wp:effectExtent l="0" t="0" r="0" b="0"/>
-                  <wp:docPr id="117" name="Picture"/>
+                  <wp:docPr id="111" name="Picture"/>
                   <wp:cNvGraphicFramePr/>
                   <a:graphic xmlns:a="http://schemas.openxmlformats.org/drawingml/2006/main">
                     <a:graphicData uri="http://schemas.openxmlformats.org/drawingml/2006/picture">
                       <pic:pic xmlns:pic="http://schemas.openxmlformats.org/drawingml/2006/picture">
                         <pic:nvPicPr>
-                          <pic:cNvPr id="118" name="Picture" descr="/Applications/quarto/share/formats/docx/caution.png"/>
+                          <pic:cNvPr id="112" name="Picture" descr="/Applications/quarto/share/formats/docx/caution.png"/>
                           <pic:cNvPicPr>
                             <a:picLocks noChangeAspect="1" noChangeArrowheads="1"/>
                           </pic:cNvPicPr>
                         </pic:nvPicPr>
                         <pic:blipFill>
-                          <a:blip r:embed="rId8"/>
+                          <a:blip r:embed="rId10"/>
                           <a:stretch>
                             <a:fillRect/>
                           </a:stretch>
@@ -8098,6 +8359,7 @@
               </w:numPr>
             </w:pPr>
             <w:r>
+              <w:lastRenderedPageBreak/>
               <w:t xml:space="preserve">Describe what modelling framework, approach or class of model you will use to implement your model and relate your choice to the model purpose and analytical objectives described in </w:t>
             </w:r>
             <w:hyperlink w:anchor="Xf9f158dff3f4c90c53d3d227b81a46ff5f1a371">
@@ -8123,6 +8385,7 @@
               <w:t>.</w:t>
             </w:r>
           </w:p>
+          <w:p/>
         </w:tc>
       </w:tr>
     </w:tbl>
@@ -8131,7 +8394,7 @@
         <w:pStyle w:val="Heading2"/>
       </w:pPr>
       <w:bookmarkStart w:id="46" w:name="choose-model-features-and-family"/>
-      <w:bookmarkStart w:id="47" w:name="_Toc205641416"/>
+      <w:bookmarkStart w:id="47" w:name="_Toc223883105"/>
       <w:bookmarkEnd w:id="44"/>
       <w:r>
         <w:t>3.2 Choose model features and family</w:t>
@@ -8141,8 +8404,7 @@
     <w:tbl>
       <w:tblPr>
         <w:tblStyle w:val="Table"/>
-        <w:tblW w:w="5000" w:type="pct"/>
-        <w:tblInd w:w="164" w:type="dxa"/>
+        <w:tblW w:w="0" w:type="auto"/>
         <w:tblBorders>
           <w:top w:val="single" w:sz="4" w:space="0" w:color="0758E5"/>
           <w:left w:val="single" w:sz="24" w:space="0" w:color="0758E5"/>
@@ -8182,22 +8444,22 @@
                 <w:noProof/>
               </w:rPr>
               <w:drawing>
-                <wp:inline distT="0" distB="0" distL="0" distR="0" wp14:anchorId="26E16BE4" wp14:editId="30F4E17F">
+                <wp:inline distT="0" distB="0" distL="0" distR="0" wp14:anchorId="19CA3BC3" wp14:editId="7E636A86">
                   <wp:extent cx="152400" cy="152400"/>
                   <wp:effectExtent l="0" t="0" r="0" b="0"/>
-                  <wp:docPr id="120" name="Picture"/>
+                  <wp:docPr id="114" name="Picture"/>
                   <wp:cNvGraphicFramePr/>
                   <a:graphic xmlns:a="http://schemas.openxmlformats.org/drawingml/2006/main">
                     <a:graphicData uri="http://schemas.openxmlformats.org/drawingml/2006/picture">
                       <pic:pic xmlns:pic="http://schemas.openxmlformats.org/drawingml/2006/picture">
                         <pic:nvPicPr>
-                          <pic:cNvPr id="121" name="Picture" descr="/Applications/quarto/share/formats/docx/note.png"/>
+                          <pic:cNvPr id="115" name="Picture" descr="/Applications/quarto/share/formats/docx/note.png"/>
                           <pic:cNvPicPr>
                             <a:picLocks noChangeAspect="1" noChangeArrowheads="1"/>
                           </pic:cNvPicPr>
                         </pic:nvPicPr>
                         <pic:blipFill>
-                          <a:blip r:embed="rId11"/>
+                          <a:blip r:embed="rId13"/>
                           <a:stretch>
                             <a:fillRect/>
                           </a:stretch>
@@ -8272,6 +8534,7 @@
               <w:t>). However, if changes to these fundamental aspects of the model do need to change, document how and why these choices were made, including any results used to support any changes in the model.</w:t>
             </w:r>
           </w:p>
+          <w:p/>
         </w:tc>
       </w:tr>
     </w:tbl>
@@ -8287,8 +8550,7 @@
     <w:tbl>
       <w:tblPr>
         <w:tblStyle w:val="Table"/>
-        <w:tblW w:w="5000" w:type="pct"/>
-        <w:tblInd w:w="164" w:type="dxa"/>
+        <w:tblW w:w="0" w:type="auto"/>
         <w:tblBorders>
           <w:top w:val="single" w:sz="4" w:space="0" w:color="FC5300"/>
           <w:left w:val="single" w:sz="24" w:space="0" w:color="FC5300"/>
@@ -8328,22 +8590,22 @@
                 <w:noProof/>
               </w:rPr>
               <w:drawing>
-                <wp:inline distT="0" distB="0" distL="0" distR="0" wp14:anchorId="3D7B8C8B" wp14:editId="47CB8E4E">
+                <wp:inline distT="0" distB="0" distL="0" distR="0" wp14:anchorId="46FA89D8" wp14:editId="1487045B">
                   <wp:extent cx="152400" cy="152400"/>
                   <wp:effectExtent l="0" t="0" r="0" b="0"/>
-                  <wp:docPr id="122" name="Picture"/>
+                  <wp:docPr id="116" name="Picture"/>
                   <wp:cNvGraphicFramePr/>
                   <a:graphic xmlns:a="http://schemas.openxmlformats.org/drawingml/2006/main">
                     <a:graphicData uri="http://schemas.openxmlformats.org/drawingml/2006/picture">
                       <pic:pic xmlns:pic="http://schemas.openxmlformats.org/drawingml/2006/picture">
                         <pic:nvPicPr>
-                          <pic:cNvPr id="123" name="Picture" descr="/Applications/quarto/share/formats/docx/caution.png"/>
+                          <pic:cNvPr id="117" name="Picture" descr="/Applications/quarto/share/formats/docx/caution.png"/>
                           <pic:cNvPicPr>
                             <a:picLocks noChangeAspect="1" noChangeArrowheads="1"/>
                           </pic:cNvPicPr>
                         </pic:nvPicPr>
                         <pic:blipFill>
-                          <a:blip r:embed="rId8"/>
+                          <a:blip r:embed="rId10"/>
                           <a:stretch>
                             <a:fillRect/>
                           </a:stretch>
@@ -8433,6 +8695,7 @@
               <w:t>).</w:t>
             </w:r>
           </w:p>
+          <w:p/>
         </w:tc>
       </w:tr>
     </w:tbl>
@@ -8443,14 +8706,14 @@
       <w:bookmarkStart w:id="49" w:name="choose-model-family"/>
       <w:bookmarkEnd w:id="48"/>
       <w:r>
+        <w:lastRenderedPageBreak/>
         <w:t>3.2.2 Choose model family</w:t>
       </w:r>
     </w:p>
     <w:tbl>
       <w:tblPr>
         <w:tblStyle w:val="Table"/>
-        <w:tblW w:w="5000" w:type="pct"/>
-        <w:tblInd w:w="164" w:type="dxa"/>
+        <w:tblW w:w="0" w:type="auto"/>
         <w:tblBorders>
           <w:top w:val="single" w:sz="4" w:space="0" w:color="FC5300"/>
           <w:left w:val="single" w:sz="24" w:space="0" w:color="FC5300"/>
@@ -8490,22 +8753,22 @@
                 <w:noProof/>
               </w:rPr>
               <w:drawing>
-                <wp:inline distT="0" distB="0" distL="0" distR="0" wp14:anchorId="671F300F" wp14:editId="3283949B">
+                <wp:inline distT="0" distB="0" distL="0" distR="0" wp14:anchorId="1ABEC538" wp14:editId="23A0A4A0">
                   <wp:extent cx="152400" cy="152400"/>
                   <wp:effectExtent l="0" t="0" r="0" b="0"/>
-                  <wp:docPr id="125" name="Picture"/>
+                  <wp:docPr id="119" name="Picture"/>
                   <wp:cNvGraphicFramePr/>
                   <a:graphic xmlns:a="http://schemas.openxmlformats.org/drawingml/2006/main">
                     <a:graphicData uri="http://schemas.openxmlformats.org/drawingml/2006/picture">
                       <pic:pic xmlns:pic="http://schemas.openxmlformats.org/drawingml/2006/picture">
                         <pic:nvPicPr>
-                          <pic:cNvPr id="126" name="Picture" descr="/Applications/quarto/share/formats/docx/caution.png"/>
+                          <pic:cNvPr id="120" name="Picture" descr="/Applications/quarto/share/formats/docx/caution.png"/>
                           <pic:cNvPicPr>
                             <a:picLocks noChangeAspect="1" noChangeArrowheads="1"/>
                           </pic:cNvPicPr>
                         </pic:nvPicPr>
                         <pic:blipFill>
-                          <a:blip r:embed="rId8"/>
+                          <a:blip r:embed="rId10"/>
                           <a:stretch>
                             <a:fillRect/>
                           </a:stretch>
@@ -8558,7 +8821,6 @@
               </w:numPr>
             </w:pPr>
             <w:r>
-              <w:lastRenderedPageBreak/>
               <w:t>Specify which family of statistical distributions you will use in your model, and describe any transformations, or link functions.</w:t>
             </w:r>
           </w:p>
@@ -8574,6 +8836,7 @@
               <w:t>Include in your rational for selection, detail about which variables the model outputs are likely sensitive to, what aspects of their behaviour are important, and any associated spatial or temporal dimensions in sampling.</w:t>
             </w:r>
           </w:p>
+          <w:p/>
         </w:tc>
       </w:tr>
     </w:tbl>
@@ -8582,7 +8845,7 @@
         <w:pStyle w:val="Heading2"/>
       </w:pPr>
       <w:bookmarkStart w:id="50" w:name="Xaadfb5d50eb1f84b1ec8b13e8aa818ed17f01ae"/>
-      <w:bookmarkStart w:id="51" w:name="_Toc205641417"/>
+      <w:bookmarkStart w:id="51" w:name="_Toc223883106"/>
       <w:bookmarkEnd w:id="46"/>
       <w:bookmarkEnd w:id="49"/>
       <w:r>
@@ -8603,8 +8866,7 @@
     <w:tbl>
       <w:tblPr>
         <w:tblStyle w:val="Table"/>
-        <w:tblW w:w="5000" w:type="pct"/>
-        <w:tblInd w:w="164" w:type="dxa"/>
+        <w:tblW w:w="0" w:type="auto"/>
         <w:tblBorders>
           <w:top w:val="single" w:sz="4" w:space="0" w:color="0758E5"/>
           <w:left w:val="single" w:sz="24" w:space="0" w:color="0758E5"/>
@@ -8644,22 +8906,22 @@
                 <w:noProof/>
               </w:rPr>
               <w:drawing>
-                <wp:inline distT="0" distB="0" distL="0" distR="0" wp14:anchorId="7CE8BA06" wp14:editId="07356F78">
+                <wp:inline distT="0" distB="0" distL="0" distR="0" wp14:anchorId="64D85934" wp14:editId="5AE2F9E1">
                   <wp:extent cx="152400" cy="152400"/>
                   <wp:effectExtent l="0" t="0" r="0" b="0"/>
-                  <wp:docPr id="129" name="Picture"/>
+                  <wp:docPr id="123" name="Picture"/>
                   <wp:cNvGraphicFramePr/>
                   <a:graphic xmlns:a="http://schemas.openxmlformats.org/drawingml/2006/main">
                     <a:graphicData uri="http://schemas.openxmlformats.org/drawingml/2006/picture">
                       <pic:pic xmlns:pic="http://schemas.openxmlformats.org/drawingml/2006/picture">
                         <pic:nvPicPr>
-                          <pic:cNvPr id="130" name="Picture" descr="/Applications/quarto/share/formats/docx/note.png"/>
+                          <pic:cNvPr id="124" name="Picture" descr="/Applications/quarto/share/formats/docx/note.png"/>
                           <pic:cNvPicPr>
                             <a:picLocks noChangeAspect="1" noChangeArrowheads="1"/>
                           </pic:cNvPicPr>
                         </pic:nvPicPr>
                         <pic:blipFill>
-                          <a:blip r:embed="rId11"/>
+                          <a:blip r:embed="rId13"/>
                           <a:stretch>
                             <a:fillRect/>
                           </a:stretch>
@@ -8767,6 +9029,7 @@
               <w:t>).</w:t>
             </w:r>
           </w:p>
+          <w:p/>
         </w:tc>
       </w:tr>
     </w:tbl>
@@ -8781,8 +9044,7 @@
     <w:tbl>
       <w:tblPr>
         <w:tblStyle w:val="Table"/>
-        <w:tblW w:w="5000" w:type="pct"/>
-        <w:tblInd w:w="164" w:type="dxa"/>
+        <w:tblW w:w="0" w:type="auto"/>
         <w:tblBorders>
           <w:top w:val="single" w:sz="4" w:space="0" w:color="FC5300"/>
           <w:left w:val="single" w:sz="24" w:space="0" w:color="FC5300"/>
@@ -8822,22 +9084,22 @@
                 <w:noProof/>
               </w:rPr>
               <w:drawing>
-                <wp:inline distT="0" distB="0" distL="0" distR="0" wp14:anchorId="280208AA" wp14:editId="711332D4">
+                <wp:inline distT="0" distB="0" distL="0" distR="0" wp14:anchorId="50990C59" wp14:editId="1A7B837B">
                   <wp:extent cx="152400" cy="152400"/>
                   <wp:effectExtent l="0" t="0" r="0" b="0"/>
-                  <wp:docPr id="131" name="Picture"/>
+                  <wp:docPr id="125" name="Picture"/>
                   <wp:cNvGraphicFramePr/>
                   <a:graphic xmlns:a="http://schemas.openxmlformats.org/drawingml/2006/main">
                     <a:graphicData uri="http://schemas.openxmlformats.org/drawingml/2006/picture">
                       <pic:pic xmlns:pic="http://schemas.openxmlformats.org/drawingml/2006/picture">
                         <pic:nvPicPr>
-                          <pic:cNvPr id="132" name="Picture" descr="/Applications/quarto/share/formats/docx/caution.png"/>
+                          <pic:cNvPr id="126" name="Picture" descr="/Applications/quarto/share/formats/docx/caution.png"/>
                           <pic:cNvPicPr>
                             <a:picLocks noChangeAspect="1" noChangeArrowheads="1"/>
                           </pic:cNvPicPr>
                         </pic:nvPicPr>
                         <pic:blipFill>
-                          <a:blip r:embed="rId8"/>
+                          <a:blip r:embed="rId10"/>
                           <a:stretch>
                             <a:fillRect/>
                           </a:stretch>
@@ -8890,6 +9152,7 @@
               </w:numPr>
             </w:pPr>
             <w:r>
+              <w:lastRenderedPageBreak/>
               <w:t>Specify what approach and methods you will use to identify model structure and parameters.</w:t>
             </w:r>
           </w:p>
@@ -8976,6 +9239,7 @@
               <w:t>any other relevant features of the model structure.</w:t>
             </w:r>
           </w:p>
+          <w:p/>
         </w:tc>
       </w:tr>
     </w:tbl>
@@ -8984,7 +9248,7 @@
         <w:pStyle w:val="Heading2"/>
       </w:pPr>
       <w:bookmarkStart w:id="52" w:name="X52d618283844d5d327e323eeb25499cc87d6c14"/>
-      <w:bookmarkStart w:id="53" w:name="_Toc205641418"/>
+      <w:bookmarkStart w:id="53" w:name="_Toc223883107"/>
       <w:bookmarkEnd w:id="50"/>
       <w:r>
         <w:t>3.4 Describe parameter estimation technique and performance criteria</w:t>
@@ -8994,8 +9258,7 @@
     <w:tbl>
       <w:tblPr>
         <w:tblStyle w:val="Table"/>
-        <w:tblW w:w="5000" w:type="pct"/>
-        <w:tblInd w:w="164" w:type="dxa"/>
+        <w:tblW w:w="0" w:type="auto"/>
         <w:tblBorders>
           <w:top w:val="single" w:sz="4" w:space="0" w:color="0758E5"/>
           <w:left w:val="single" w:sz="24" w:space="0" w:color="0758E5"/>
@@ -9035,22 +9298,22 @@
                 <w:noProof/>
               </w:rPr>
               <w:drawing>
-                <wp:inline distT="0" distB="0" distL="0" distR="0" wp14:anchorId="0891DD64" wp14:editId="5EE6E7DE">
+                <wp:inline distT="0" distB="0" distL="0" distR="0" wp14:anchorId="0F6FD4A9" wp14:editId="503E1C1A">
                   <wp:extent cx="152400" cy="152400"/>
                   <wp:effectExtent l="0" t="0" r="0" b="0"/>
-                  <wp:docPr id="134" name="Picture"/>
+                  <wp:docPr id="128" name="Picture"/>
                   <wp:cNvGraphicFramePr/>
                   <a:graphic xmlns:a="http://schemas.openxmlformats.org/drawingml/2006/main">
                     <a:graphicData uri="http://schemas.openxmlformats.org/drawingml/2006/picture">
                       <pic:pic xmlns:pic="http://schemas.openxmlformats.org/drawingml/2006/picture">
                         <pic:nvPicPr>
-                          <pic:cNvPr id="135" name="Picture" descr="/Applications/quarto/share/formats/docx/note.png"/>
+                          <pic:cNvPr id="129" name="Picture" descr="/Applications/quarto/share/formats/docx/note.png"/>
                           <pic:cNvPicPr>
                             <a:picLocks noChangeAspect="1" noChangeArrowheads="1"/>
                           </pic:cNvPicPr>
                         </pic:nvPicPr>
                         <pic:blipFill>
-                          <a:blip r:embed="rId11"/>
+                          <a:blip r:embed="rId13"/>
                           <a:stretch>
                             <a:fillRect/>
                           </a:stretch>
@@ -9100,7 +9363,6 @@
               <w:spacing w:before="16" w:after="16"/>
             </w:pPr>
             <w:r>
-              <w:lastRenderedPageBreak/>
               <w:t>Before calibrating the model to the data, the performance criteria for judging the calibration (or model fit) are specified. These criteria and their underlying assumptions should reflect the desired properties of the parameter estimates / structure (</w:t>
             </w:r>
             <w:hyperlink w:anchor="ref-Jakeman:2006ii">
@@ -9126,6 +9388,7 @@
               <w:t>).</w:t>
             </w:r>
           </w:p>
+          <w:p/>
         </w:tc>
       </w:tr>
     </w:tbl>
@@ -9141,8 +9404,7 @@
     <w:tbl>
       <w:tblPr>
         <w:tblStyle w:val="Table"/>
-        <w:tblW w:w="5000" w:type="pct"/>
-        <w:tblInd w:w="164" w:type="dxa"/>
+        <w:tblW w:w="0" w:type="auto"/>
         <w:tblBorders>
           <w:top w:val="single" w:sz="4" w:space="0" w:color="FC5300"/>
           <w:left w:val="single" w:sz="24" w:space="0" w:color="FC5300"/>
@@ -9182,22 +9444,22 @@
                 <w:noProof/>
               </w:rPr>
               <w:drawing>
-                <wp:inline distT="0" distB="0" distL="0" distR="0" wp14:anchorId="5B5A25BC" wp14:editId="2C668154">
+                <wp:inline distT="0" distB="0" distL="0" distR="0" wp14:anchorId="79C900EF" wp14:editId="2F35DBD1">
                   <wp:extent cx="152400" cy="152400"/>
                   <wp:effectExtent l="0" t="0" r="0" b="0"/>
-                  <wp:docPr id="136" name="Picture"/>
+                  <wp:docPr id="130" name="Picture"/>
                   <wp:cNvGraphicFramePr/>
                   <a:graphic xmlns:a="http://schemas.openxmlformats.org/drawingml/2006/main">
                     <a:graphicData uri="http://schemas.openxmlformats.org/drawingml/2006/picture">
                       <pic:pic xmlns:pic="http://schemas.openxmlformats.org/drawingml/2006/picture">
                         <pic:nvPicPr>
-                          <pic:cNvPr id="137" name="Picture" descr="/Applications/quarto/share/formats/docx/caution.png"/>
+                          <pic:cNvPr id="131" name="Picture" descr="/Applications/quarto/share/formats/docx/caution.png"/>
                           <pic:cNvPicPr>
                             <a:picLocks noChangeAspect="1" noChangeArrowheads="1"/>
                           </pic:cNvPicPr>
                         </pic:nvPicPr>
                         <pic:blipFill>
-                          <a:blip r:embed="rId8"/>
+                          <a:blip r:embed="rId10"/>
                           <a:stretch>
                             <a:fillRect/>
                           </a:stretch>
@@ -9250,6 +9512,7 @@
               </w:numPr>
             </w:pPr>
             <w:r>
+              <w:lastRenderedPageBreak/>
               <w:t>Specify what technique you will use to estimate parameter values, and how you will supply non-parametric variables and/or data (e.g. distributed boundary conditions). For example, will you calibrate all variables simultaneously by optimising fit of model outputs to observations, or will you parameterise the model in a piecemeal fashion by either direct measurement, inference from secondary data, or some combination (</w:t>
             </w:r>
             <w:hyperlink w:anchor="ref-Jakeman:2006ii">
@@ -9299,6 +9562,7 @@
               <w:t>).</w:t>
             </w:r>
           </w:p>
+          <w:p/>
         </w:tc>
       </w:tr>
     </w:tbl>
@@ -9315,8 +9579,7 @@
     <w:tbl>
       <w:tblPr>
         <w:tblStyle w:val="Table"/>
-        <w:tblW w:w="5000" w:type="pct"/>
-        <w:tblInd w:w="164" w:type="dxa"/>
+        <w:tblW w:w="0" w:type="auto"/>
         <w:tblBorders>
           <w:top w:val="single" w:sz="4" w:space="0" w:color="FC5300"/>
           <w:left w:val="single" w:sz="24" w:space="0" w:color="FC5300"/>
@@ -9356,22 +9619,22 @@
                 <w:noProof/>
               </w:rPr>
               <w:drawing>
-                <wp:inline distT="0" distB="0" distL="0" distR="0" wp14:anchorId="737C39CC" wp14:editId="7FC22F7B">
+                <wp:inline distT="0" distB="0" distL="0" distR="0" wp14:anchorId="403EB8AB" wp14:editId="413F467F">
                   <wp:extent cx="152400" cy="152400"/>
                   <wp:effectExtent l="0" t="0" r="0" b="0"/>
-                  <wp:docPr id="139" name="Picture"/>
+                  <wp:docPr id="133" name="Picture"/>
                   <wp:cNvGraphicFramePr/>
                   <a:graphic xmlns:a="http://schemas.openxmlformats.org/drawingml/2006/main">
                     <a:graphicData uri="http://schemas.openxmlformats.org/drawingml/2006/picture">
                       <pic:pic xmlns:pic="http://schemas.openxmlformats.org/drawingml/2006/picture">
                         <pic:nvPicPr>
-                          <pic:cNvPr id="140" name="Picture" descr="/Applications/quarto/share/formats/docx/caution.png"/>
+                          <pic:cNvPr id="134" name="Picture" descr="/Applications/quarto/share/formats/docx/caution.png"/>
                           <pic:cNvPicPr>
                             <a:picLocks noChangeAspect="1" noChangeArrowheads="1"/>
                           </pic:cNvPicPr>
                         </pic:nvPicPr>
                         <pic:blipFill>
-                          <a:blip r:embed="rId8"/>
+                          <a:blip r:embed="rId10"/>
                           <a:stretch>
                             <a:fillRect/>
                           </a:stretch>
@@ -9462,6 +9725,7 @@
               <w:t>Explain how you will identify which model features or components are significant or meaningful.</w:t>
             </w:r>
           </w:p>
+          <w:p/>
         </w:tc>
       </w:tr>
     </w:tbl>
@@ -9470,7 +9734,7 @@
         <w:pStyle w:val="Heading2"/>
       </w:pPr>
       <w:bookmarkStart w:id="56" w:name="model-assumptions-and-uncertainties-1"/>
-      <w:bookmarkStart w:id="57" w:name="_Toc205641419"/>
+      <w:bookmarkStart w:id="57" w:name="_Toc223883108"/>
       <w:bookmarkEnd w:id="52"/>
       <w:bookmarkEnd w:id="55"/>
       <w:r>
@@ -9481,8 +9745,7 @@
     <w:tbl>
       <w:tblPr>
         <w:tblStyle w:val="Table"/>
-        <w:tblW w:w="5000" w:type="pct"/>
-        <w:tblInd w:w="164" w:type="dxa"/>
+        <w:tblW w:w="0" w:type="auto"/>
         <w:tblBorders>
           <w:top w:val="single" w:sz="4" w:space="0" w:color="FC5300"/>
           <w:left w:val="single" w:sz="24" w:space="0" w:color="FC5300"/>
@@ -9522,22 +9785,22 @@
                 <w:noProof/>
               </w:rPr>
               <w:drawing>
-                <wp:inline distT="0" distB="0" distL="0" distR="0" wp14:anchorId="57A482EF" wp14:editId="5D3FF166">
+                <wp:inline distT="0" distB="0" distL="0" distR="0" wp14:anchorId="33804FD4" wp14:editId="5C833BC0">
                   <wp:extent cx="152400" cy="152400"/>
                   <wp:effectExtent l="0" t="0" r="0" b="0"/>
-                  <wp:docPr id="143" name="Picture"/>
+                  <wp:docPr id="137" name="Picture"/>
                   <wp:cNvGraphicFramePr/>
                   <a:graphic xmlns:a="http://schemas.openxmlformats.org/drawingml/2006/main">
                     <a:graphicData uri="http://schemas.openxmlformats.org/drawingml/2006/picture">
                       <pic:pic xmlns:pic="http://schemas.openxmlformats.org/drawingml/2006/picture">
                         <pic:nvPicPr>
-                          <pic:cNvPr id="144" name="Picture" descr="/Applications/quarto/share/formats/docx/caution.png"/>
+                          <pic:cNvPr id="138" name="Picture" descr="/Applications/quarto/share/formats/docx/caution.png"/>
                           <pic:cNvPicPr>
                             <a:picLocks noChangeAspect="1" noChangeArrowheads="1"/>
                           </pic:cNvPicPr>
                         </pic:nvPicPr>
                         <pic:blipFill>
-                          <a:blip r:embed="rId8"/>
+                          <a:blip r:embed="rId10"/>
                           <a:stretch>
                             <a:fillRect/>
                           </a:stretch>
@@ -9590,10 +9853,10 @@
               </w:numPr>
             </w:pPr>
             <w:r>
-              <w:lastRenderedPageBreak/>
               <w:t>Specify assumptions and key uncertainties in the formal model. Describe what gaps exist between the model conception, and the real-world problem, what biases might this introduce and how might this impact any interpretation of the model outputs, and what implications are there for evaluating model-output to inform inferences or decisions?</w:t>
             </w:r>
           </w:p>
+          <w:p/>
         </w:tc>
       </w:tr>
     </w:tbl>
@@ -9602,7 +9865,7 @@
         <w:pStyle w:val="Heading2"/>
       </w:pPr>
       <w:bookmarkStart w:id="58" w:name="specify-formal-models"/>
-      <w:bookmarkStart w:id="59" w:name="_Toc205641420"/>
+      <w:bookmarkStart w:id="59" w:name="_Toc223883109"/>
       <w:bookmarkEnd w:id="56"/>
       <w:r>
         <w:t>3.6 Specify formal model(s)</w:t>
@@ -9612,8 +9875,7 @@
     <w:tbl>
       <w:tblPr>
         <w:tblStyle w:val="Table"/>
-        <w:tblW w:w="5000" w:type="pct"/>
-        <w:tblInd w:w="164" w:type="dxa"/>
+        <w:tblW w:w="0" w:type="auto"/>
         <w:tblBorders>
           <w:top w:val="single" w:sz="4" w:space="0" w:color="0758E5"/>
           <w:left w:val="single" w:sz="24" w:space="0" w:color="0758E5"/>
@@ -9653,22 +9915,22 @@
                 <w:noProof/>
               </w:rPr>
               <w:drawing>
-                <wp:inline distT="0" distB="0" distL="0" distR="0" wp14:anchorId="791CC971" wp14:editId="6068E9C3">
+                <wp:inline distT="0" distB="0" distL="0" distR="0" wp14:anchorId="31981662" wp14:editId="329F7B14">
                   <wp:extent cx="152400" cy="152400"/>
                   <wp:effectExtent l="0" t="0" r="0" b="0"/>
-                  <wp:docPr id="146" name="Picture"/>
+                  <wp:docPr id="140" name="Picture"/>
                   <wp:cNvGraphicFramePr/>
                   <a:graphic xmlns:a="http://schemas.openxmlformats.org/drawingml/2006/main">
                     <a:graphicData uri="http://schemas.openxmlformats.org/drawingml/2006/picture">
                       <pic:pic xmlns:pic="http://schemas.openxmlformats.org/drawingml/2006/picture">
                         <pic:nvPicPr>
-                          <pic:cNvPr id="147" name="Picture" descr="/Applications/quarto/share/formats/docx/note.png"/>
+                          <pic:cNvPr id="141" name="Picture" descr="/Applications/quarto/share/formats/docx/note.png"/>
                           <pic:cNvPicPr>
                             <a:picLocks noChangeAspect="1" noChangeArrowheads="1"/>
                           </pic:cNvPicPr>
                         </pic:nvPicPr>
                         <pic:blipFill>
-                          <a:blip r:embed="rId11"/>
+                          <a:blip r:embed="rId13"/>
                           <a:stretch>
                             <a:fillRect/>
                           </a:stretch>
@@ -9718,9 +9980,11 @@
               <w:spacing w:before="16" w:after="16"/>
             </w:pPr>
             <w:r>
+              <w:lastRenderedPageBreak/>
               <w:t>Once critical decisions have been made about the modelling approach and method of model specification, the conceptual model is translated into the quantitative model.</w:t>
             </w:r>
           </w:p>
+          <w:p/>
         </w:tc>
       </w:tr>
     </w:tbl>
@@ -9735,8 +9999,7 @@
     <w:tbl>
       <w:tblPr>
         <w:tblStyle w:val="Table"/>
-        <w:tblW w:w="5000" w:type="pct"/>
-        <w:tblInd w:w="164" w:type="dxa"/>
+        <w:tblW w:w="0" w:type="auto"/>
         <w:tblBorders>
           <w:top w:val="single" w:sz="4" w:space="0" w:color="FC5300"/>
           <w:left w:val="single" w:sz="24" w:space="0" w:color="FC5300"/>
@@ -9776,22 +10039,22 @@
                 <w:noProof/>
               </w:rPr>
               <w:drawing>
-                <wp:inline distT="0" distB="0" distL="0" distR="0" wp14:anchorId="33DCC577" wp14:editId="37904816">
+                <wp:inline distT="0" distB="0" distL="0" distR="0" wp14:anchorId="2B418110" wp14:editId="0B0111A4">
                   <wp:extent cx="152400" cy="152400"/>
                   <wp:effectExtent l="0" t="0" r="0" b="0"/>
-                  <wp:docPr id="148" name="Picture"/>
+                  <wp:docPr id="142" name="Picture"/>
                   <wp:cNvGraphicFramePr/>
                   <a:graphic xmlns:a="http://schemas.openxmlformats.org/drawingml/2006/main">
                     <a:graphicData uri="http://schemas.openxmlformats.org/drawingml/2006/picture">
                       <pic:pic xmlns:pic="http://schemas.openxmlformats.org/drawingml/2006/picture">
                         <pic:nvPicPr>
-                          <pic:cNvPr id="149" name="Picture" descr="/Applications/quarto/share/formats/docx/caution.png"/>
+                          <pic:cNvPr id="143" name="Picture" descr="/Applications/quarto/share/formats/docx/caution.png"/>
                           <pic:cNvPicPr>
                             <a:picLocks noChangeAspect="1" noChangeArrowheads="1"/>
                           </pic:cNvPicPr>
                         </pic:nvPicPr>
                         <pic:blipFill>
-                          <a:blip r:embed="rId8"/>
+                          <a:blip r:embed="rId10"/>
                           <a:stretch>
                             <a:fillRect/>
                           </a:stretch>
@@ -9871,6 +10134,7 @@
               <w:t>For quantitative model selection approaches, including ensemble modelling, specify each model used in the candidate set, including any null or full/global model.</w:t>
             </w:r>
           </w:p>
+          <w:p/>
         </w:tc>
       </w:tr>
     </w:tbl>
@@ -9879,7 +10143,7 @@
         <w:pStyle w:val="Heading1"/>
       </w:pPr>
       <w:bookmarkStart w:id="60" w:name="model-calibration-validation-checking"/>
-      <w:bookmarkStart w:id="61" w:name="_Toc205641421"/>
+      <w:bookmarkStart w:id="61" w:name="_Toc223883110"/>
       <w:bookmarkEnd w:id="42"/>
       <w:bookmarkEnd w:id="58"/>
       <w:r>
@@ -9892,7 +10156,7 @@
         <w:pStyle w:val="Heading2"/>
       </w:pPr>
       <w:bookmarkStart w:id="62" w:name="model-calibration-and-validation-scheme"/>
-      <w:bookmarkStart w:id="63" w:name="_Toc205641422"/>
+      <w:bookmarkStart w:id="63" w:name="_Toc223883111"/>
       <w:r>
         <w:t>4.1 Model calibration and validation scheme</w:t>
       </w:r>
@@ -9901,8 +10165,7 @@
     <w:tbl>
       <w:tblPr>
         <w:tblStyle w:val="Table"/>
-        <w:tblW w:w="5000" w:type="pct"/>
-        <w:tblInd w:w="164" w:type="dxa"/>
+        <w:tblW w:w="0" w:type="auto"/>
         <w:tblBorders>
           <w:top w:val="single" w:sz="4" w:space="0" w:color="0758E5"/>
           <w:left w:val="single" w:sz="24" w:space="0" w:color="0758E5"/>
@@ -9942,22 +10205,22 @@
                 <w:noProof/>
               </w:rPr>
               <w:drawing>
-                <wp:inline distT="0" distB="0" distL="0" distR="0" wp14:anchorId="352A5660" wp14:editId="3440674F">
+                <wp:inline distT="0" distB="0" distL="0" distR="0" wp14:anchorId="430E775A" wp14:editId="1D058912">
                   <wp:extent cx="152400" cy="152400"/>
                   <wp:effectExtent l="0" t="0" r="0" b="0"/>
-                  <wp:docPr id="152" name="Picture"/>
+                  <wp:docPr id="146" name="Picture"/>
                   <wp:cNvGraphicFramePr/>
                   <a:graphic xmlns:a="http://schemas.openxmlformats.org/drawingml/2006/main">
                     <a:graphicData uri="http://schemas.openxmlformats.org/drawingml/2006/picture">
                       <pic:pic xmlns:pic="http://schemas.openxmlformats.org/drawingml/2006/picture">
                         <pic:nvPicPr>
-                          <pic:cNvPr id="153" name="Picture" descr="/Applications/quarto/share/formats/docx/note.png"/>
+                          <pic:cNvPr id="147" name="Picture" descr="/Applications/quarto/share/formats/docx/note.png"/>
                           <pic:cNvPicPr>
                             <a:picLocks noChangeAspect="1" noChangeArrowheads="1"/>
                           </pic:cNvPicPr>
                         </pic:nvPicPr>
                         <pic:blipFill>
-                          <a:blip r:embed="rId11"/>
+                          <a:blip r:embed="rId13"/>
                           <a:stretch>
                             <a:fillRect/>
                           </a:stretch>
@@ -10007,7 +10270,18 @@
               <w:spacing w:before="16" w:after="16"/>
             </w:pPr>
             <w:r>
-              <w:t>This section pertains to any data calibration, validation or testing schemes that will be implemented. For example, the model may be tested on data independent of those used to parameterise the model (external validation), or the model may be cross-validated on random sub-samples of the data used to parameterise the model (</w:t>
+              <w:t xml:space="preserve">This section pertains to any data calibration, validation or testing schemes that will be implemented. For example, the model may be tested on data independent of those used to parameterise the model (external validation), or the model may be cross-validated on random sub-samples of the data used to parameterise the model (internal cross-validation </w:t>
+            </w:r>
+            <w:hyperlink w:anchor="ref-Yates2018">
+              <w:r>
+                <w:rPr>
+                  <w:rStyle w:val="Hyperlink"/>
+                </w:rPr>
+                <w:t>Yates et al., 2018</w:t>
+              </w:r>
+            </w:hyperlink>
+            <w:r>
+              <w:t xml:space="preserve">; </w:t>
             </w:r>
             <w:hyperlink w:anchor="ref-Barnard2019">
               <w:r>
@@ -10018,20 +10292,10 @@
               </w:r>
             </w:hyperlink>
             <w:r>
-              <w:t xml:space="preserve">; internal cross-validation </w:t>
-            </w:r>
-            <w:hyperlink w:anchor="ref-Yates2018">
-              <w:r>
-                <w:rPr>
-                  <w:rStyle w:val="Hyperlink"/>
-                </w:rPr>
-                <w:t>Yates et al., 2018</w:t>
-              </w:r>
-            </w:hyperlink>
-            <w:r>
               <w:t>). For some types of models, hyper-parameters are estimated from data, and may be tuned on further independent holdouts of the training data (“validation data”).</w:t>
             </w:r>
           </w:p>
+          <w:p/>
         </w:tc>
       </w:tr>
     </w:tbl>
@@ -10046,8 +10310,7 @@
     <w:tbl>
       <w:tblPr>
         <w:tblStyle w:val="Table"/>
-        <w:tblW w:w="5000" w:type="pct"/>
-        <w:tblInd w:w="164" w:type="dxa"/>
+        <w:tblW w:w="0" w:type="auto"/>
         <w:tblBorders>
           <w:top w:val="single" w:sz="4" w:space="0" w:color="FC5300"/>
           <w:left w:val="single" w:sz="24" w:space="0" w:color="FC5300"/>
@@ -10086,24 +10349,23 @@
               <w:rPr>
                 <w:noProof/>
               </w:rPr>
-              <w:lastRenderedPageBreak/>
               <w:drawing>
-                <wp:inline distT="0" distB="0" distL="0" distR="0" wp14:anchorId="25C811A6" wp14:editId="0759DFE1">
+                <wp:inline distT="0" distB="0" distL="0" distR="0" wp14:anchorId="7868350D" wp14:editId="50C838CB">
                   <wp:extent cx="152400" cy="152400"/>
                   <wp:effectExtent l="0" t="0" r="0" b="0"/>
-                  <wp:docPr id="154" name="Picture"/>
+                  <wp:docPr id="148" name="Picture"/>
                   <wp:cNvGraphicFramePr/>
                   <a:graphic xmlns:a="http://schemas.openxmlformats.org/drawingml/2006/main">
                     <a:graphicData uri="http://schemas.openxmlformats.org/drawingml/2006/picture">
                       <pic:pic xmlns:pic="http://schemas.openxmlformats.org/drawingml/2006/picture">
                         <pic:nvPicPr>
-                          <pic:cNvPr id="155" name="Picture" descr="/Applications/quarto/share/formats/docx/caution.png"/>
+                          <pic:cNvPr id="149" name="Picture" descr="/Applications/quarto/share/formats/docx/caution.png"/>
                           <pic:cNvPicPr>
                             <a:picLocks noChangeAspect="1" noChangeArrowheads="1"/>
                           </pic:cNvPicPr>
                         </pic:nvPicPr>
                         <pic:blipFill>
-                          <a:blip r:embed="rId8"/>
+                          <a:blip r:embed="rId10"/>
                           <a:stretch>
                             <a:fillRect/>
                           </a:stretch>
@@ -10156,9 +10418,11 @@
               </w:numPr>
             </w:pPr>
             <w:r>
+              <w:lastRenderedPageBreak/>
               <w:t>Describe any data calibration, validation and testing scheme you will implement, including any procedures for tuning or estimating model hyper-parameters (if any).</w:t>
             </w:r>
           </w:p>
+          <w:p/>
         </w:tc>
       </w:tr>
     </w:tbl>
@@ -10166,7 +10430,7 @@
       <w:pPr>
         <w:pStyle w:val="Heading3"/>
       </w:pPr>
-      <w:bookmarkStart w:id="64" w:name="describe-calibrationvalidation-data"/>
+      <w:bookmarkStart w:id="64" w:name="sec-calibration-data"/>
       <w:r>
         <w:t>4.1.1 Describe calibration/validation data</w:t>
       </w:r>
@@ -10174,8 +10438,7 @@
     <w:tbl>
       <w:tblPr>
         <w:tblStyle w:val="Table"/>
-        <w:tblW w:w="5000" w:type="pct"/>
-        <w:tblInd w:w="164" w:type="dxa"/>
+        <w:tblW w:w="0" w:type="auto"/>
         <w:tblBorders>
           <w:top w:val="single" w:sz="4" w:space="0" w:color="0758E5"/>
           <w:left w:val="single" w:sz="24" w:space="0" w:color="0758E5"/>
@@ -10215,22 +10478,22 @@
                 <w:noProof/>
               </w:rPr>
               <w:drawing>
-                <wp:inline distT="0" distB="0" distL="0" distR="0" wp14:anchorId="1DEE74A9" wp14:editId="5FFE3A87">
+                <wp:inline distT="0" distB="0" distL="0" distR="0" wp14:anchorId="2C37B45D" wp14:editId="700F2DD9">
                   <wp:extent cx="152400" cy="152400"/>
                   <wp:effectExtent l="0" t="0" r="0" b="0"/>
-                  <wp:docPr id="156" name="Picture"/>
+                  <wp:docPr id="150" name="Picture"/>
                   <wp:cNvGraphicFramePr/>
                   <a:graphic xmlns:a="http://schemas.openxmlformats.org/drawingml/2006/main">
                     <a:graphicData uri="http://schemas.openxmlformats.org/drawingml/2006/picture">
                       <pic:pic xmlns:pic="http://schemas.openxmlformats.org/drawingml/2006/picture">
                         <pic:nvPicPr>
-                          <pic:cNvPr id="157" name="Picture" descr="/Applications/quarto/share/formats/docx/note.png"/>
+                          <pic:cNvPr id="151" name="Picture" descr="/Applications/quarto/share/formats/docx/note.png"/>
                           <pic:cNvPicPr>
                             <a:picLocks noChangeAspect="1" noChangeArrowheads="1"/>
                           </pic:cNvPicPr>
                         </pic:nvPicPr>
                         <pic:blipFill>
-                          <a:blip r:embed="rId11"/>
+                          <a:blip r:embed="rId13"/>
                           <a:stretch>
                             <a:fillRect/>
                           </a:stretch>
@@ -10293,6 +10556,7 @@
               <w:t xml:space="preserve"> used for calibration (training), validation, and testing.</w:t>
             </w:r>
           </w:p>
+          <w:p/>
         </w:tc>
       </w:tr>
     </w:tbl>
@@ -10307,8 +10571,7 @@
     <w:tbl>
       <w:tblPr>
         <w:tblStyle w:val="Table"/>
-        <w:tblW w:w="5000" w:type="pct"/>
-        <w:tblInd w:w="164" w:type="dxa"/>
+        <w:tblW w:w="0" w:type="auto"/>
         <w:tblBorders>
           <w:top w:val="single" w:sz="4" w:space="0" w:color="FC5300"/>
           <w:left w:val="single" w:sz="24" w:space="0" w:color="FC5300"/>
@@ -10348,22 +10611,22 @@
                 <w:noProof/>
               </w:rPr>
               <w:drawing>
-                <wp:inline distT="0" distB="0" distL="0" distR="0" wp14:anchorId="371843A8" wp14:editId="38E84C1D">
+                <wp:inline distT="0" distB="0" distL="0" distR="0" wp14:anchorId="115EC469" wp14:editId="7BA1BD3E">
                   <wp:extent cx="152400" cy="152400"/>
                   <wp:effectExtent l="0" t="0" r="0" b="0"/>
-                  <wp:docPr id="158" name="Picture"/>
+                  <wp:docPr id="152" name="Picture"/>
                   <wp:cNvGraphicFramePr/>
                   <a:graphic xmlns:a="http://schemas.openxmlformats.org/drawingml/2006/main">
                     <a:graphicData uri="http://schemas.openxmlformats.org/drawingml/2006/picture">
                       <pic:pic xmlns:pic="http://schemas.openxmlformats.org/drawingml/2006/picture">
                         <pic:nvPicPr>
-                          <pic:cNvPr id="159" name="Picture" descr="/Applications/quarto/share/formats/docx/caution.png"/>
+                          <pic:cNvPr id="153" name="Picture" descr="/Applications/quarto/share/formats/docx/caution.png"/>
                           <pic:cNvPicPr>
                             <a:picLocks noChangeAspect="1" noChangeArrowheads="1"/>
                           </pic:cNvPicPr>
                         </pic:nvPicPr>
                         <pic:blipFill>
-                          <a:blip r:embed="rId8"/>
+                          <a:blip r:embed="rId10"/>
                           <a:stretch>
                             <a:fillRect/>
                           </a:stretch>
@@ -10453,7 +10716,7 @@
               </w:numPr>
             </w:pPr>
             <w:r>
-              <w:t>Which data will be used as a the testing data? What method will you be used for generating training / test data subsets?</w:t>
+              <w:t>Which data will be used as for the testing data? What method will be used for generating training / test data subsets?</w:t>
             </w:r>
           </w:p>
           <w:p>
@@ -10480,6 +10743,48 @@
               <w:t>It is preferable that any independent data used for model testing remains unknown to modellers during the process of model development, please describe the relationship modellers have to model validation data, will independent datasets be known or accessible to any modeller or analyst?</w:t>
             </w:r>
           </w:p>
+          <w:p>
+            <w:pPr>
+              <w:pStyle w:val="FirstParagraph"/>
+            </w:pPr>
+            <w:r>
+              <w:rPr>
+                <w:i/>
+                <w:iCs/>
+              </w:rPr>
+              <w:t>If performing any data exploration or other preliminary analyses (delete as needed)</w:t>
+            </w:r>
+          </w:p>
+          <w:p>
+            <w:pPr>
+              <w:pStyle w:val="Compact"/>
+              <w:numPr>
+                <w:ilvl w:val="0"/>
+                <w:numId w:val="105"/>
+              </w:numPr>
+            </w:pPr>
+            <w:r>
+              <w:t xml:space="preserve">Describe any data subsets used for each analysis in </w:t>
+            </w:r>
+            <w:hyperlink w:anchor="sec-exploratory-analyses">
+              <w:r>
+                <w:rPr>
+                  <w:rStyle w:val="Hyperlink"/>
+                  <w:i/>
+                  <w:iCs/>
+                </w:rPr>
+                <w:t>Section 2.5.3</w:t>
+              </w:r>
+            </w:hyperlink>
+            <w:r>
+              <w:rPr>
+                <w:i/>
+                <w:iCs/>
+              </w:rPr>
+              <w:t>.</w:t>
+            </w:r>
+          </w:p>
+          <w:p/>
         </w:tc>
       </w:tr>
     </w:tbl>
@@ -10488,7 +10793,7 @@
         <w:pStyle w:val="Heading2"/>
       </w:pPr>
       <w:bookmarkStart w:id="65" w:name="implementation-verification"/>
-      <w:bookmarkStart w:id="66" w:name="_Toc205641423"/>
+      <w:bookmarkStart w:id="66" w:name="_Toc223883112"/>
       <w:bookmarkEnd w:id="62"/>
       <w:bookmarkEnd w:id="64"/>
       <w:r>
@@ -10499,8 +10804,7 @@
     <w:tbl>
       <w:tblPr>
         <w:tblStyle w:val="Table"/>
-        <w:tblW w:w="5000" w:type="pct"/>
-        <w:tblInd w:w="164" w:type="dxa"/>
+        <w:tblW w:w="0" w:type="auto"/>
         <w:tblBorders>
           <w:top w:val="single" w:sz="4" w:space="0" w:color="0758E5"/>
           <w:left w:val="single" w:sz="24" w:space="0" w:color="0758E5"/>
@@ -10540,22 +10844,22 @@
                 <w:noProof/>
               </w:rPr>
               <w:drawing>
-                <wp:inline distT="0" distB="0" distL="0" distR="0" wp14:anchorId="42BCC455" wp14:editId="5EC4DBE0">
+                <wp:inline distT="0" distB="0" distL="0" distR="0" wp14:anchorId="06E5F035" wp14:editId="3E3CDE52">
                   <wp:extent cx="152400" cy="152400"/>
                   <wp:effectExtent l="0" t="0" r="0" b="0"/>
-                  <wp:docPr id="162" name="Picture"/>
+                  <wp:docPr id="156" name="Picture"/>
                   <wp:cNvGraphicFramePr/>
                   <a:graphic xmlns:a="http://schemas.openxmlformats.org/drawingml/2006/main">
                     <a:graphicData uri="http://schemas.openxmlformats.org/drawingml/2006/picture">
                       <pic:pic xmlns:pic="http://schemas.openxmlformats.org/drawingml/2006/picture">
                         <pic:nvPicPr>
-                          <pic:cNvPr id="163" name="Picture" descr="/Applications/quarto/share/formats/docx/note.png"/>
+                          <pic:cNvPr id="157" name="Picture" descr="/Applications/quarto/share/formats/docx/note.png"/>
                           <pic:cNvPicPr>
                             <a:picLocks noChangeAspect="1" noChangeArrowheads="1"/>
                           </pic:cNvPicPr>
                         </pic:nvPicPr>
                         <pic:blipFill>
-                          <a:blip r:embed="rId11"/>
+                          <a:blip r:embed="rId13"/>
                           <a:stretch>
                             <a:fillRect/>
                           </a:stretch>
@@ -10636,7 +10940,7 @@
               <w:pStyle w:val="Compact"/>
               <w:numPr>
                 <w:ilvl w:val="0"/>
-                <w:numId w:val="105"/>
+                <w:numId w:val="106"/>
               </w:numPr>
             </w:pPr>
             <w:r>
@@ -10659,7 +10963,7 @@
               <w:pStyle w:val="Compact"/>
               <w:numPr>
                 <w:ilvl w:val="0"/>
-                <w:numId w:val="105"/>
+                <w:numId w:val="106"/>
               </w:numPr>
             </w:pPr>
             <w:r>
@@ -10677,6 +10981,7 @@
               <w:t>). Technical measures include using unit tests, or in-built checks within functions to prevent potential errors.</w:t>
             </w:r>
           </w:p>
+          <w:p/>
         </w:tc>
       </w:tr>
     </w:tbl>
@@ -10691,8 +10996,7 @@
     <w:tbl>
       <w:tblPr>
         <w:tblStyle w:val="Table"/>
-        <w:tblW w:w="5000" w:type="pct"/>
-        <w:tblInd w:w="164" w:type="dxa"/>
+        <w:tblW w:w="0" w:type="auto"/>
         <w:tblBorders>
           <w:top w:val="single" w:sz="4" w:space="0" w:color="FC5300"/>
           <w:left w:val="single" w:sz="24" w:space="0" w:color="FC5300"/>
@@ -10732,22 +11036,22 @@
                 <w:noProof/>
               </w:rPr>
               <w:drawing>
-                <wp:inline distT="0" distB="0" distL="0" distR="0" wp14:anchorId="413408E6" wp14:editId="0446484F">
+                <wp:inline distT="0" distB="0" distL="0" distR="0" wp14:anchorId="4029CB0D" wp14:editId="1E5F94B5">
                   <wp:extent cx="152400" cy="152400"/>
                   <wp:effectExtent l="0" t="0" r="0" b="0"/>
-                  <wp:docPr id="164" name="Picture"/>
+                  <wp:docPr id="158" name="Picture"/>
                   <wp:cNvGraphicFramePr/>
                   <a:graphic xmlns:a="http://schemas.openxmlformats.org/drawingml/2006/main">
                     <a:graphicData uri="http://schemas.openxmlformats.org/drawingml/2006/picture">
                       <pic:pic xmlns:pic="http://schemas.openxmlformats.org/drawingml/2006/picture">
                         <pic:nvPicPr>
-                          <pic:cNvPr id="165" name="Picture" descr="/Applications/quarto/share/formats/docx/caution.png"/>
+                          <pic:cNvPr id="159" name="Picture" descr="/Applications/quarto/share/formats/docx/caution.png"/>
                           <pic:cNvPicPr>
                             <a:picLocks noChangeAspect="1" noChangeArrowheads="1"/>
                           </pic:cNvPicPr>
                         </pic:nvPicPr>
                         <pic:blipFill>
-                          <a:blip r:embed="rId8"/>
+                          <a:blip r:embed="rId10"/>
                           <a:stretch>
                             <a:fillRect/>
                           </a:stretch>
@@ -10796,13 +11100,14 @@
               <w:pStyle w:val="Compact"/>
               <w:numPr>
                 <w:ilvl w:val="0"/>
-                <w:numId w:val="106"/>
+                <w:numId w:val="107"/>
               </w:numPr>
             </w:pPr>
             <w:r>
               <w:t>What Quality Assurance measures will you take to verify the model has been correctly implemented? Specifying a priori quality assurance tests for implementation verification may help to avoid selective debugging and silent errors.</w:t>
             </w:r>
           </w:p>
+          <w:p/>
         </w:tc>
       </w:tr>
     </w:tbl>
@@ -10811,7 +11116,7 @@
         <w:pStyle w:val="Heading2"/>
       </w:pPr>
       <w:bookmarkStart w:id="67" w:name="model-checking"/>
-      <w:bookmarkStart w:id="68" w:name="_Toc205641424"/>
+      <w:bookmarkStart w:id="68" w:name="_Toc223883113"/>
       <w:bookmarkEnd w:id="65"/>
       <w:r>
         <w:t>4.3 Model checking</w:t>
@@ -10821,8 +11126,7 @@
     <w:tbl>
       <w:tblPr>
         <w:tblStyle w:val="Table"/>
-        <w:tblW w:w="5000" w:type="pct"/>
-        <w:tblInd w:w="164" w:type="dxa"/>
+        <w:tblW w:w="0" w:type="auto"/>
         <w:tblBorders>
           <w:top w:val="single" w:sz="4" w:space="0" w:color="0758E5"/>
           <w:left w:val="single" w:sz="24" w:space="0" w:color="0758E5"/>
@@ -10862,22 +11166,22 @@
                 <w:noProof/>
               </w:rPr>
               <w:drawing>
-                <wp:inline distT="0" distB="0" distL="0" distR="0" wp14:anchorId="1750AFA1" wp14:editId="0D6E7E6C">
+                <wp:inline distT="0" distB="0" distL="0" distR="0" wp14:anchorId="53D89535" wp14:editId="36E0E799">
                   <wp:extent cx="152400" cy="152400"/>
                   <wp:effectExtent l="0" t="0" r="0" b="0"/>
-                  <wp:docPr id="167" name="Picture"/>
+                  <wp:docPr id="161" name="Picture"/>
                   <wp:cNvGraphicFramePr/>
                   <a:graphic xmlns:a="http://schemas.openxmlformats.org/drawingml/2006/main">
                     <a:graphicData uri="http://schemas.openxmlformats.org/drawingml/2006/picture">
                       <pic:pic xmlns:pic="http://schemas.openxmlformats.org/drawingml/2006/picture">
                         <pic:nvPicPr>
-                          <pic:cNvPr id="168" name="Picture" descr="/Applications/quarto/share/formats/docx/note.png"/>
+                          <pic:cNvPr id="162" name="Picture" descr="/Applications/quarto/share/formats/docx/note.png"/>
                           <pic:cNvPicPr>
                             <a:picLocks noChangeAspect="1" noChangeArrowheads="1"/>
                           </pic:cNvPicPr>
                         </pic:nvPicPr>
                         <pic:blipFill>
-                          <a:blip r:embed="rId11"/>
+                          <a:blip r:embed="rId13"/>
                           <a:stretch>
                             <a:fillRect/>
                           </a:stretch>
@@ -10927,7 +11231,7 @@
               <w:spacing w:before="16" w:after="16"/>
             </w:pPr>
             <w:r>
-              <w:t>“Model Checking” goes by many names (“conditional verification”, “quantitative verification”, “model output verification” ), and refers to a series of analyses that assess a model’s performance in representing the system of interest (</w:t>
+              <w:t>“Model Checking” goes by many names (“conditional verification”, “quantitative verification”, “model output verification”), and refers to a series of analyses that assess a model’s performance in representing the system of interest (</w:t>
             </w:r>
             <w:hyperlink w:anchor="ref-Conn:2018hd">
               <w:r>
@@ -10963,6 +11267,7 @@
               <w:t>).</w:t>
             </w:r>
           </w:p>
+          <w:p/>
         </w:tc>
       </w:tr>
     </w:tbl>
@@ -10978,8 +11283,7 @@
     <w:tbl>
       <w:tblPr>
         <w:tblStyle w:val="Table"/>
-        <w:tblW w:w="5000" w:type="pct"/>
-        <w:tblInd w:w="164" w:type="dxa"/>
+        <w:tblW w:w="0" w:type="auto"/>
         <w:tblBorders>
           <w:top w:val="single" w:sz="4" w:space="0" w:color="FC5300"/>
           <w:left w:val="single" w:sz="24" w:space="0" w:color="FC5300"/>
@@ -11019,22 +11323,22 @@
                 <w:noProof/>
               </w:rPr>
               <w:drawing>
-                <wp:inline distT="0" distB="0" distL="0" distR="0" wp14:anchorId="62F49AEC" wp14:editId="5CE83795">
+                <wp:inline distT="0" distB="0" distL="0" distR="0" wp14:anchorId="6D21AE26" wp14:editId="4022D247">
                   <wp:extent cx="152400" cy="152400"/>
                   <wp:effectExtent l="0" t="0" r="0" b="0"/>
-                  <wp:docPr id="169" name="Picture"/>
+                  <wp:docPr id="163" name="Picture"/>
                   <wp:cNvGraphicFramePr/>
                   <a:graphic xmlns:a="http://schemas.openxmlformats.org/drawingml/2006/main">
                     <a:graphicData uri="http://schemas.openxmlformats.org/drawingml/2006/picture">
                       <pic:pic xmlns:pic="http://schemas.openxmlformats.org/drawingml/2006/picture">
                         <pic:nvPicPr>
-                          <pic:cNvPr id="170" name="Picture" descr="/Applications/quarto/share/formats/docx/caution.png"/>
+                          <pic:cNvPr id="164" name="Picture" descr="/Applications/quarto/share/formats/docx/caution.png"/>
                           <pic:cNvPicPr>
                             <a:picLocks noChangeAspect="1" noChangeArrowheads="1"/>
                           </pic:cNvPicPr>
                         </pic:nvPicPr>
                         <pic:blipFill>
-                          <a:blip r:embed="rId8"/>
+                          <a:blip r:embed="rId10"/>
                           <a:stretch>
                             <a:fillRect/>
                           </a:stretch>
@@ -11097,7 +11401,7 @@
               <w:pStyle w:val="Compact"/>
               <w:numPr>
                 <w:ilvl w:val="0"/>
-                <w:numId w:val="107"/>
+                <w:numId w:val="108"/>
               </w:numPr>
             </w:pPr>
             <w:r>
@@ -11109,13 +11413,14 @@
               <w:pStyle w:val="Compact"/>
               <w:numPr>
                 <w:ilvl w:val="0"/>
-                <w:numId w:val="108"/>
+                <w:numId w:val="109"/>
               </w:numPr>
             </w:pPr>
             <w:r>
               <w:t>For each test, specify the criteria that will you use to interpret the outcome of the test in assessing the model’s ability to sufficiently represent the gathered data used to develop and parameterise the model.</w:t>
             </w:r>
           </w:p>
+          <w:p/>
         </w:tc>
       </w:tr>
     </w:tbl>
@@ -11132,8 +11437,7 @@
     <w:tbl>
       <w:tblPr>
         <w:tblStyle w:val="Table"/>
-        <w:tblW w:w="5000" w:type="pct"/>
-        <w:tblInd w:w="164" w:type="dxa"/>
+        <w:tblW w:w="0" w:type="auto"/>
         <w:tblBorders>
           <w:top w:val="single" w:sz="4" w:space="0" w:color="0758E5"/>
           <w:left w:val="single" w:sz="24" w:space="0" w:color="0758E5"/>
@@ -11173,22 +11477,22 @@
                 <w:noProof/>
               </w:rPr>
               <w:drawing>
-                <wp:inline distT="0" distB="0" distL="0" distR="0" wp14:anchorId="53A945E4" wp14:editId="1FEB11D9">
+                <wp:inline distT="0" distB="0" distL="0" distR="0" wp14:anchorId="12E9CBFB" wp14:editId="2E431C06">
                   <wp:extent cx="152400" cy="152400"/>
                   <wp:effectExtent l="0" t="0" r="0" b="0"/>
-                  <wp:docPr id="172" name="Picture"/>
+                  <wp:docPr id="166" name="Picture"/>
                   <wp:cNvGraphicFramePr/>
                   <a:graphic xmlns:a="http://schemas.openxmlformats.org/drawingml/2006/main">
                     <a:graphicData uri="http://schemas.openxmlformats.org/drawingml/2006/picture">
                       <pic:pic xmlns:pic="http://schemas.openxmlformats.org/drawingml/2006/picture">
                         <pic:nvPicPr>
-                          <pic:cNvPr id="173" name="Picture" descr="/Applications/quarto/share/formats/docx/note.png"/>
+                          <pic:cNvPr id="167" name="Picture" descr="/Applications/quarto/share/formats/docx/note.png"/>
                           <pic:cNvPicPr>
                             <a:picLocks noChangeAspect="1" noChangeArrowheads="1"/>
                           </pic:cNvPicPr>
                         </pic:nvPicPr>
                         <pic:blipFill>
-                          <a:blip r:embed="rId11"/>
+                          <a:blip r:embed="rId13"/>
                           <a:stretch>
                             <a:fillRect/>
                           </a:stretch>
@@ -11263,6 +11567,7 @@
               <w:t>). Face validation could include structured walk-throughs, or presenting descriptions, visualisations or summaries of model results to experts for assessment.</w:t>
             </w:r>
           </w:p>
+          <w:p/>
         </w:tc>
       </w:tr>
     </w:tbl>
@@ -11277,8 +11582,7 @@
     <w:tbl>
       <w:tblPr>
         <w:tblStyle w:val="Table"/>
-        <w:tblW w:w="5000" w:type="pct"/>
-        <w:tblInd w:w="164" w:type="dxa"/>
+        <w:tblW w:w="0" w:type="auto"/>
         <w:tblBorders>
           <w:top w:val="single" w:sz="4" w:space="0" w:color="FC5300"/>
           <w:left w:val="single" w:sz="24" w:space="0" w:color="FC5300"/>
@@ -11318,22 +11622,22 @@
                 <w:noProof/>
               </w:rPr>
               <w:drawing>
-                <wp:inline distT="0" distB="0" distL="0" distR="0" wp14:anchorId="18187964" wp14:editId="7DF5B6B5">
+                <wp:inline distT="0" distB="0" distL="0" distR="0" wp14:anchorId="5F96E2BA" wp14:editId="3A84DD86">
                   <wp:extent cx="152400" cy="152400"/>
                   <wp:effectExtent l="0" t="0" r="0" b="0"/>
-                  <wp:docPr id="174" name="Picture"/>
+                  <wp:docPr id="168" name="Picture"/>
                   <wp:cNvGraphicFramePr/>
                   <a:graphic xmlns:a="http://schemas.openxmlformats.org/drawingml/2006/main">
                     <a:graphicData uri="http://schemas.openxmlformats.org/drawingml/2006/picture">
                       <pic:pic xmlns:pic="http://schemas.openxmlformats.org/drawingml/2006/picture">
                         <pic:nvPicPr>
-                          <pic:cNvPr id="175" name="Picture" descr="/Applications/quarto/share/formats/docx/caution.png"/>
+                          <pic:cNvPr id="169" name="Picture" descr="/Applications/quarto/share/formats/docx/caution.png"/>
                           <pic:cNvPicPr>
                             <a:picLocks noChangeAspect="1" noChangeArrowheads="1"/>
                           </pic:cNvPicPr>
                         </pic:nvPicPr>
                         <pic:blipFill>
-                          <a:blip r:embed="rId8"/>
+                          <a:blip r:embed="rId10"/>
                           <a:stretch>
                             <a:fillRect/>
                           </a:stretch>
@@ -11382,13 +11686,14 @@
               <w:pStyle w:val="Compact"/>
               <w:numPr>
                 <w:ilvl w:val="0"/>
-                <w:numId w:val="109"/>
+                <w:numId w:val="110"/>
               </w:numPr>
             </w:pPr>
             <w:r>
               <w:t>Briefly explain how you will qualitatively check the model, and whether and how you will include users and clients in the process.</w:t>
             </w:r>
           </w:p>
+          <w:p/>
         </w:tc>
       </w:tr>
     </w:tbl>
@@ -11405,8 +11710,7 @@
     <w:tbl>
       <w:tblPr>
         <w:tblStyle w:val="Table"/>
-        <w:tblW w:w="5000" w:type="pct"/>
-        <w:tblInd w:w="164" w:type="dxa"/>
+        <w:tblW w:w="0" w:type="auto"/>
         <w:tblBorders>
           <w:top w:val="single" w:sz="4" w:space="0" w:color="FC5300"/>
           <w:left w:val="single" w:sz="24" w:space="0" w:color="FC5300"/>
@@ -11446,22 +11750,22 @@
                 <w:noProof/>
               </w:rPr>
               <w:drawing>
-                <wp:inline distT="0" distB="0" distL="0" distR="0" wp14:anchorId="566F4599" wp14:editId="05CDE490">
+                <wp:inline distT="0" distB="0" distL="0" distR="0" wp14:anchorId="1633435C" wp14:editId="47ABE68E">
                   <wp:extent cx="152400" cy="152400"/>
                   <wp:effectExtent l="0" t="0" r="0" b="0"/>
-                  <wp:docPr id="177" name="Picture"/>
+                  <wp:docPr id="171" name="Picture"/>
                   <wp:cNvGraphicFramePr/>
                   <a:graphic xmlns:a="http://schemas.openxmlformats.org/drawingml/2006/main">
                     <a:graphicData uri="http://schemas.openxmlformats.org/drawingml/2006/picture">
                       <pic:pic xmlns:pic="http://schemas.openxmlformats.org/drawingml/2006/picture">
                         <pic:nvPicPr>
-                          <pic:cNvPr id="178" name="Picture" descr="/Applications/quarto/share/formats/docx/caution.png"/>
+                          <pic:cNvPr id="172" name="Picture" descr="/Applications/quarto/share/formats/docx/caution.png"/>
                           <pic:cNvPicPr>
                             <a:picLocks noChangeAspect="1" noChangeArrowheads="1"/>
                           </pic:cNvPicPr>
                         </pic:nvPicPr>
                         <pic:blipFill>
-                          <a:blip r:embed="rId8"/>
+                          <a:blip r:embed="rId10"/>
                           <a:stretch>
                             <a:fillRect/>
                           </a:stretch>
@@ -11541,23 +11845,11 @@
               <w:pStyle w:val="Compact"/>
               <w:numPr>
                 <w:ilvl w:val="0"/>
-                <w:numId w:val="110"/>
-              </w:numPr>
-            </w:pPr>
-            <w:r>
-              <w:t>Explain how you will demonstrate robustness to model assumptions and check for violations of model assumptions.</w:t>
-            </w:r>
-          </w:p>
-          <w:p>
-            <w:pPr>
-              <w:pStyle w:val="Compact"/>
-              <w:numPr>
-                <w:ilvl w:val="0"/>
                 <w:numId w:val="111"/>
               </w:numPr>
             </w:pPr>
             <w:r>
-              <w:t>If you cannot perform quantitative assumption checks, describe what theoretical justifications would justify a lack of violation of or robustness to model assumptions.</w:t>
+              <w:t>Explain how you will demonstrate robustness to model assumptions and check for violations of model assumptions.</w:t>
             </w:r>
           </w:p>
           <w:p>
@@ -11569,7 +11861,7 @@
               </w:numPr>
             </w:pPr>
             <w:r>
-              <w:t>If you cannot demonstrate or theoretically justify violation or robustness to assumptions, explain why not, and specify whether you will discuss assumption violations and their consequences for interpretation of model outputs.</w:t>
+              <w:t>If you cannot perform quantitative assumption checks, describe what theoretical justifications would justify a lack of violation of or robustness to model assumptions.</w:t>
             </w:r>
           </w:p>
           <w:p>
@@ -11581,9 +11873,22 @@
               </w:numPr>
             </w:pPr>
             <w:r>
+              <w:t>If you cannot demonstrate or theoretically justify violation or robustness to assumptions, explain why not, and specify whether you will discuss assumption violations and their consequences for interpretation of model outputs.</w:t>
+            </w:r>
+          </w:p>
+          <w:p>
+            <w:pPr>
+              <w:pStyle w:val="Compact"/>
+              <w:numPr>
+                <w:ilvl w:val="0"/>
+                <w:numId w:val="114"/>
+              </w:numPr>
+            </w:pPr>
+            <w:r>
               <w:t>If assumption violations cannot be avoided, explain how you will explore the consequences of assumption violations on the interpretation of results (To be completed in interim iterations of the preregistration, only if there are departures from assumptions as demonstrated in the planned tests above).</w:t>
             </w:r>
           </w:p>
+          <w:p/>
         </w:tc>
       </w:tr>
     </w:tbl>
@@ -11592,7 +11897,7 @@
         <w:pStyle w:val="Heading1"/>
       </w:pPr>
       <w:bookmarkStart w:id="72" w:name="model-validation-and-evaluation"/>
-      <w:bookmarkStart w:id="73" w:name="_Toc205641425"/>
+      <w:bookmarkStart w:id="73" w:name="_Toc223883114"/>
       <w:bookmarkEnd w:id="60"/>
       <w:bookmarkEnd w:id="67"/>
       <w:bookmarkEnd w:id="71"/>
@@ -11604,8 +11909,7 @@
     <w:tbl>
       <w:tblPr>
         <w:tblStyle w:val="Table"/>
-        <w:tblW w:w="5000" w:type="pct"/>
-        <w:tblInd w:w="164" w:type="dxa"/>
+        <w:tblW w:w="0" w:type="auto"/>
         <w:tblBorders>
           <w:top w:val="single" w:sz="4" w:space="0" w:color="0758E5"/>
           <w:left w:val="single" w:sz="24" w:space="0" w:color="0758E5"/>
@@ -11645,22 +11949,22 @@
                 <w:noProof/>
               </w:rPr>
               <w:drawing>
-                <wp:inline distT="0" distB="0" distL="0" distR="0" wp14:anchorId="46C623F5" wp14:editId="3A5E37F5">
+                <wp:inline distT="0" distB="0" distL="0" distR="0" wp14:anchorId="28B8B007" wp14:editId="5045B93C">
                   <wp:extent cx="152400" cy="152400"/>
                   <wp:effectExtent l="0" t="0" r="0" b="0"/>
-                  <wp:docPr id="182" name="Picture"/>
+                  <wp:docPr id="176" name="Picture"/>
                   <wp:cNvGraphicFramePr/>
                   <a:graphic xmlns:a="http://schemas.openxmlformats.org/drawingml/2006/main">
                     <a:graphicData uri="http://schemas.openxmlformats.org/drawingml/2006/picture">
                       <pic:pic xmlns:pic="http://schemas.openxmlformats.org/drawingml/2006/picture">
                         <pic:nvPicPr>
-                          <pic:cNvPr id="183" name="Picture" descr="/Applications/quarto/share/formats/docx/note.png"/>
+                          <pic:cNvPr id="177" name="Picture" descr="/Applications/quarto/share/formats/docx/note.png"/>
                           <pic:cNvPicPr>
                             <a:picLocks noChangeAspect="1" noChangeArrowheads="1"/>
                           </pic:cNvPicPr>
                         </pic:nvPicPr>
                         <pic:blipFill>
-                          <a:blip r:embed="rId11"/>
+                          <a:blip r:embed="rId13"/>
                           <a:stretch>
                             <a:fillRect/>
                           </a:stretch>
@@ -11757,6 +12061,7 @@
               <w:t>).</w:t>
             </w:r>
           </w:p>
+          <w:p/>
         </w:tc>
       </w:tr>
     </w:tbl>
@@ -11765,8 +12070,9 @@
         <w:pStyle w:val="Heading2"/>
       </w:pPr>
       <w:bookmarkStart w:id="74" w:name="model-output-corroboration"/>
-      <w:bookmarkStart w:id="75" w:name="_Toc205641426"/>
-      <w:r>
+      <w:bookmarkStart w:id="75" w:name="_Toc223883115"/>
+      <w:r>
+        <w:lastRenderedPageBreak/>
         <w:t>5.1 Model output corroboration</w:t>
       </w:r>
       <w:bookmarkEnd w:id="75"/>
@@ -11774,8 +12080,7 @@
     <w:tbl>
       <w:tblPr>
         <w:tblStyle w:val="Table"/>
-        <w:tblW w:w="5000" w:type="pct"/>
-        <w:tblInd w:w="164" w:type="dxa"/>
+        <w:tblW w:w="0" w:type="auto"/>
         <w:tblBorders>
           <w:top w:val="single" w:sz="4" w:space="0" w:color="0758E5"/>
           <w:left w:val="single" w:sz="24" w:space="0" w:color="0758E5"/>
@@ -11815,22 +12120,22 @@
                 <w:noProof/>
               </w:rPr>
               <w:drawing>
-                <wp:inline distT="0" distB="0" distL="0" distR="0" wp14:anchorId="4B95968F" wp14:editId="44BDBCA6">
+                <wp:inline distT="0" distB="0" distL="0" distR="0" wp14:anchorId="1DE01195" wp14:editId="380F525A">
                   <wp:extent cx="152400" cy="152400"/>
                   <wp:effectExtent l="0" t="0" r="0" b="0"/>
-                  <wp:docPr id="184" name="Picture"/>
+                  <wp:docPr id="178" name="Picture"/>
                   <wp:cNvGraphicFramePr/>
                   <a:graphic xmlns:a="http://schemas.openxmlformats.org/drawingml/2006/main">
                     <a:graphicData uri="http://schemas.openxmlformats.org/drawingml/2006/picture">
                       <pic:pic xmlns:pic="http://schemas.openxmlformats.org/drawingml/2006/picture">
                         <pic:nvPicPr>
-                          <pic:cNvPr id="185" name="Picture" descr="/Applications/quarto/share/formats/docx/note.png"/>
+                          <pic:cNvPr id="179" name="Picture" descr="/Applications/quarto/share/formats/docx/note.png"/>
                           <pic:cNvPicPr>
                             <a:picLocks noChangeAspect="1" noChangeArrowheads="1"/>
                           </pic:cNvPicPr>
                         </pic:nvPicPr>
                         <pic:blipFill>
-                          <a:blip r:embed="rId11"/>
+                          <a:blip r:embed="rId13"/>
                           <a:stretch>
                             <a:fillRect/>
                           </a:stretch>
@@ -11880,7 +12185,6 @@
               <w:spacing w:before="16" w:after="16"/>
             </w:pPr>
             <w:r>
-              <w:lastRenderedPageBreak/>
               <w:t>Ideally, model outputs or predictions are compared to independent data and patterns that were not used to develop, parameterise, or verify the model. Testing against a dataset of response and predictor variables that are spatially and/or temporally independent from the training dataset minimises the risk of artificially inflating model performance measures (</w:t>
             </w:r>
             <w:hyperlink w:anchor="ref-Araujo2019">
@@ -11917,6 +12221,7 @@
               <w:t>).</w:t>
             </w:r>
           </w:p>
+          <w:p/>
         </w:tc>
       </w:tr>
     </w:tbl>
@@ -11931,8 +12236,7 @@
     <w:tbl>
       <w:tblPr>
         <w:tblStyle w:val="Table"/>
-        <w:tblW w:w="5000" w:type="pct"/>
-        <w:tblInd w:w="164" w:type="dxa"/>
+        <w:tblW w:w="0" w:type="auto"/>
         <w:tblBorders>
           <w:top w:val="single" w:sz="4" w:space="0" w:color="FC5300"/>
           <w:left w:val="single" w:sz="24" w:space="0" w:color="FC5300"/>
@@ -11972,22 +12276,22 @@
                 <w:noProof/>
               </w:rPr>
               <w:drawing>
-                <wp:inline distT="0" distB="0" distL="0" distR="0" wp14:anchorId="3DFAF7D5" wp14:editId="600283D0">
+                <wp:inline distT="0" distB="0" distL="0" distR="0" wp14:anchorId="3ED71CA3" wp14:editId="5D72802A">
                   <wp:extent cx="152400" cy="152400"/>
                   <wp:effectExtent l="0" t="0" r="0" b="0"/>
-                  <wp:docPr id="186" name="Picture"/>
+                  <wp:docPr id="180" name="Picture"/>
                   <wp:cNvGraphicFramePr/>
                   <a:graphic xmlns:a="http://schemas.openxmlformats.org/drawingml/2006/main">
                     <a:graphicData uri="http://schemas.openxmlformats.org/drawingml/2006/picture">
                       <pic:pic xmlns:pic="http://schemas.openxmlformats.org/drawingml/2006/picture">
                         <pic:nvPicPr>
-                          <pic:cNvPr id="187" name="Picture" descr="/Applications/quarto/share/formats/docx/caution.png"/>
+                          <pic:cNvPr id="181" name="Picture" descr="/Applications/quarto/share/formats/docx/caution.png"/>
                           <pic:cNvPicPr>
                             <a:picLocks noChangeAspect="1" noChangeArrowheads="1"/>
                           </pic:cNvPicPr>
                         </pic:nvPicPr>
                         <pic:blipFill>
-                          <a:blip r:embed="rId8"/>
+                          <a:blip r:embed="rId10"/>
                           <a:stretch>
                             <a:fillRect/>
                           </a:stretch>
@@ -12036,7 +12340,7 @@
               <w:pStyle w:val="Compact"/>
               <w:numPr>
                 <w:ilvl w:val="0"/>
-                <w:numId w:val="114"/>
+                <w:numId w:val="115"/>
               </w:numPr>
             </w:pPr>
             <w:r>
@@ -12048,11 +12352,11 @@
               <w:pStyle w:val="Compact"/>
               <w:numPr>
                 <w:ilvl w:val="0"/>
-                <w:numId w:val="115"/>
+                <w:numId w:val="116"/>
               </w:numPr>
             </w:pPr>
             <w:r>
-              <w:t>It is preferable that any independent data used for model evaluation remains unknown to modellers during the process of model building (</w:t>
+              <w:t>It is preferable that any independent data used for model evaluation remains unobserved to modellers during the process of model building (</w:t>
             </w:r>
             <w:hyperlink w:anchor="ref-Dwork2015">
               <w:r>
@@ -12071,13 +12375,14 @@
               <w:pStyle w:val="Compact"/>
               <w:numPr>
                 <w:ilvl w:val="0"/>
-                <w:numId w:val="116"/>
+                <w:numId w:val="117"/>
               </w:numPr>
             </w:pPr>
             <w:r>
               <w:t>If unable to evaluate the model outputs against independent data, explain why and explain what steps you will take to interrogate the model.</w:t>
             </w:r>
           </w:p>
+          <w:p/>
         </w:tc>
       </w:tr>
     </w:tbl>
@@ -12086,7 +12391,7 @@
         <w:pStyle w:val="Heading2"/>
       </w:pPr>
       <w:bookmarkStart w:id="76" w:name="choose-performance-metrics-and-criteria"/>
-      <w:bookmarkStart w:id="77" w:name="_Toc205641427"/>
+      <w:bookmarkStart w:id="77" w:name="_Toc223883116"/>
       <w:bookmarkEnd w:id="74"/>
       <w:r>
         <w:t>5.2 Choose performance metrics and criteria</w:t>
@@ -12096,8 +12401,7 @@
     <w:tbl>
       <w:tblPr>
         <w:tblStyle w:val="Table"/>
-        <w:tblW w:w="5000" w:type="pct"/>
-        <w:tblInd w:w="164" w:type="dxa"/>
+        <w:tblW w:w="0" w:type="auto"/>
         <w:tblBorders>
           <w:top w:val="single" w:sz="4" w:space="0" w:color="0758E5"/>
           <w:left w:val="single" w:sz="24" w:space="0" w:color="0758E5"/>
@@ -12137,22 +12441,22 @@
                 <w:noProof/>
               </w:rPr>
               <w:drawing>
-                <wp:inline distT="0" distB="0" distL="0" distR="0" wp14:anchorId="5B87AFCE" wp14:editId="7F706B97">
+                <wp:inline distT="0" distB="0" distL="0" distR="0" wp14:anchorId="0CABBB21" wp14:editId="33369BBC">
                   <wp:extent cx="152400" cy="152400"/>
                   <wp:effectExtent l="0" t="0" r="0" b="0"/>
-                  <wp:docPr id="189" name="Picture"/>
+                  <wp:docPr id="183" name="Picture"/>
                   <wp:cNvGraphicFramePr/>
                   <a:graphic xmlns:a="http://schemas.openxmlformats.org/drawingml/2006/main">
                     <a:graphicData uri="http://schemas.openxmlformats.org/drawingml/2006/picture">
                       <pic:pic xmlns:pic="http://schemas.openxmlformats.org/drawingml/2006/picture">
                         <pic:nvPicPr>
-                          <pic:cNvPr id="190" name="Picture" descr="/Applications/quarto/share/formats/docx/note.png"/>
+                          <pic:cNvPr id="184" name="Picture" descr="/Applications/quarto/share/formats/docx/note.png"/>
                           <pic:cNvPicPr>
                             <a:picLocks noChangeAspect="1" noChangeArrowheads="1"/>
                           </pic:cNvPicPr>
                         </pic:nvPicPr>
                         <pic:blipFill>
-                          <a:blip r:embed="rId11"/>
+                          <a:blip r:embed="rId13"/>
                           <a:stretch>
                             <a:fillRect/>
                           </a:stretch>
@@ -12202,6 +12506,7 @@
               <w:spacing w:before="16" w:after="16"/>
             </w:pPr>
             <w:r>
+              <w:lastRenderedPageBreak/>
               <w:t>Model performance can be quantified by a range of tests, including measures of agreement between predictions and independent observations, or estimates of accuracy, bias, calibration, discrimination refinement, resolution and skill (</w:t>
             </w:r>
             <w:hyperlink w:anchor="ref-Araujo2019">
@@ -12227,6 +12532,7 @@
               <w:t>).</w:t>
             </w:r>
           </w:p>
+          <w:p/>
         </w:tc>
       </w:tr>
     </w:tbl>
@@ -12241,8 +12547,7 @@
     <w:tbl>
       <w:tblPr>
         <w:tblStyle w:val="Table"/>
-        <w:tblW w:w="5000" w:type="pct"/>
-        <w:tblInd w:w="164" w:type="dxa"/>
+        <w:tblW w:w="0" w:type="auto"/>
         <w:tblBorders>
           <w:top w:val="single" w:sz="4" w:space="0" w:color="FC5300"/>
           <w:left w:val="single" w:sz="24" w:space="0" w:color="FC5300"/>
@@ -12282,22 +12587,22 @@
                 <w:noProof/>
               </w:rPr>
               <w:drawing>
-                <wp:inline distT="0" distB="0" distL="0" distR="0" wp14:anchorId="16DC866E" wp14:editId="251DE621">
+                <wp:inline distT="0" distB="0" distL="0" distR="0" wp14:anchorId="51013E5B" wp14:editId="37C218B4">
                   <wp:extent cx="152400" cy="152400"/>
                   <wp:effectExtent l="0" t="0" r="0" b="0"/>
-                  <wp:docPr id="191" name="Picture"/>
+                  <wp:docPr id="185" name="Picture"/>
                   <wp:cNvGraphicFramePr/>
                   <a:graphic xmlns:a="http://schemas.openxmlformats.org/drawingml/2006/main">
                     <a:graphicData uri="http://schemas.openxmlformats.org/drawingml/2006/picture">
                       <pic:pic xmlns:pic="http://schemas.openxmlformats.org/drawingml/2006/picture">
                         <pic:nvPicPr>
-                          <pic:cNvPr id="192" name="Picture" descr="/Applications/quarto/share/formats/docx/caution.png"/>
+                          <pic:cNvPr id="186" name="Picture" descr="/Applications/quarto/share/formats/docx/caution.png"/>
                           <pic:cNvPicPr>
                             <a:picLocks noChangeAspect="1" noChangeArrowheads="1"/>
                           </pic:cNvPicPr>
                         </pic:nvPicPr>
                         <pic:blipFill>
-                          <a:blip r:embed="rId8"/>
+                          <a:blip r:embed="rId10"/>
                           <a:stretch>
                             <a:fillRect/>
                           </a:stretch>
@@ -12346,11 +12651,10 @@
               <w:pStyle w:val="Compact"/>
               <w:numPr>
                 <w:ilvl w:val="0"/>
-                <w:numId w:val="117"/>
+                <w:numId w:val="118"/>
               </w:numPr>
             </w:pPr>
             <w:r>
-              <w:lastRenderedPageBreak/>
               <w:t>Specify what performance measures you will use to evaluate the model and briefly explain how each test relates to different desired properties of a model’s performance.</w:t>
             </w:r>
           </w:p>
@@ -12359,7 +12663,7 @@
               <w:pStyle w:val="Compact"/>
               <w:numPr>
                 <w:ilvl w:val="0"/>
-                <w:numId w:val="118"/>
+                <w:numId w:val="119"/>
               </w:numPr>
             </w:pPr>
             <w:r>
@@ -12382,13 +12686,14 @@
               <w:pStyle w:val="Compact"/>
               <w:numPr>
                 <w:ilvl w:val="0"/>
-                <w:numId w:val="119"/>
+                <w:numId w:val="120"/>
               </w:numPr>
             </w:pPr>
             <w:r>
               <w:t>If comparing alternative models, specify what measures of model comparison or out-of-sample performance metrics will you use to find support for alternative models or else to optimise predictive ability. State what numerical threshold or qualities you will use for each of these metrics.</w:t>
             </w:r>
           </w:p>
+          <w:p/>
         </w:tc>
       </w:tr>
     </w:tbl>
@@ -12397,7 +12702,7 @@
         <w:pStyle w:val="Heading2"/>
       </w:pPr>
       <w:bookmarkStart w:id="78" w:name="model-analysis"/>
-      <w:bookmarkStart w:id="79" w:name="_Toc205641428"/>
+      <w:bookmarkStart w:id="79" w:name="_Toc223883117"/>
       <w:bookmarkEnd w:id="76"/>
       <w:r>
         <w:t>5.3 Model analysis</w:t>
@@ -12407,8 +12712,7 @@
     <w:tbl>
       <w:tblPr>
         <w:tblStyle w:val="Table"/>
-        <w:tblW w:w="5000" w:type="pct"/>
-        <w:tblInd w:w="164" w:type="dxa"/>
+        <w:tblW w:w="0" w:type="auto"/>
         <w:tblBorders>
           <w:top w:val="single" w:sz="4" w:space="0" w:color="0758E5"/>
           <w:left w:val="single" w:sz="24" w:space="0" w:color="0758E5"/>
@@ -12448,22 +12752,22 @@
                 <w:noProof/>
               </w:rPr>
               <w:drawing>
-                <wp:inline distT="0" distB="0" distL="0" distR="0" wp14:anchorId="0712545D" wp14:editId="653B1520">
+                <wp:inline distT="0" distB="0" distL="0" distR="0" wp14:anchorId="2C3A7D98" wp14:editId="5AF0FFA4">
                   <wp:extent cx="152400" cy="152400"/>
                   <wp:effectExtent l="0" t="0" r="0" b="0"/>
-                  <wp:docPr id="194" name="Picture"/>
+                  <wp:docPr id="188" name="Picture"/>
                   <wp:cNvGraphicFramePr/>
                   <a:graphic xmlns:a="http://schemas.openxmlformats.org/drawingml/2006/main">
                     <a:graphicData uri="http://schemas.openxmlformats.org/drawingml/2006/picture">
                       <pic:pic xmlns:pic="http://schemas.openxmlformats.org/drawingml/2006/picture">
                         <pic:nvPicPr>
-                          <pic:cNvPr id="195" name="Picture" descr="/Applications/quarto/share/formats/docx/note.png"/>
+                          <pic:cNvPr id="189" name="Picture" descr="/Applications/quarto/share/formats/docx/note.png"/>
                           <pic:cNvPicPr>
                             <a:picLocks noChangeAspect="1" noChangeArrowheads="1"/>
                           </pic:cNvPicPr>
                         </pic:nvPicPr>
                         <pic:blipFill>
-                          <a:blip r:embed="rId11"/>
+                          <a:blip r:embed="rId13"/>
                           <a:stretch>
                             <a:fillRect/>
                           </a:stretch>
@@ -12513,6 +12817,7 @@
               <w:spacing w:before="16"/>
             </w:pPr>
             <w:r>
+              <w:lastRenderedPageBreak/>
               <w:t>Uncertainty in models arises due to incomplete system understanding (which processes to include, or which interact), from imprecise, finite and sparse data measurements, and from uncertainty in input conditions and scenarios for model simulations or runs (</w:t>
             </w:r>
             <w:hyperlink w:anchor="ref-Jakeman:2006ii">
@@ -12607,6 +12912,7 @@
               <w:t>), it is useful for the analyst to relate the choice of analysis to the modelling context, purpose and analytical objectives defined in the problem formulation phase, in tandem with any critical uncertainties that have emerged during model development and testing prior to this point.</w:t>
             </w:r>
           </w:p>
+          <w:p/>
         </w:tc>
       </w:tr>
     </w:tbl>
@@ -12616,15 +12922,13 @@
       </w:pPr>
       <w:bookmarkStart w:id="80" w:name="uncertainty-analyses"/>
       <w:r>
-        <w:lastRenderedPageBreak/>
         <w:t>5.3.1 Uncertainty Analyses</w:t>
       </w:r>
     </w:p>
     <w:tbl>
       <w:tblPr>
         <w:tblStyle w:val="Table"/>
-        <w:tblW w:w="5000" w:type="pct"/>
-        <w:tblInd w:w="164" w:type="dxa"/>
+        <w:tblW w:w="0" w:type="auto"/>
         <w:tblBorders>
           <w:top w:val="single" w:sz="4" w:space="0" w:color="0758E5"/>
           <w:left w:val="single" w:sz="24" w:space="0" w:color="0758E5"/>
@@ -12664,22 +12968,22 @@
                 <w:noProof/>
               </w:rPr>
               <w:drawing>
-                <wp:inline distT="0" distB="0" distL="0" distR="0" wp14:anchorId="26A6664F" wp14:editId="58AFBDF0">
+                <wp:inline distT="0" distB="0" distL="0" distR="0" wp14:anchorId="6A8C2518" wp14:editId="1D7806DA">
                   <wp:extent cx="152400" cy="152400"/>
                   <wp:effectExtent l="0" t="0" r="0" b="0"/>
-                  <wp:docPr id="196" name="Picture"/>
+                  <wp:docPr id="190" name="Picture"/>
                   <wp:cNvGraphicFramePr/>
                   <a:graphic xmlns:a="http://schemas.openxmlformats.org/drawingml/2006/main">
                     <a:graphicData uri="http://schemas.openxmlformats.org/drawingml/2006/picture">
                       <pic:pic xmlns:pic="http://schemas.openxmlformats.org/drawingml/2006/picture">
                         <pic:nvPicPr>
-                          <pic:cNvPr id="197" name="Picture" descr="/Applications/quarto/share/formats/docx/note.png"/>
+                          <pic:cNvPr id="191" name="Picture" descr="/Applications/quarto/share/formats/docx/note.png"/>
                           <pic:cNvPicPr>
                             <a:picLocks noChangeAspect="1" noChangeArrowheads="1"/>
                           </pic:cNvPicPr>
                         </pic:nvPicPr>
                         <pic:blipFill>
-                          <a:blip r:embed="rId11"/>
+                          <a:blip r:embed="rId13"/>
                           <a:stretch>
                             <a:fillRect/>
                           </a:stretch>
@@ -12729,6 +13033,7 @@
               <w:spacing w:before="16" w:after="16"/>
             </w:pPr>
             <w:r>
+              <w:lastRenderedPageBreak/>
               <w:t>Uncertainty can arise from different modelling techniques, response data and predictor variables (</w:t>
             </w:r>
             <w:hyperlink w:anchor="ref-Araujo2019">
@@ -12787,6 +13092,7 @@
               <w:t>).</w:t>
             </w:r>
           </w:p>
+          <w:p/>
         </w:tc>
       </w:tr>
     </w:tbl>
@@ -12801,8 +13107,7 @@
     <w:tbl>
       <w:tblPr>
         <w:tblStyle w:val="Table"/>
-        <w:tblW w:w="5000" w:type="pct"/>
-        <w:tblInd w:w="164" w:type="dxa"/>
+        <w:tblW w:w="0" w:type="auto"/>
         <w:tblBorders>
           <w:top w:val="single" w:sz="4" w:space="0" w:color="FC5300"/>
           <w:left w:val="single" w:sz="24" w:space="0" w:color="FC5300"/>
@@ -12842,22 +13147,22 @@
                 <w:noProof/>
               </w:rPr>
               <w:drawing>
-                <wp:inline distT="0" distB="0" distL="0" distR="0" wp14:anchorId="691686D6" wp14:editId="203FBA1A">
+                <wp:inline distT="0" distB="0" distL="0" distR="0" wp14:anchorId="20AB99B6" wp14:editId="72349DA7">
                   <wp:extent cx="152400" cy="152400"/>
                   <wp:effectExtent l="0" t="0" r="0" b="0"/>
-                  <wp:docPr id="198" name="Picture"/>
+                  <wp:docPr id="192" name="Picture"/>
                   <wp:cNvGraphicFramePr/>
                   <a:graphic xmlns:a="http://schemas.openxmlformats.org/drawingml/2006/main">
                     <a:graphicData uri="http://schemas.openxmlformats.org/drawingml/2006/picture">
                       <pic:pic xmlns:pic="http://schemas.openxmlformats.org/drawingml/2006/picture">
                         <pic:nvPicPr>
-                          <pic:cNvPr id="199" name="Picture" descr="/Applications/quarto/share/formats/docx/caution.png"/>
+                          <pic:cNvPr id="193" name="Picture" descr="/Applications/quarto/share/formats/docx/caution.png"/>
                           <pic:cNvPicPr>
                             <a:picLocks noChangeAspect="1" noChangeArrowheads="1"/>
                           </pic:cNvPicPr>
                         </pic:nvPicPr>
                         <pic:blipFill>
-                          <a:blip r:embed="rId8"/>
+                          <a:blip r:embed="rId10"/>
                           <a:stretch>
                             <a:fillRect/>
                           </a:stretch>
@@ -12906,11 +13211,11 @@
               <w:pStyle w:val="Compact"/>
               <w:numPr>
                 <w:ilvl w:val="0"/>
-                <w:numId w:val="120"/>
+                <w:numId w:val="121"/>
               </w:numPr>
             </w:pPr>
             <w:r>
-              <w:t>Please describe how you will characterise model and data uncertainties, e.g. propagating known uncertainties through the model, investigating the effect of different model scenarios with different parameters and modelling technique combinations (</w:t>
+              <w:t>Describe how you will characterise model and data uncertainties, e.g. propagating known uncertainties through the model, investigating the effect of different model scenarios with different parameters and modelling technique combinations (</w:t>
             </w:r>
             <w:hyperlink w:anchor="ref-Araujo2019">
               <w:r>
@@ -12940,7 +13245,7 @@
               <w:pStyle w:val="Compact"/>
               <w:numPr>
                 <w:ilvl w:val="0"/>
-                <w:numId w:val="121"/>
+                <w:numId w:val="122"/>
               </w:numPr>
             </w:pPr>
             <w:r>
@@ -12963,7 +13268,7 @@
               <w:pStyle w:val="Compact"/>
               <w:numPr>
                 <w:ilvl w:val="0"/>
-                <w:numId w:val="122"/>
+                <w:numId w:val="123"/>
               </w:numPr>
             </w:pPr>
             <w:r>
@@ -12975,7 +13280,7 @@
               <w:pStyle w:val="Compact"/>
               <w:numPr>
                 <w:ilvl w:val="0"/>
-                <w:numId w:val="123"/>
+                <w:numId w:val="124"/>
               </w:numPr>
             </w:pPr>
             <w:r>
@@ -12993,6 +13298,7 @@
               <w:t>), specify which measure of uncertainty you will use.</w:t>
             </w:r>
           </w:p>
+          <w:p/>
         </w:tc>
       </w:tr>
     </w:tbl>
@@ -13010,8 +13316,7 @@
     <w:tbl>
       <w:tblPr>
         <w:tblStyle w:val="Table"/>
-        <w:tblW w:w="5000" w:type="pct"/>
-        <w:tblInd w:w="164" w:type="dxa"/>
+        <w:tblW w:w="0" w:type="auto"/>
         <w:tblBorders>
           <w:top w:val="single" w:sz="4" w:space="0" w:color="0758E5"/>
           <w:left w:val="single" w:sz="24" w:space="0" w:color="0758E5"/>
@@ -13051,22 +13356,22 @@
                 <w:noProof/>
               </w:rPr>
               <w:drawing>
-                <wp:inline distT="0" distB="0" distL="0" distR="0" wp14:anchorId="47D342AC" wp14:editId="0EB1A86A">
+                <wp:inline distT="0" distB="0" distL="0" distR="0" wp14:anchorId="6790F4E5" wp14:editId="3F0FDE51">
                   <wp:extent cx="152400" cy="152400"/>
                   <wp:effectExtent l="0" t="0" r="0" b="0"/>
-                  <wp:docPr id="201" name="Picture"/>
+                  <wp:docPr id="195" name="Picture"/>
                   <wp:cNvGraphicFramePr/>
                   <a:graphic xmlns:a="http://schemas.openxmlformats.org/drawingml/2006/main">
                     <a:graphicData uri="http://schemas.openxmlformats.org/drawingml/2006/picture">
                       <pic:pic xmlns:pic="http://schemas.openxmlformats.org/drawingml/2006/picture">
                         <pic:nvPicPr>
-                          <pic:cNvPr id="202" name="Picture" descr="/Applications/quarto/share/formats/docx/note.png"/>
+                          <pic:cNvPr id="196" name="Picture" descr="/Applications/quarto/share/formats/docx/note.png"/>
                           <pic:cNvPicPr>
                             <a:picLocks noChangeAspect="1" noChangeArrowheads="1"/>
                           </pic:cNvPicPr>
                         </pic:nvPicPr>
                         <pic:blipFill>
-                          <a:blip r:embed="rId11"/>
+                          <a:blip r:embed="rId13"/>
                           <a:stretch>
                             <a:fillRect/>
                           </a:stretch>
@@ -13130,6 +13435,7 @@
               <w:t>).</w:t>
             </w:r>
           </w:p>
+          <w:p/>
         </w:tc>
       </w:tr>
     </w:tbl>
@@ -13144,8 +13450,7 @@
     <w:tbl>
       <w:tblPr>
         <w:tblStyle w:val="Table"/>
-        <w:tblW w:w="5000" w:type="pct"/>
-        <w:tblInd w:w="164" w:type="dxa"/>
+        <w:tblW w:w="0" w:type="auto"/>
         <w:tblBorders>
           <w:top w:val="single" w:sz="4" w:space="0" w:color="FC5300"/>
           <w:left w:val="single" w:sz="24" w:space="0" w:color="FC5300"/>
@@ -13185,22 +13490,22 @@
                 <w:noProof/>
               </w:rPr>
               <w:drawing>
-                <wp:inline distT="0" distB="0" distL="0" distR="0" wp14:anchorId="50969B83" wp14:editId="3CD8C27D">
+                <wp:inline distT="0" distB="0" distL="0" distR="0" wp14:anchorId="5ED09D32" wp14:editId="042B63DB">
                   <wp:extent cx="152400" cy="152400"/>
                   <wp:effectExtent l="0" t="0" r="0" b="0"/>
-                  <wp:docPr id="203" name="Picture"/>
+                  <wp:docPr id="197" name="Picture"/>
                   <wp:cNvGraphicFramePr/>
                   <a:graphic xmlns:a="http://schemas.openxmlformats.org/drawingml/2006/main">
                     <a:graphicData uri="http://schemas.openxmlformats.org/drawingml/2006/picture">
                       <pic:pic xmlns:pic="http://schemas.openxmlformats.org/drawingml/2006/picture">
                         <pic:nvPicPr>
-                          <pic:cNvPr id="204" name="Picture" descr="/Applications/quarto/share/formats/docx/caution.png"/>
+                          <pic:cNvPr id="198" name="Picture" descr="/Applications/quarto/share/formats/docx/caution.png"/>
                           <pic:cNvPicPr>
                             <a:picLocks noChangeAspect="1" noChangeArrowheads="1"/>
                           </pic:cNvPicPr>
                         </pic:nvPicPr>
                         <pic:blipFill>
-                          <a:blip r:embed="rId8"/>
+                          <a:blip r:embed="rId10"/>
                           <a:stretch>
                             <a:fillRect/>
                           </a:stretch>
@@ -13249,23 +13554,11 @@
               <w:pStyle w:val="Compact"/>
               <w:numPr>
                 <w:ilvl w:val="0"/>
-                <w:numId w:val="124"/>
-              </w:numPr>
-            </w:pPr>
-            <w:r>
-              <w:t>Describe the sensitivity analysis approach you will take: deterministic sensitivity, stochastic sensitivity (variability in the model), or scenario sensitivity (effect of changes based on scenarios).</w:t>
-            </w:r>
-          </w:p>
-          <w:p>
-            <w:pPr>
-              <w:pStyle w:val="Compact"/>
-              <w:numPr>
-                <w:ilvl w:val="0"/>
                 <w:numId w:val="125"/>
               </w:numPr>
             </w:pPr>
             <w:r>
-              <w:t>Describe any sensitivity analyses you will conduct by specifying which parameters will be held constant, which will be varied, and the range and intervals of values over which those parameters will be varied.</w:t>
+              <w:t>Describe the sensitivity analysis approach you will take: deterministic sensitivity, stochastic sensitivity (variability in the model), or scenario sensitivity (effect of changes based on scenarios).</w:t>
             </w:r>
           </w:p>
           <w:p>
@@ -13274,6 +13567,18 @@
               <w:numPr>
                 <w:ilvl w:val="0"/>
                 <w:numId w:val="126"/>
+              </w:numPr>
+            </w:pPr>
+            <w:r>
+              <w:t>Describe any sensitivity analyses you will conduct by specifying which parameters will be held constant, which will be varied, and the range and intervals of values over which those parameters will be varied.</w:t>
+            </w:r>
+          </w:p>
+          <w:p>
+            <w:pPr>
+              <w:pStyle w:val="Compact"/>
+              <w:numPr>
+                <w:ilvl w:val="0"/>
+                <w:numId w:val="127"/>
               </w:numPr>
             </w:pPr>
             <w:r>
@@ -13291,6 +13596,7 @@
               <w:t>).</w:t>
             </w:r>
           </w:p>
+          <w:p/>
         </w:tc>
       </w:tr>
     </w:tbl>
@@ -13307,8 +13613,7 @@
     <w:tbl>
       <w:tblPr>
         <w:tblStyle w:val="Table"/>
-        <w:tblW w:w="5000" w:type="pct"/>
-        <w:tblInd w:w="164" w:type="dxa"/>
+        <w:tblW w:w="0" w:type="auto"/>
         <w:tblBorders>
           <w:top w:val="single" w:sz="4" w:space="0" w:color="FC5300"/>
           <w:left w:val="single" w:sz="24" w:space="0" w:color="FC5300"/>
@@ -13348,22 +13653,22 @@
                 <w:noProof/>
               </w:rPr>
               <w:drawing>
-                <wp:inline distT="0" distB="0" distL="0" distR="0" wp14:anchorId="62A9FD57" wp14:editId="2E68DAD5">
+                <wp:inline distT="0" distB="0" distL="0" distR="0" wp14:anchorId="0FA27020" wp14:editId="65B42B81">
                   <wp:extent cx="152400" cy="152400"/>
                   <wp:effectExtent l="0" t="0" r="0" b="0"/>
-                  <wp:docPr id="206" name="Picture"/>
+                  <wp:docPr id="200" name="Picture"/>
                   <wp:cNvGraphicFramePr/>
                   <a:graphic xmlns:a="http://schemas.openxmlformats.org/drawingml/2006/main">
                     <a:graphicData uri="http://schemas.openxmlformats.org/drawingml/2006/picture">
                       <pic:pic xmlns:pic="http://schemas.openxmlformats.org/drawingml/2006/picture">
                         <pic:nvPicPr>
-                          <pic:cNvPr id="207" name="Picture" descr="/Applications/quarto/share/formats/docx/caution.png"/>
+                          <pic:cNvPr id="201" name="Picture" descr="/Applications/quarto/share/formats/docx/caution.png"/>
                           <pic:cNvPicPr>
                             <a:picLocks noChangeAspect="1" noChangeArrowheads="1"/>
                           </pic:cNvPicPr>
                         </pic:nvPicPr>
                         <pic:blipFill>
-                          <a:blip r:embed="rId8"/>
+                          <a:blip r:embed="rId10"/>
                           <a:stretch>
                             <a:fillRect/>
                           </a:stretch>
@@ -13412,7 +13717,7 @@
               <w:pStyle w:val="Compact"/>
               <w:numPr>
                 <w:ilvl w:val="0"/>
-                <w:numId w:val="127"/>
+                <w:numId w:val="128"/>
               </w:numPr>
             </w:pPr>
             <w:r>
@@ -13435,23 +13740,11 @@
               <w:pStyle w:val="Compact"/>
               <w:numPr>
                 <w:ilvl w:val="0"/>
-                <w:numId w:val="128"/>
-              </w:numPr>
-            </w:pPr>
-            <w:r>
-              <w:t>Describe any other relevant technical details of model application, such as methods for how you will implement any simulations or model projections.</w:t>
-            </w:r>
-          </w:p>
-          <w:p>
-            <w:pPr>
-              <w:pStyle w:val="Compact"/>
-              <w:numPr>
-                <w:ilvl w:val="0"/>
                 <w:numId w:val="129"/>
               </w:numPr>
             </w:pPr>
             <w:r>
-              <w:t>What raw and transformed model outputs will you extract from the model simulations or projections, and how will you map, plot, or otherwise display and synthesise the results of scenario and model analyses.</w:t>
+              <w:t>Describe any other relevant technical details of model application, such as methods for how you will implement any simulations or model projections.</w:t>
             </w:r>
           </w:p>
           <w:p>
@@ -13463,9 +13756,22 @@
               </w:numPr>
             </w:pPr>
             <w:r>
+              <w:t>What raw and transformed model outputs will you extract from the model simulations or projections, and how will you map, plot, or otherwise display and synthesise the results of scenario and model analyses.</w:t>
+            </w:r>
+          </w:p>
+          <w:p>
+            <w:pPr>
+              <w:pStyle w:val="Compact"/>
+              <w:numPr>
+                <w:ilvl w:val="0"/>
+                <w:numId w:val="131"/>
+              </w:numPr>
+            </w:pPr>
+            <w:r>
               <w:t>Explain how you will analyse the outputs to answer your analytical objectives. For instance, describe any trade-off or robustness analyses you will undertake to help evaluate and choose between different alternatives in consultation with experts or decision-makers.</w:t>
             </w:r>
           </w:p>
+          <w:p/>
         </w:tc>
       </w:tr>
     </w:tbl>
@@ -13476,14 +13782,14 @@
       <w:bookmarkStart w:id="83" w:name="X66b5c1e51a77792cbf97ec9b9910cde162add1e"/>
       <w:bookmarkEnd w:id="82"/>
       <w:r>
+        <w:lastRenderedPageBreak/>
         <w:t>5.3.4 Other simulation experiments / robustness analyses</w:t>
       </w:r>
     </w:p>
     <w:tbl>
       <w:tblPr>
         <w:tblStyle w:val="Table"/>
-        <w:tblW w:w="5000" w:type="pct"/>
-        <w:tblInd w:w="164" w:type="dxa"/>
+        <w:tblW w:w="0" w:type="auto"/>
         <w:tblBorders>
           <w:top w:val="single" w:sz="4" w:space="0" w:color="FC5300"/>
           <w:left w:val="single" w:sz="24" w:space="0" w:color="FC5300"/>
@@ -13523,22 +13829,22 @@
                 <w:noProof/>
               </w:rPr>
               <w:drawing>
-                <wp:inline distT="0" distB="0" distL="0" distR="0" wp14:anchorId="079FEA42" wp14:editId="1CEAA764">
+                <wp:inline distT="0" distB="0" distL="0" distR="0" wp14:anchorId="4BF5D053" wp14:editId="3045DF8A">
                   <wp:extent cx="152400" cy="152400"/>
                   <wp:effectExtent l="0" t="0" r="0" b="0"/>
-                  <wp:docPr id="209" name="Picture"/>
+                  <wp:docPr id="203" name="Picture"/>
                   <wp:cNvGraphicFramePr/>
                   <a:graphic xmlns:a="http://schemas.openxmlformats.org/drawingml/2006/main">
                     <a:graphicData uri="http://schemas.openxmlformats.org/drawingml/2006/picture">
                       <pic:pic xmlns:pic="http://schemas.openxmlformats.org/drawingml/2006/picture">
                         <pic:nvPicPr>
-                          <pic:cNvPr id="210" name="Picture" descr="/Applications/quarto/share/formats/docx/caution.png"/>
+                          <pic:cNvPr id="204" name="Picture" descr="/Applications/quarto/share/formats/docx/caution.png"/>
                           <pic:cNvPicPr>
                             <a:picLocks noChangeAspect="1" noChangeArrowheads="1"/>
                           </pic:cNvPicPr>
                         </pic:nvPicPr>
                         <pic:blipFill>
-                          <a:blip r:embed="rId8"/>
+                          <a:blip r:embed="rId10"/>
                           <a:stretch>
                             <a:fillRect/>
                           </a:stretch>
@@ -13587,14 +13893,14 @@
               <w:pStyle w:val="Compact"/>
               <w:numPr>
                 <w:ilvl w:val="0"/>
-                <w:numId w:val="131"/>
+                <w:numId w:val="132"/>
               </w:numPr>
             </w:pPr>
             <w:r>
-              <w:lastRenderedPageBreak/>
               <w:t>Describe any other simulation experiments, robustness analyses or other analyses you will perform on the model, including any metrics and their criteria / thresholds for interpreting the results of the analysis.</w:t>
             </w:r>
           </w:p>
+          <w:p/>
         </w:tc>
       </w:tr>
     </w:tbl>
@@ -13603,7 +13909,7 @@
         <w:pStyle w:val="Heading1"/>
       </w:pPr>
       <w:bookmarkStart w:id="84" w:name="references"/>
-      <w:bookmarkStart w:id="85" w:name="_Toc205641429"/>
+      <w:bookmarkStart w:id="85" w:name="_Toc223883118"/>
       <w:bookmarkEnd w:id="72"/>
       <w:bookmarkEnd w:id="78"/>
       <w:bookmarkEnd w:id="83"/>
@@ -13641,7 +13947,7 @@
       <w:r>
         <w:t xml:space="preserve">(1), eaat4858. </w:t>
       </w:r>
-      <w:hyperlink r:id="rId12">
+      <w:hyperlink r:id="rId16">
         <w:r>
           <w:rPr>
             <w:rStyle w:val="Hyperlink"/>
@@ -13654,8 +13960,46 @@
       <w:pPr>
         <w:pStyle w:val="Bibliography"/>
       </w:pPr>
-      <w:bookmarkStart w:id="88" w:name="ref-Augusiak:2014gz"/>
+      <w:bookmarkStart w:id="88" w:name="ref-Arnqvist2020"/>
       <w:bookmarkEnd w:id="86"/>
+      <w:r>
+        <w:t xml:space="preserve">Arnqvist, G. (2020). Mixed models offer no freedom from degrees of freedom. </w:t>
+      </w:r>
+      <w:r>
+        <w:rPr>
+          <w:i/>
+          <w:iCs/>
+        </w:rPr>
+        <w:t>Trends in Ecology &amp; Evolution</w:t>
+      </w:r>
+      <w:r>
+        <w:t xml:space="preserve">, </w:t>
+      </w:r>
+      <w:r>
+        <w:rPr>
+          <w:i/>
+          <w:iCs/>
+        </w:rPr>
+        <w:t>35</w:t>
+      </w:r>
+      <w:r>
+        <w:t xml:space="preserve">(4), 329–335. </w:t>
+      </w:r>
+      <w:hyperlink r:id="rId17">
+        <w:r>
+          <w:rPr>
+            <w:rStyle w:val="Hyperlink"/>
+          </w:rPr>
+          <w:t>https://doi.org/10.1016/j.tree.2019.12.004</w:t>
+        </w:r>
+      </w:hyperlink>
+    </w:p>
+    <w:p>
+      <w:pPr>
+        <w:pStyle w:val="Bibliography"/>
+      </w:pPr>
+      <w:bookmarkStart w:id="89" w:name="ref-Augusiak:2014gz"/>
+      <w:bookmarkEnd w:id="88"/>
       <w:r>
         <w:t xml:space="preserve">Augusiak, J., Van den Brink, P. J., &amp; Grimm, V. (2014). Merging validation and evaluation of ecological models to “evaludation”: A review of terminology and a practical approach. </w:t>
       </w:r>
@@ -13679,7 +14023,7 @@
       <w:r>
         <w:t xml:space="preserve">, 117–128. </w:t>
       </w:r>
-      <w:hyperlink r:id="rId13">
+      <w:hyperlink r:id="rId18">
         <w:r>
           <w:rPr>
             <w:rStyle w:val="Hyperlink"/>
@@ -13692,8 +14036,8 @@
       <w:pPr>
         <w:pStyle w:val="Bibliography"/>
       </w:pPr>
-      <w:bookmarkStart w:id="89" w:name="ref-Barnard2019"/>
-      <w:bookmarkEnd w:id="88"/>
+      <w:bookmarkStart w:id="90" w:name="ref-Barnard2019"/>
+      <w:bookmarkEnd w:id="89"/>
       <w:r>
         <w:t xml:space="preserve">Barnard, D. M., Germino, M. J., Pilliod, D. S., Arkle, R. S., Applestein, C., Davidson, B. E., &amp; Fisk, M. R. (2019). Can’t see the random forest for the decision trees: Selecting predictive models for restoration ecology. </w:t>
       </w:r>
@@ -13707,7 +14051,7 @@
       <w:r>
         <w:t xml:space="preserve">. </w:t>
       </w:r>
-      <w:hyperlink r:id="rId14">
+      <w:hyperlink r:id="rId19">
         <w:r>
           <w:rPr>
             <w:rStyle w:val="Hyperlink"/>
@@ -13720,8 +14064,8 @@
       <w:pPr>
         <w:pStyle w:val="Bibliography"/>
       </w:pPr>
-      <w:bookmarkStart w:id="90" w:name="ref-Boets:2015gl"/>
-      <w:bookmarkEnd w:id="89"/>
+      <w:bookmarkStart w:id="91" w:name="ref-Boets:2015gl"/>
+      <w:bookmarkEnd w:id="90"/>
       <w:r>
         <w:t xml:space="preserve">Boets, P., Landuyt, D., Everaert, G., Broekx, S., &amp; Goethals, P. L. M. (2015). </w:t>
       </w:r>
@@ -13745,7 +14089,7 @@
       <w:r>
         <w:t xml:space="preserve">, 92–103. </w:t>
       </w:r>
-      <w:hyperlink r:id="rId15">
+      <w:hyperlink r:id="rId20">
         <w:r>
           <w:rPr>
             <w:rStyle w:val="Hyperlink"/>
@@ -13758,8 +14102,8 @@
       <w:pPr>
         <w:pStyle w:val="Bibliography"/>
       </w:pPr>
-      <w:bookmarkStart w:id="91" w:name="ref-Boettiger2022"/>
-      <w:bookmarkEnd w:id="90"/>
+      <w:bookmarkStart w:id="92" w:name="ref-Boettiger2022"/>
+      <w:bookmarkEnd w:id="91"/>
       <w:r>
         <w:t xml:space="preserve">Boettiger, C. (2022). The forecast trap. </w:t>
       </w:r>
@@ -13773,7 +14117,7 @@
       <w:r>
         <w:t xml:space="preserve">. </w:t>
       </w:r>
-      <w:hyperlink r:id="rId16">
+      <w:hyperlink r:id="rId21">
         <w:r>
           <w:rPr>
             <w:rStyle w:val="Hyperlink"/>
@@ -13786,8 +14130,46 @@
       <w:pPr>
         <w:pStyle w:val="Bibliography"/>
       </w:pPr>
-      <w:bookmarkStart w:id="92" w:name="ref-Cartwright:2016kr"/>
-      <w:bookmarkEnd w:id="91"/>
+      <w:bookmarkStart w:id="93" w:name="ref-Campbell2021"/>
+      <w:bookmarkEnd w:id="92"/>
+      <w:r>
+        <w:t xml:space="preserve">Campbell, H. (2021). The consequences of checking for zero-inflation and overdispersion in the analysis of count data. </w:t>
+      </w:r>
+      <w:r>
+        <w:rPr>
+          <w:i/>
+          <w:iCs/>
+        </w:rPr>
+        <w:t>Methods in Ecology and Evolution</w:t>
+      </w:r>
+      <w:r>
+        <w:t xml:space="preserve">, </w:t>
+      </w:r>
+      <w:r>
+        <w:rPr>
+          <w:i/>
+          <w:iCs/>
+        </w:rPr>
+        <w:t>12</w:t>
+      </w:r>
+      <w:r>
+        <w:t xml:space="preserve">(4), 665–680. </w:t>
+      </w:r>
+      <w:hyperlink r:id="rId22">
+        <w:r>
+          <w:rPr>
+            <w:rStyle w:val="Hyperlink"/>
+          </w:rPr>
+          <w:t>https://doi.org/10.1111/2041-210x.13559</w:t>
+        </w:r>
+      </w:hyperlink>
+    </w:p>
+    <w:p>
+      <w:pPr>
+        <w:pStyle w:val="Bibliography"/>
+      </w:pPr>
+      <w:bookmarkStart w:id="94" w:name="ref-Cartwright:2016kr"/>
+      <w:bookmarkEnd w:id="93"/>
       <w:r>
         <w:t xml:space="preserve">Cartwright, S. J., Bowgen, K. M., Collop, C., Hyder, K., Nabe-Nielsen, J., Stafford, R., Stillman, R. A., Thorpe, R. B., &amp; Sibly, R. M. (2016). Communicating complex ecological models to non-scientist end users. </w:t>
       </w:r>
@@ -13811,7 +14193,7 @@
       <w:r>
         <w:t xml:space="preserve">, 51–59. </w:t>
       </w:r>
-      <w:hyperlink r:id="rId17">
+      <w:hyperlink r:id="rId23">
         <w:r>
           <w:rPr>
             <w:rStyle w:val="Hyperlink"/>
@@ -13824,9 +14206,10 @@
       <w:pPr>
         <w:pStyle w:val="Bibliography"/>
       </w:pPr>
-      <w:bookmarkStart w:id="93" w:name="ref-Conn:2018hd"/>
-      <w:bookmarkEnd w:id="92"/>
-      <w:r>
+      <w:bookmarkStart w:id="95" w:name="ref-Conn:2018hd"/>
+      <w:bookmarkEnd w:id="94"/>
+      <w:r>
+        <w:lastRenderedPageBreak/>
         <w:t xml:space="preserve">Conn, P. B., Johnson, D. S., Williams, P. J., Melin, S. R., &amp; Hooten, M. B. (2018). A guide to bayesian model checking for ecologists. </w:t>
       </w:r>
       <w:r>
@@ -13849,7 +14232,7 @@
       <w:r>
         <w:t xml:space="preserve">, 341–317. </w:t>
       </w:r>
-      <w:hyperlink r:id="rId18">
+      <w:hyperlink r:id="rId24">
         <w:r>
           <w:rPr>
             <w:rStyle w:val="Hyperlink"/>
@@ -13862,8 +14245,8 @@
       <w:pPr>
         <w:pStyle w:val="Bibliography"/>
       </w:pPr>
-      <w:bookmarkStart w:id="94" w:name="ref-Dwork2015"/>
-      <w:bookmarkEnd w:id="93"/>
+      <w:bookmarkStart w:id="96" w:name="ref-Dwork2015"/>
+      <w:bookmarkEnd w:id="95"/>
       <w:r>
         <w:t xml:space="preserve">Dwork, C., Feldman, V., Hardt, M., Pitassi, T., Reingold, O., &amp; Roth, A. (2015). The reusable holdout: Preserving validity in adaptive data analysis. </w:t>
       </w:r>
@@ -13887,7 +14270,7 @@
       <w:r>
         <w:t xml:space="preserve">(6248), 636–638. </w:t>
       </w:r>
-      <w:hyperlink r:id="rId19">
+      <w:hyperlink r:id="rId25">
         <w:r>
           <w:rPr>
             <w:rStyle w:val="Hyperlink"/>
@@ -13900,8 +14283,8 @@
       <w:pPr>
         <w:pStyle w:val="Bibliography"/>
       </w:pPr>
-      <w:bookmarkStart w:id="95" w:name="ref-Fraser:2017jf"/>
-      <w:bookmarkEnd w:id="94"/>
+      <w:bookmarkStart w:id="97" w:name="ref-Fraser:2017jf"/>
+      <w:bookmarkEnd w:id="96"/>
       <w:r>
         <w:t xml:space="preserve">Fraser, H., Rumpff, L., Yen, J. D. L., Robinson, D., &amp; Wintle, B. A. (2017). Integrated models to support multiobjective ecological restoration decisions. </w:t>
       </w:r>
@@ -13925,7 +14308,7 @@
       <w:r>
         <w:t xml:space="preserve">(6), 1418–1427. </w:t>
       </w:r>
-      <w:hyperlink r:id="rId20">
+      <w:hyperlink r:id="rId26">
         <w:r>
           <w:rPr>
             <w:rStyle w:val="Hyperlink"/>
@@ -13938,30 +14321,50 @@
       <w:pPr>
         <w:pStyle w:val="Bibliography"/>
       </w:pPr>
-      <w:bookmarkStart w:id="96" w:name="ref-Gould2024a"/>
-      <w:bookmarkEnd w:id="95"/>
-      <w:r>
-        <w:t xml:space="preserve">Gould, E., Jones, C., Yen, J. D. L., Fraser, H., Wootton, H., Vivian, L., Good, M., Duncan, D., Rumpff, L., &amp; Fidler, F. (2024). </w:t>
+      <w:bookmarkStart w:id="98" w:name="ref-Gould2026"/>
+      <w:bookmarkEnd w:id="97"/>
+      <w:r>
+        <w:t xml:space="preserve">Gould, E., Fraser, H., Wintle, B., Rumpff, L., &amp; Fidler, F. (2026). </w:t>
       </w:r>
       <w:r>
         <w:rPr>
           <w:i/>
           <w:iCs/>
         </w:rPr>
-        <w:t xml:space="preserve">EcoConsPreReg: A guide to adaptive preregistration for </w:t>
+        <w:t>A framework for questionable research practices in ecological modelling</w:t>
+      </w:r>
+      <w:r>
+        <w:t xml:space="preserve">. </w:t>
+      </w:r>
+      <w:hyperlink r:id="rId27">
+        <w:r>
+          <w:rPr>
+            <w:rStyle w:val="Hyperlink"/>
+          </w:rPr>
+          <w:t>https://doi.org/10.32942/X2DQ0K</w:t>
+        </w:r>
+      </w:hyperlink>
+    </w:p>
+    <w:p>
+      <w:pPr>
+        <w:pStyle w:val="Bibliography"/>
+      </w:pPr>
+      <w:bookmarkStart w:id="99" w:name="ref-Gould2024a"/>
+      <w:bookmarkEnd w:id="98"/>
+      <w:r>
+        <w:t xml:space="preserve">Gould, E., Jones, C., Yen, J. D. L., Fraser, H., Wootton, H., Vivian, L., Good, M., Duncan, D., Rumpff, L., &amp; Fidler, F. (2024). </w:t>
       </w:r>
       <w:r>
         <w:rPr>
           <w:i/>
           <w:iCs/>
         </w:rPr>
-        <w:lastRenderedPageBreak/>
-        <w:t>model-based research in ecology and conservation</w:t>
+        <w:t>EcoConsPreReg: A guide to adaptive preregistration for model-based research in ecology and conservation</w:t>
       </w:r>
       <w:r>
         <w:t xml:space="preserve">. </w:t>
       </w:r>
-      <w:hyperlink r:id="rId21">
+      <w:hyperlink r:id="rId28">
         <w:r>
           <w:rPr>
             <w:rStyle w:val="Hyperlink"/>
@@ -13974,8 +14377,8 @@
       <w:pPr>
         <w:pStyle w:val="Bibliography"/>
       </w:pPr>
-      <w:bookmarkStart w:id="97" w:name="ref-Grimm:2014es"/>
-      <w:bookmarkEnd w:id="96"/>
+      <w:bookmarkStart w:id="100" w:name="ref-Grimm:2014es"/>
+      <w:bookmarkEnd w:id="99"/>
       <w:r>
         <w:t xml:space="preserve">Grimm, V., Augusiak, J., Focks, A., Frank, B. M., Gabsi, F., Johnston, A. S. A., Liu, C., Martin, B. T., Meli, M., Radchuk, V., Thorbek, P., &amp; Railsback, S. F. (2014). Towards better modelling and decision support: Documenting model development, testing, and analysis using TRACE. </w:t>
       </w:r>
@@ -13999,7 +14402,7 @@
       <w:r>
         <w:t xml:space="preserve">, 129–139. </w:t>
       </w:r>
-      <w:hyperlink r:id="rId22">
+      <w:hyperlink r:id="rId29">
         <w:r>
           <w:rPr>
             <w:rStyle w:val="Hyperlink"/>
@@ -14012,8 +14415,8 @@
       <w:pPr>
         <w:pStyle w:val="Bibliography"/>
       </w:pPr>
-      <w:bookmarkStart w:id="98" w:name="ref-Grimm2016"/>
-      <w:bookmarkEnd w:id="97"/>
+      <w:bookmarkStart w:id="101" w:name="ref-Grimm2016"/>
+      <w:bookmarkEnd w:id="100"/>
       <w:r>
         <w:t xml:space="preserve">Grimm, V., &amp; Berger, U. (2016). Structural realism, emergence, and predictions in next-generation ecological modelling: Synthesis from a special issue. </w:t>
       </w:r>
@@ -14037,7 +14440,7 @@
       <w:r>
         <w:t xml:space="preserve">, 177–187. </w:t>
       </w:r>
-      <w:hyperlink r:id="rId23">
+      <w:hyperlink r:id="rId30">
         <w:r>
           <w:rPr>
             <w:rStyle w:val="Hyperlink"/>
@@ -14050,8 +14453,8 @@
       <w:pPr>
         <w:pStyle w:val="Bibliography"/>
       </w:pPr>
-      <w:bookmarkStart w:id="99" w:name="ref-ivimey2023"/>
-      <w:bookmarkEnd w:id="98"/>
+      <w:bookmarkStart w:id="102" w:name="ref-ivimey2023"/>
+      <w:bookmarkEnd w:id="101"/>
       <w:r>
         <w:t xml:space="preserve">Ivimey, E. R., Pick, J. L., Bairos, K. R., Culina, A., Gould, E., Grainger, M., Marshall, B. M., Moreau, D., Paquet, M., Royauté, R., Sánchez, A., Silva, I., &amp; Windecker, S. M. (2023). Implementing code review in the scientific workflow: Insights from ecology and evolutionary biology. </w:t>
       </w:r>
@@ -14065,7 +14468,7 @@
       <w:r>
         <w:t>. https://doi.org/</w:t>
       </w:r>
-      <w:hyperlink r:id="rId24">
+      <w:hyperlink r:id="rId31">
         <w:r>
           <w:rPr>
             <w:rStyle w:val="Hyperlink"/>
@@ -14078,8 +14481,8 @@
       <w:pPr>
         <w:pStyle w:val="Bibliography"/>
       </w:pPr>
-      <w:bookmarkStart w:id="100" w:name="ref-Jakeman:2006ii"/>
-      <w:bookmarkEnd w:id="99"/>
+      <w:bookmarkStart w:id="103" w:name="ref-Jakeman:2006ii"/>
+      <w:bookmarkEnd w:id="102"/>
       <w:r>
         <w:t xml:space="preserve">Jakeman, A. J., Letcher, R. A., &amp; Norton, J. P. (2006). Ten iterative steps in development and evaluation of environmental models. </w:t>
       </w:r>
@@ -14103,7 +14506,7 @@
       <w:r>
         <w:t xml:space="preserve">(5), 602–614. </w:t>
       </w:r>
-      <w:hyperlink r:id="rId25">
+      <w:hyperlink r:id="rId32">
         <w:r>
           <w:rPr>
             <w:rStyle w:val="Hyperlink"/>
@@ -14116,9 +14519,48 @@
       <w:pPr>
         <w:pStyle w:val="Bibliography"/>
       </w:pPr>
-      <w:bookmarkStart w:id="101" w:name="ref-Liu2008"/>
-      <w:bookmarkEnd w:id="100"/>
-      <w:r>
+      <w:bookmarkStart w:id="104" w:name="ref-Kapoor2023"/>
+      <w:bookmarkEnd w:id="103"/>
+      <w:r>
+        <w:t xml:space="preserve">Kapoor, S., &amp; Narayanan, A. (2023). Leakage and the reproducibility crisis in machine-learning-based science. </w:t>
+      </w:r>
+      <w:r>
+        <w:rPr>
+          <w:i/>
+          <w:iCs/>
+        </w:rPr>
+        <w:t>Patterns</w:t>
+      </w:r>
+      <w:r>
+        <w:t xml:space="preserve">, </w:t>
+      </w:r>
+      <w:r>
+        <w:rPr>
+          <w:i/>
+          <w:iCs/>
+        </w:rPr>
+        <w:t>4</w:t>
+      </w:r>
+      <w:r>
+        <w:t xml:space="preserve">(9), 100804. </w:t>
+      </w:r>
+      <w:hyperlink r:id="rId33">
+        <w:r>
+          <w:rPr>
+            <w:rStyle w:val="Hyperlink"/>
+          </w:rPr>
+          <w:t>https://doi.org/10.1016/j.patter.2023.100804</w:t>
+        </w:r>
+      </w:hyperlink>
+    </w:p>
+    <w:p>
+      <w:pPr>
+        <w:pStyle w:val="Bibliography"/>
+      </w:pPr>
+      <w:bookmarkStart w:id="105" w:name="ref-Liu2008"/>
+      <w:bookmarkEnd w:id="104"/>
+      <w:r>
+        <w:lastRenderedPageBreak/>
         <w:t xml:space="preserve">Liu, C. C., &amp; Aitkin, M. (2008). Bayes factors: Prior sensitivity and model generalizability. </w:t>
       </w:r>
       <w:r>
@@ -14141,7 +14583,7 @@
       <w:r>
         <w:t xml:space="preserve">(6), 362–375. </w:t>
       </w:r>
-      <w:hyperlink r:id="rId26">
+      <w:hyperlink r:id="rId34">
         <w:r>
           <w:rPr>
             <w:rStyle w:val="Hyperlink"/>
@@ -14154,8 +14596,36 @@
       <w:pPr>
         <w:pStyle w:val="Bibliography"/>
       </w:pPr>
-      <w:bookmarkStart w:id="102" w:name="ref-Liu2018b"/>
-      <w:bookmarkEnd w:id="101"/>
+      <w:bookmarkStart w:id="106" w:name="ref-Liu2020"/>
+      <w:bookmarkEnd w:id="105"/>
+      <w:r>
+        <w:t xml:space="preserve">Liu, Y., Althoff, T., &amp; Heer, J. (2020). </w:t>
+      </w:r>
+      <w:r>
+        <w:rPr>
+          <w:i/>
+          <w:iCs/>
+        </w:rPr>
+        <w:t>Proceedings of the 2020 CHI conference on human factors in computing systems</w:t>
+      </w:r>
+      <w:r>
+        <w:t xml:space="preserve">. </w:t>
+      </w:r>
+      <w:hyperlink r:id="rId35">
+        <w:r>
+          <w:rPr>
+            <w:rStyle w:val="Hyperlink"/>
+          </w:rPr>
+          <w:t>https://doi.org/10.1145/3313831.3376533</w:t>
+        </w:r>
+      </w:hyperlink>
+    </w:p>
+    <w:p>
+      <w:pPr>
+        <w:pStyle w:val="Bibliography"/>
+      </w:pPr>
+      <w:bookmarkStart w:id="107" w:name="ref-Liu2018b"/>
+      <w:bookmarkEnd w:id="106"/>
       <w:r>
         <w:t xml:space="preserve">Liu, Z., Peng, C., Work, T., Candau, J.-N., DesRochers, A., &amp; Kneeshaw, D. (2018). Application of machine-learning methods in forest ecology: Recent progress and future challenges. </w:t>
       </w:r>
@@ -14179,7 +14649,7 @@
       <w:r>
         <w:t>(4), 339–350. https://doi.org/</w:t>
       </w:r>
-      <w:hyperlink r:id="rId27">
+      <w:hyperlink r:id="rId36">
         <w:r>
           <w:rPr>
             <w:rStyle w:val="Hyperlink"/>
@@ -14192,8 +14662,8 @@
       <w:pPr>
         <w:pStyle w:val="Bibliography"/>
       </w:pPr>
-      <w:bookmarkStart w:id="103" w:name="ref-Mahmoud2009"/>
-      <w:bookmarkEnd w:id="102"/>
+      <w:bookmarkStart w:id="108" w:name="ref-Mahmoud2009"/>
+      <w:bookmarkEnd w:id="107"/>
       <w:r>
         <w:t xml:space="preserve">Mahmoud, M., Liu, Y., Hartmann, H., Stewart, S., Wagener, T., Semmens, D., Stewart, R., Gupta, H., Dominguez, D., Dominguez, F., Hulse, D., Letcher, R., Rashleigh, B., Smith, C., Street, R., Ticehurst, J., Twery, M., Delden, H. van, Waldick, R., … Winter, L. (2009). A formal framework for scenario development in support of environmental decision-making. </w:t>
       </w:r>
@@ -14217,7 +14687,7 @@
       <w:r>
         <w:t xml:space="preserve">(7), 798–808. </w:t>
       </w:r>
-      <w:hyperlink r:id="rId28">
+      <w:hyperlink r:id="rId37">
         <w:r>
           <w:rPr>
             <w:rStyle w:val="Hyperlink"/>
@@ -14230,8 +14700,8 @@
       <w:pPr>
         <w:pStyle w:val="Bibliography"/>
       </w:pPr>
-      <w:bookmarkStart w:id="104" w:name="ref-McCarthy2011"/>
-      <w:bookmarkEnd w:id="103"/>
+      <w:bookmarkStart w:id="109" w:name="ref-McCarthy2011"/>
+      <w:bookmarkEnd w:id="108"/>
       <w:r>
         <w:t xml:space="preserve">McCarthy, M. A., Thompson, C. J., Moore, A. L., &amp; Possingham, H. P. (2011). Designing nature reserves in the face of uncertainty. </w:t>
       </w:r>
@@ -14255,7 +14725,7 @@
       <w:r>
         <w:t xml:space="preserve">(5), 470–475. </w:t>
       </w:r>
-      <w:hyperlink r:id="rId29">
+      <w:hyperlink r:id="rId38">
         <w:r>
           <w:rPr>
             <w:rStyle w:val="Hyperlink"/>
@@ -14268,8 +14738,8 @@
       <w:pPr>
         <w:pStyle w:val="Bibliography"/>
       </w:pPr>
-      <w:bookmarkStart w:id="105" w:name="ref-McDonald-Madden2008"/>
-      <w:bookmarkEnd w:id="104"/>
+      <w:bookmarkStart w:id="110" w:name="ref-McDonald-Madden2008"/>
+      <w:bookmarkEnd w:id="109"/>
       <w:r>
         <w:t xml:space="preserve">McDonald-Madden, E., Baxter, P. W. J., &amp; Possingham, H. P. (2008). Making robust decisions for conservation with restricted money and knowledge. </w:t>
       </w:r>
@@ -14293,7 +14763,7 @@
       <w:r>
         <w:t xml:space="preserve">(6), 1630–1638. </w:t>
       </w:r>
-      <w:hyperlink r:id="rId30">
+      <w:hyperlink r:id="rId39">
         <w:r>
           <w:rPr>
             <w:rStyle w:val="Hyperlink"/>
@@ -14306,10 +14776,9 @@
       <w:pPr>
         <w:pStyle w:val="Bibliography"/>
       </w:pPr>
-      <w:bookmarkStart w:id="106" w:name="ref-Moallemi2019"/>
-      <w:bookmarkEnd w:id="105"/>
-      <w:r>
-        <w:lastRenderedPageBreak/>
+      <w:bookmarkStart w:id="111" w:name="ref-Moallemi2019"/>
+      <w:bookmarkEnd w:id="110"/>
+      <w:r>
         <w:t xml:space="preserve">Moallemi, E. A., Elsawah, S., &amp; Ryan, M. J. (2019). Strengthening “good” modelling practices in robust decision support: A reporting guideline for combining multiple model-based methods. </w:t>
       </w:r>
       <w:r>
@@ -14322,7 +14791,7 @@
       <w:r>
         <w:t xml:space="preserve">. </w:t>
       </w:r>
-      <w:hyperlink r:id="rId31">
+      <w:hyperlink r:id="rId40">
         <w:r>
           <w:rPr>
             <w:rStyle w:val="Hyperlink"/>
@@ -14335,8 +14804,8 @@
       <w:pPr>
         <w:pStyle w:val="Bibliography"/>
       </w:pPr>
-      <w:bookmarkStart w:id="107" w:name="ref-Moon2019"/>
-      <w:bookmarkEnd w:id="106"/>
+      <w:bookmarkStart w:id="112" w:name="ref-Moon2019"/>
+      <w:bookmarkEnd w:id="111"/>
       <w:r>
         <w:t xml:space="preserve">Moon, K., Guerrero, A. M., Adams, Vanessa. M., Biggs, D., Blackman, D. A., Craven, L., Dickinson, H., &amp; Ross, H. (2019). Mental models for conservation research and practice. </w:t>
       </w:r>
@@ -14360,7 +14829,7 @@
       <w:r>
         <w:t xml:space="preserve">(3), e12642. </w:t>
       </w:r>
-      <w:hyperlink r:id="rId32">
+      <w:hyperlink r:id="rId41">
         <w:r>
           <w:rPr>
             <w:rStyle w:val="Hyperlink"/>
@@ -14373,8 +14842,8 @@
       <w:pPr>
         <w:pStyle w:val="Bibliography"/>
       </w:pPr>
-      <w:bookmarkStart w:id="108" w:name="ref-Saltelli2019"/>
-      <w:bookmarkEnd w:id="107"/>
+      <w:bookmarkStart w:id="113" w:name="ref-Saltelli2019"/>
+      <w:bookmarkEnd w:id="112"/>
       <w:r>
         <w:t xml:space="preserve">Saltelli, A., Aleksankina, K., Becker, W., Fennell, P., Ferretti, F., Holst, N., Li, S., &amp; Wu, Q. (2019). Why so many published sensitivity analyses are false: A systematic review of sensitivity analysis practices. </w:t>
       </w:r>
@@ -14398,7 +14867,7 @@
       <w:r>
         <w:t xml:space="preserve">, 29–39. </w:t>
       </w:r>
-      <w:hyperlink r:id="rId33">
+      <w:hyperlink r:id="rId42">
         <w:r>
           <w:rPr>
             <w:rStyle w:val="Hyperlink"/>
@@ -14411,8 +14880,8 @@
       <w:pPr>
         <w:pStyle w:val="Bibliography"/>
       </w:pPr>
-      <w:bookmarkStart w:id="109" w:name="ref-White2019a"/>
-      <w:bookmarkEnd w:id="108"/>
+      <w:bookmarkStart w:id="114" w:name="ref-White2019a"/>
+      <w:bookmarkEnd w:id="113"/>
       <w:r>
         <w:t xml:space="preserve">White, C. R., &amp; Marshall, D. J. (2019). Should we care if models are phenomenological or mechanistic. </w:t>
       </w:r>
@@ -14436,7 +14905,7 @@
       <w:r>
         <w:t xml:space="preserve">(4), 276–278. </w:t>
       </w:r>
-      <w:hyperlink r:id="rId34">
+      <w:hyperlink r:id="rId43">
         <w:r>
           <w:rPr>
             <w:rStyle w:val="Hyperlink"/>
@@ -14449,10 +14918,14 @@
       <w:pPr>
         <w:pStyle w:val="Bibliography"/>
       </w:pPr>
-      <w:bookmarkStart w:id="110" w:name="ref-Yates2018"/>
-      <w:bookmarkEnd w:id="109"/>
-      <w:r>
-        <w:t xml:space="preserve">Yates, K., Bouchet, P., Caley, M., Mengersen, K., Randin, C., Parnell, S., Fielding, A., Bamford, A., Ban, S., Barbosa, A., Dormann, C., Elith, J., Embling, C., Ervin, G., Fisher, R., Gould, S., Graf, R., Gregr, E., Halpin, P., … Sequeira, A. (2018). Outstanding challenges in the transferability of ecological models. </w:t>
+      <w:bookmarkStart w:id="115" w:name="ref-Yates2018"/>
+      <w:bookmarkEnd w:id="114"/>
+      <w:r>
+        <w:t xml:space="preserve">Yates, K., Bouchet, P., Caley, M., Mengersen, K., Randin, C., Parnell, S., Fielding, A., Bamford, A., Ban, S., Barbosa, A., Dormann, C., Elith, J., Embling, C., Ervin, G., Fisher, R., </w:t>
+      </w:r>
+      <w:r>
+        <w:lastRenderedPageBreak/>
+        <w:t xml:space="preserve">Gould, S., Graf, R., Gregr, E., Halpin, P., … Sequeira, A. (2018). Outstanding challenges in the transferability of ecological models. </w:t>
       </w:r>
       <w:r>
         <w:rPr>
@@ -14474,7 +14947,7 @@
       <w:r>
         <w:t xml:space="preserve">(10), 790–802. </w:t>
       </w:r>
-      <w:hyperlink r:id="rId35">
+      <w:hyperlink r:id="rId44">
         <w:r>
           <w:rPr>
             <w:rStyle w:val="Hyperlink"/>
@@ -14484,7 +14957,7 @@
       </w:hyperlink>
       <w:bookmarkEnd w:id="84"/>
       <w:bookmarkEnd w:id="87"/>
-      <w:bookmarkEnd w:id="110"/>
+      <w:bookmarkEnd w:id="115"/>
     </w:p>
     <w:sectPr>
       <w:footnotePr>
@@ -14503,7 +14976,7 @@
   <w:abstractNum w:abstractNumId="0" w15:restartNumberingAfterBreak="0">
     <w:nsid w:val="0000A990"/>
     <w:multiLevelType w:val="multilevel"/>
-    <w:tmpl w:val="5CB61E64"/>
+    <w:tmpl w:val="96445AB2"/>
     <w:lvl w:ilvl="0">
       <w:numFmt w:val="bullet"/>
       <w:lvlText w:val=" "/>
@@ -14580,7 +15053,7 @@
   <w:abstractNum w:abstractNumId="1" w15:restartNumberingAfterBreak="0">
     <w:nsid w:val="0000A991"/>
     <w:multiLevelType w:val="multilevel"/>
-    <w:tmpl w:val="B5F64E06"/>
+    <w:tmpl w:val="F8E4CA6C"/>
     <w:lvl w:ilvl="0">
       <w:numFmt w:val="bullet"/>
       <w:lvlText w:val=""/>
@@ -14684,7 +15157,7 @@
   <w:abstractNum w:abstractNumId="2" w15:restartNumberingAfterBreak="0">
     <w:nsid w:val="0000A992"/>
     <w:multiLevelType w:val="multilevel"/>
-    <w:tmpl w:val="E4229EEC"/>
+    <w:tmpl w:val="2A044838"/>
     <w:lvl w:ilvl="0">
       <w:numFmt w:val="bullet"/>
       <w:lvlText w:val="☐"/>
@@ -14758,397 +15231,400 @@
       </w:pPr>
     </w:lvl>
   </w:abstractNum>
-  <w:num w:numId="1" w16cid:durableId="1194002453">
+  <w:num w:numId="1" w16cid:durableId="1151601914">
     <w:abstractNumId w:val="0"/>
   </w:num>
-  <w:num w:numId="2" w16cid:durableId="1266646718">
+  <w:num w:numId="2" w16cid:durableId="555430399">
     <w:abstractNumId w:val="2"/>
   </w:num>
-  <w:num w:numId="3" w16cid:durableId="1367099961">
+  <w:num w:numId="3" w16cid:durableId="1250963114">
     <w:abstractNumId w:val="2"/>
   </w:num>
-  <w:num w:numId="4" w16cid:durableId="1069886803">
+  <w:num w:numId="4" w16cid:durableId="1104809621">
     <w:abstractNumId w:val="1"/>
   </w:num>
-  <w:num w:numId="5" w16cid:durableId="1225065059">
+  <w:num w:numId="5" w16cid:durableId="1789929111">
     <w:abstractNumId w:val="2"/>
   </w:num>
-  <w:num w:numId="6" w16cid:durableId="429399390">
+  <w:num w:numId="6" w16cid:durableId="85541706">
     <w:abstractNumId w:val="2"/>
   </w:num>
-  <w:num w:numId="7" w16cid:durableId="1431700696">
+  <w:num w:numId="7" w16cid:durableId="1513488773">
     <w:abstractNumId w:val="2"/>
   </w:num>
-  <w:num w:numId="8" w16cid:durableId="44187812">
+  <w:num w:numId="8" w16cid:durableId="295910583">
     <w:abstractNumId w:val="1"/>
   </w:num>
-  <w:num w:numId="9" w16cid:durableId="309747621">
+  <w:num w:numId="9" w16cid:durableId="1379888931">
     <w:abstractNumId w:val="2"/>
   </w:num>
-  <w:num w:numId="10" w16cid:durableId="393085747">
+  <w:num w:numId="10" w16cid:durableId="297951263">
     <w:abstractNumId w:val="2"/>
   </w:num>
-  <w:num w:numId="11" w16cid:durableId="837961157">
+  <w:num w:numId="11" w16cid:durableId="428165367">
     <w:abstractNumId w:val="2"/>
   </w:num>
-  <w:num w:numId="12" w16cid:durableId="915748775">
+  <w:num w:numId="12" w16cid:durableId="2092044493">
     <w:abstractNumId w:val="1"/>
   </w:num>
-  <w:num w:numId="13" w16cid:durableId="1726835507">
+  <w:num w:numId="13" w16cid:durableId="1467552229">
     <w:abstractNumId w:val="2"/>
   </w:num>
-  <w:num w:numId="14" w16cid:durableId="1798256237">
+  <w:num w:numId="14" w16cid:durableId="808591534">
     <w:abstractNumId w:val="2"/>
   </w:num>
-  <w:num w:numId="15" w16cid:durableId="734399709">
+  <w:num w:numId="15" w16cid:durableId="427702099">
     <w:abstractNumId w:val="2"/>
   </w:num>
-  <w:num w:numId="16" w16cid:durableId="1044906495">
+  <w:num w:numId="16" w16cid:durableId="1018505478">
     <w:abstractNumId w:val="2"/>
   </w:num>
-  <w:num w:numId="17" w16cid:durableId="25911560">
+  <w:num w:numId="17" w16cid:durableId="1746873202">
     <w:abstractNumId w:val="2"/>
   </w:num>
-  <w:num w:numId="18" w16cid:durableId="860628104">
+  <w:num w:numId="18" w16cid:durableId="1068109490">
     <w:abstractNumId w:val="2"/>
   </w:num>
-  <w:num w:numId="19" w16cid:durableId="781264267">
+  <w:num w:numId="19" w16cid:durableId="1712801024">
     <w:abstractNumId w:val="2"/>
   </w:num>
-  <w:num w:numId="20" w16cid:durableId="231232969">
+  <w:num w:numId="20" w16cid:durableId="707145229">
     <w:abstractNumId w:val="2"/>
   </w:num>
-  <w:num w:numId="21" w16cid:durableId="1996760537">
+  <w:num w:numId="21" w16cid:durableId="866522236">
     <w:abstractNumId w:val="2"/>
   </w:num>
-  <w:num w:numId="22" w16cid:durableId="1988701521">
+  <w:num w:numId="22" w16cid:durableId="1163930411">
     <w:abstractNumId w:val="2"/>
   </w:num>
-  <w:num w:numId="23" w16cid:durableId="1716349634">
+  <w:num w:numId="23" w16cid:durableId="1353068882">
     <w:abstractNumId w:val="2"/>
   </w:num>
-  <w:num w:numId="24" w16cid:durableId="253903884">
+  <w:num w:numId="24" w16cid:durableId="891884523">
     <w:abstractNumId w:val="2"/>
   </w:num>
-  <w:num w:numId="25" w16cid:durableId="590434303">
+  <w:num w:numId="25" w16cid:durableId="110826896">
     <w:abstractNumId w:val="2"/>
   </w:num>
-  <w:num w:numId="26" w16cid:durableId="967930420">
+  <w:num w:numId="26" w16cid:durableId="411047487">
     <w:abstractNumId w:val="2"/>
   </w:num>
-  <w:num w:numId="27" w16cid:durableId="1706710890">
+  <w:num w:numId="27" w16cid:durableId="1549953410">
     <w:abstractNumId w:val="2"/>
   </w:num>
-  <w:num w:numId="28" w16cid:durableId="229660134">
+  <w:num w:numId="28" w16cid:durableId="1060403455">
     <w:abstractNumId w:val="2"/>
   </w:num>
-  <w:num w:numId="29" w16cid:durableId="1073507004">
+  <w:num w:numId="29" w16cid:durableId="730424476">
     <w:abstractNumId w:val="2"/>
   </w:num>
-  <w:num w:numId="30" w16cid:durableId="1663964592">
+  <w:num w:numId="30" w16cid:durableId="8407917">
     <w:abstractNumId w:val="2"/>
   </w:num>
-  <w:num w:numId="31" w16cid:durableId="1496337112">
+  <w:num w:numId="31" w16cid:durableId="773983063">
     <w:abstractNumId w:val="2"/>
   </w:num>
-  <w:num w:numId="32" w16cid:durableId="351883919">
+  <w:num w:numId="32" w16cid:durableId="2103640310">
     <w:abstractNumId w:val="2"/>
   </w:num>
-  <w:num w:numId="33" w16cid:durableId="1042679870">
+  <w:num w:numId="33" w16cid:durableId="1090272540">
     <w:abstractNumId w:val="2"/>
   </w:num>
-  <w:num w:numId="34" w16cid:durableId="918447789">
+  <w:num w:numId="34" w16cid:durableId="583799248">
     <w:abstractNumId w:val="2"/>
   </w:num>
-  <w:num w:numId="35" w16cid:durableId="1363750939">
+  <w:num w:numId="35" w16cid:durableId="1515458994">
     <w:abstractNumId w:val="2"/>
   </w:num>
-  <w:num w:numId="36" w16cid:durableId="1141535873">
+  <w:num w:numId="36" w16cid:durableId="1287588210">
     <w:abstractNumId w:val="2"/>
   </w:num>
-  <w:num w:numId="37" w16cid:durableId="1945772399">
+  <w:num w:numId="37" w16cid:durableId="1816484089">
     <w:abstractNumId w:val="2"/>
   </w:num>
-  <w:num w:numId="38" w16cid:durableId="1873228701">
+  <w:num w:numId="38" w16cid:durableId="1684478992">
     <w:abstractNumId w:val="2"/>
   </w:num>
-  <w:num w:numId="39" w16cid:durableId="64882051">
+  <w:num w:numId="39" w16cid:durableId="1958444254">
     <w:abstractNumId w:val="2"/>
   </w:num>
-  <w:num w:numId="40" w16cid:durableId="738022977">
+  <w:num w:numId="40" w16cid:durableId="840048047">
     <w:abstractNumId w:val="2"/>
   </w:num>
-  <w:num w:numId="41" w16cid:durableId="1689023296">
+  <w:num w:numId="41" w16cid:durableId="28380343">
     <w:abstractNumId w:val="2"/>
   </w:num>
-  <w:num w:numId="42" w16cid:durableId="1256592302">
+  <w:num w:numId="42" w16cid:durableId="1976328796">
     <w:abstractNumId w:val="2"/>
   </w:num>
-  <w:num w:numId="43" w16cid:durableId="1577860696">
+  <w:num w:numId="43" w16cid:durableId="47454984">
     <w:abstractNumId w:val="2"/>
   </w:num>
-  <w:num w:numId="44" w16cid:durableId="1110901235">
+  <w:num w:numId="44" w16cid:durableId="1694451905">
     <w:abstractNumId w:val="2"/>
   </w:num>
-  <w:num w:numId="45" w16cid:durableId="1516844460">
+  <w:num w:numId="45" w16cid:durableId="1118184108">
     <w:abstractNumId w:val="2"/>
   </w:num>
-  <w:num w:numId="46" w16cid:durableId="1320813272">
+  <w:num w:numId="46" w16cid:durableId="1897466145">
     <w:abstractNumId w:val="2"/>
   </w:num>
-  <w:num w:numId="47" w16cid:durableId="784927491">
+  <w:num w:numId="47" w16cid:durableId="2019887877">
     <w:abstractNumId w:val="2"/>
   </w:num>
-  <w:num w:numId="48" w16cid:durableId="1502428473">
+  <w:num w:numId="48" w16cid:durableId="1324971458">
     <w:abstractNumId w:val="2"/>
   </w:num>
-  <w:num w:numId="49" w16cid:durableId="1295528894">
+  <w:num w:numId="49" w16cid:durableId="1443302366">
     <w:abstractNumId w:val="2"/>
   </w:num>
-  <w:num w:numId="50" w16cid:durableId="1172720260">
+  <w:num w:numId="50" w16cid:durableId="853617178">
     <w:abstractNumId w:val="2"/>
   </w:num>
-  <w:num w:numId="51" w16cid:durableId="688872993">
+  <w:num w:numId="51" w16cid:durableId="1193228188">
     <w:abstractNumId w:val="2"/>
   </w:num>
-  <w:num w:numId="52" w16cid:durableId="1835337557">
+  <w:num w:numId="52" w16cid:durableId="1841698478">
     <w:abstractNumId w:val="2"/>
   </w:num>
-  <w:num w:numId="53" w16cid:durableId="372384967">
+  <w:num w:numId="53" w16cid:durableId="778331532">
     <w:abstractNumId w:val="2"/>
   </w:num>
-  <w:num w:numId="54" w16cid:durableId="538472234">
+  <w:num w:numId="54" w16cid:durableId="936866961">
     <w:abstractNumId w:val="2"/>
   </w:num>
-  <w:num w:numId="55" w16cid:durableId="1027025145">
+  <w:num w:numId="55" w16cid:durableId="1771005606">
     <w:abstractNumId w:val="2"/>
   </w:num>
-  <w:num w:numId="56" w16cid:durableId="2014256089">
+  <w:num w:numId="56" w16cid:durableId="1675104173">
     <w:abstractNumId w:val="2"/>
   </w:num>
-  <w:num w:numId="57" w16cid:durableId="1730684906">
+  <w:num w:numId="57" w16cid:durableId="1801069474">
     <w:abstractNumId w:val="2"/>
   </w:num>
-  <w:num w:numId="58" w16cid:durableId="276718609">
+  <w:num w:numId="58" w16cid:durableId="1276860900">
     <w:abstractNumId w:val="2"/>
   </w:num>
-  <w:num w:numId="59" w16cid:durableId="2111924185">
+  <w:num w:numId="59" w16cid:durableId="20710172">
     <w:abstractNumId w:val="2"/>
   </w:num>
-  <w:num w:numId="60" w16cid:durableId="418140074">
+  <w:num w:numId="60" w16cid:durableId="1292829162">
     <w:abstractNumId w:val="2"/>
   </w:num>
-  <w:num w:numId="61" w16cid:durableId="1030882286">
+  <w:num w:numId="61" w16cid:durableId="1198544229">
     <w:abstractNumId w:val="2"/>
   </w:num>
-  <w:num w:numId="62" w16cid:durableId="1539854225">
+  <w:num w:numId="62" w16cid:durableId="1174299321">
     <w:abstractNumId w:val="2"/>
   </w:num>
-  <w:num w:numId="63" w16cid:durableId="831023907">
+  <w:num w:numId="63" w16cid:durableId="35282694">
     <w:abstractNumId w:val="2"/>
   </w:num>
-  <w:num w:numId="64" w16cid:durableId="231278689">
+  <w:num w:numId="64" w16cid:durableId="1361469949">
     <w:abstractNumId w:val="2"/>
   </w:num>
-  <w:num w:numId="65" w16cid:durableId="822698257">
+  <w:num w:numId="65" w16cid:durableId="2096974451">
     <w:abstractNumId w:val="2"/>
   </w:num>
-  <w:num w:numId="66" w16cid:durableId="1089156944">
+  <w:num w:numId="66" w16cid:durableId="1360397736">
     <w:abstractNumId w:val="2"/>
   </w:num>
-  <w:num w:numId="67" w16cid:durableId="1350444802">
+  <w:num w:numId="67" w16cid:durableId="1600987357">
     <w:abstractNumId w:val="2"/>
   </w:num>
-  <w:num w:numId="68" w16cid:durableId="112285771">
+  <w:num w:numId="68" w16cid:durableId="1802727512">
     <w:abstractNumId w:val="2"/>
   </w:num>
-  <w:num w:numId="69" w16cid:durableId="2115633236">
+  <w:num w:numId="69" w16cid:durableId="1741176370">
     <w:abstractNumId w:val="2"/>
   </w:num>
-  <w:num w:numId="70" w16cid:durableId="727001074">
+  <w:num w:numId="70" w16cid:durableId="1200239605">
     <w:abstractNumId w:val="2"/>
   </w:num>
-  <w:num w:numId="71" w16cid:durableId="350107417">
+  <w:num w:numId="71" w16cid:durableId="259336150">
     <w:abstractNumId w:val="2"/>
   </w:num>
-  <w:num w:numId="72" w16cid:durableId="1023440937">
+  <w:num w:numId="72" w16cid:durableId="2130320151">
     <w:abstractNumId w:val="2"/>
   </w:num>
-  <w:num w:numId="73" w16cid:durableId="1829596504">
+  <w:num w:numId="73" w16cid:durableId="1475487324">
     <w:abstractNumId w:val="2"/>
   </w:num>
-  <w:num w:numId="74" w16cid:durableId="1547064028">
+  <w:num w:numId="74" w16cid:durableId="619146008">
     <w:abstractNumId w:val="2"/>
   </w:num>
-  <w:num w:numId="75" w16cid:durableId="591739611">
+  <w:num w:numId="75" w16cid:durableId="1627734902">
     <w:abstractNumId w:val="2"/>
   </w:num>
-  <w:num w:numId="76" w16cid:durableId="257325824">
+  <w:num w:numId="76" w16cid:durableId="1733385245">
     <w:abstractNumId w:val="2"/>
   </w:num>
-  <w:num w:numId="77" w16cid:durableId="516388613">
+  <w:num w:numId="77" w16cid:durableId="1588266955">
     <w:abstractNumId w:val="2"/>
   </w:num>
-  <w:num w:numId="78" w16cid:durableId="1717467952">
+  <w:num w:numId="78" w16cid:durableId="15277751">
     <w:abstractNumId w:val="2"/>
   </w:num>
-  <w:num w:numId="79" w16cid:durableId="1729719201">
+  <w:num w:numId="79" w16cid:durableId="171377625">
     <w:abstractNumId w:val="2"/>
   </w:num>
-  <w:num w:numId="80" w16cid:durableId="1357195160">
+  <w:num w:numId="80" w16cid:durableId="548616918">
     <w:abstractNumId w:val="2"/>
   </w:num>
-  <w:num w:numId="81" w16cid:durableId="63259956">
+  <w:num w:numId="81" w16cid:durableId="2137484291">
     <w:abstractNumId w:val="2"/>
   </w:num>
-  <w:num w:numId="82" w16cid:durableId="1466582548">
+  <w:num w:numId="82" w16cid:durableId="988286946">
     <w:abstractNumId w:val="2"/>
   </w:num>
-  <w:num w:numId="83" w16cid:durableId="138498378">
+  <w:num w:numId="83" w16cid:durableId="2031174900">
     <w:abstractNumId w:val="2"/>
   </w:num>
-  <w:num w:numId="84" w16cid:durableId="670183671">
+  <w:num w:numId="84" w16cid:durableId="267155539">
     <w:abstractNumId w:val="2"/>
   </w:num>
-  <w:num w:numId="85" w16cid:durableId="423571716">
+  <w:num w:numId="85" w16cid:durableId="1746687662">
     <w:abstractNumId w:val="2"/>
   </w:num>
-  <w:num w:numId="86" w16cid:durableId="2054620575">
+  <w:num w:numId="86" w16cid:durableId="758603168">
     <w:abstractNumId w:val="2"/>
   </w:num>
-  <w:num w:numId="87" w16cid:durableId="2113091183">
+  <w:num w:numId="87" w16cid:durableId="1856193139">
     <w:abstractNumId w:val="2"/>
   </w:num>
-  <w:num w:numId="88" w16cid:durableId="1480227183">
+  <w:num w:numId="88" w16cid:durableId="1658650754">
     <w:abstractNumId w:val="2"/>
   </w:num>
-  <w:num w:numId="89" w16cid:durableId="2073919038">
+  <w:num w:numId="89" w16cid:durableId="1157185592">
     <w:abstractNumId w:val="1"/>
   </w:num>
-  <w:num w:numId="90" w16cid:durableId="957874770">
+  <w:num w:numId="90" w16cid:durableId="2062513013">
     <w:abstractNumId w:val="2"/>
   </w:num>
-  <w:num w:numId="91" w16cid:durableId="2022122240">
+  <w:num w:numId="91" w16cid:durableId="341862353">
     <w:abstractNumId w:val="2"/>
   </w:num>
-  <w:num w:numId="92" w16cid:durableId="1301497962">
+  <w:num w:numId="92" w16cid:durableId="1643391372">
     <w:abstractNumId w:val="2"/>
   </w:num>
-  <w:num w:numId="93" w16cid:durableId="1278369679">
+  <w:num w:numId="93" w16cid:durableId="1527911257">
     <w:abstractNumId w:val="2"/>
   </w:num>
-  <w:num w:numId="94" w16cid:durableId="433282917">
+  <w:num w:numId="94" w16cid:durableId="1836146612">
     <w:abstractNumId w:val="2"/>
   </w:num>
-  <w:num w:numId="95" w16cid:durableId="1183939691">
+  <w:num w:numId="95" w16cid:durableId="1690717114">
     <w:abstractNumId w:val="2"/>
   </w:num>
-  <w:num w:numId="96" w16cid:durableId="499201756">
+  <w:num w:numId="96" w16cid:durableId="798767116">
     <w:abstractNumId w:val="2"/>
   </w:num>
-  <w:num w:numId="97" w16cid:durableId="1851220112">
+  <w:num w:numId="97" w16cid:durableId="2056658635">
     <w:abstractNumId w:val="2"/>
   </w:num>
-  <w:num w:numId="98" w16cid:durableId="1941597830">
+  <w:num w:numId="98" w16cid:durableId="1909221457">
     <w:abstractNumId w:val="2"/>
   </w:num>
-  <w:num w:numId="99" w16cid:durableId="1122960757">
+  <w:num w:numId="99" w16cid:durableId="822702668">
     <w:abstractNumId w:val="2"/>
   </w:num>
-  <w:num w:numId="100" w16cid:durableId="113984905">
+  <w:num w:numId="100" w16cid:durableId="349450150">
     <w:abstractNumId w:val="2"/>
   </w:num>
-  <w:num w:numId="101" w16cid:durableId="1964338147">
+  <w:num w:numId="101" w16cid:durableId="494802742">
     <w:abstractNumId w:val="2"/>
   </w:num>
-  <w:num w:numId="102" w16cid:durableId="768818757">
+  <w:num w:numId="102" w16cid:durableId="1471315484">
     <w:abstractNumId w:val="2"/>
   </w:num>
-  <w:num w:numId="103" w16cid:durableId="1726876697">
+  <w:num w:numId="103" w16cid:durableId="882518844">
     <w:abstractNumId w:val="2"/>
   </w:num>
-  <w:num w:numId="104" w16cid:durableId="1409813509">
+  <w:num w:numId="104" w16cid:durableId="2142572601">
     <w:abstractNumId w:val="2"/>
   </w:num>
-  <w:num w:numId="105" w16cid:durableId="1752702920">
+  <w:num w:numId="105" w16cid:durableId="1262490718">
+    <w:abstractNumId w:val="2"/>
+  </w:num>
+  <w:num w:numId="106" w16cid:durableId="137647397">
     <w:abstractNumId w:val="1"/>
   </w:num>
-  <w:num w:numId="106" w16cid:durableId="719939571">
+  <w:num w:numId="107" w16cid:durableId="1143233304">
     <w:abstractNumId w:val="2"/>
   </w:num>
-  <w:num w:numId="107" w16cid:durableId="198517915">
+  <w:num w:numId="108" w16cid:durableId="2089762117">
     <w:abstractNumId w:val="2"/>
   </w:num>
-  <w:num w:numId="108" w16cid:durableId="1173454688">
+  <w:num w:numId="109" w16cid:durableId="920913289">
     <w:abstractNumId w:val="2"/>
   </w:num>
-  <w:num w:numId="109" w16cid:durableId="985549245">
+  <w:num w:numId="110" w16cid:durableId="506094904">
     <w:abstractNumId w:val="2"/>
   </w:num>
-  <w:num w:numId="110" w16cid:durableId="79454004">
+  <w:num w:numId="111" w16cid:durableId="1008363301">
     <w:abstractNumId w:val="2"/>
   </w:num>
-  <w:num w:numId="111" w16cid:durableId="933630966">
+  <w:num w:numId="112" w16cid:durableId="780808618">
     <w:abstractNumId w:val="2"/>
   </w:num>
-  <w:num w:numId="112" w16cid:durableId="1718627811">
+  <w:num w:numId="113" w16cid:durableId="1422413216">
     <w:abstractNumId w:val="2"/>
   </w:num>
-  <w:num w:numId="113" w16cid:durableId="747657253">
+  <w:num w:numId="114" w16cid:durableId="1840345976">
     <w:abstractNumId w:val="2"/>
   </w:num>
-  <w:num w:numId="114" w16cid:durableId="1422792913">
+  <w:num w:numId="115" w16cid:durableId="921836676">
     <w:abstractNumId w:val="2"/>
   </w:num>
-  <w:num w:numId="115" w16cid:durableId="590550208">
+  <w:num w:numId="116" w16cid:durableId="1690401941">
     <w:abstractNumId w:val="2"/>
   </w:num>
-  <w:num w:numId="116" w16cid:durableId="254554891">
+  <w:num w:numId="117" w16cid:durableId="463621061">
     <w:abstractNumId w:val="2"/>
   </w:num>
-  <w:num w:numId="117" w16cid:durableId="346030219">
+  <w:num w:numId="118" w16cid:durableId="307630337">
     <w:abstractNumId w:val="2"/>
   </w:num>
-  <w:num w:numId="118" w16cid:durableId="1315647177">
+  <w:num w:numId="119" w16cid:durableId="915823478">
     <w:abstractNumId w:val="2"/>
   </w:num>
-  <w:num w:numId="119" w16cid:durableId="817772732">
+  <w:num w:numId="120" w16cid:durableId="1350595880">
     <w:abstractNumId w:val="2"/>
   </w:num>
-  <w:num w:numId="120" w16cid:durableId="1384209455">
+  <w:num w:numId="121" w16cid:durableId="420302140">
     <w:abstractNumId w:val="2"/>
   </w:num>
-  <w:num w:numId="121" w16cid:durableId="758066020">
+  <w:num w:numId="122" w16cid:durableId="597712973">
     <w:abstractNumId w:val="2"/>
   </w:num>
-  <w:num w:numId="122" w16cid:durableId="449471617">
+  <w:num w:numId="123" w16cid:durableId="1040743374">
     <w:abstractNumId w:val="2"/>
   </w:num>
-  <w:num w:numId="123" w16cid:durableId="336464481">
+  <w:num w:numId="124" w16cid:durableId="1674260794">
     <w:abstractNumId w:val="2"/>
   </w:num>
-  <w:num w:numId="124" w16cid:durableId="769855961">
+  <w:num w:numId="125" w16cid:durableId="548806083">
     <w:abstractNumId w:val="2"/>
   </w:num>
-  <w:num w:numId="125" w16cid:durableId="1079641023">
+  <w:num w:numId="126" w16cid:durableId="2138989345">
     <w:abstractNumId w:val="2"/>
   </w:num>
-  <w:num w:numId="126" w16cid:durableId="583220606">
+  <w:num w:numId="127" w16cid:durableId="1643578722">
     <w:abstractNumId w:val="2"/>
   </w:num>
-  <w:num w:numId="127" w16cid:durableId="1050157162">
+  <w:num w:numId="128" w16cid:durableId="1237014985">
     <w:abstractNumId w:val="2"/>
   </w:num>
-  <w:num w:numId="128" w16cid:durableId="369112977">
+  <w:num w:numId="129" w16cid:durableId="1100759581">
     <w:abstractNumId w:val="2"/>
   </w:num>
-  <w:num w:numId="129" w16cid:durableId="431363440">
+  <w:num w:numId="130" w16cid:durableId="899633744">
     <w:abstractNumId w:val="2"/>
   </w:num>
-  <w:num w:numId="130" w16cid:durableId="1102801369">
+  <w:num w:numId="131" w16cid:durableId="1873415362">
     <w:abstractNumId w:val="2"/>
   </w:num>
-  <w:num w:numId="131" w16cid:durableId="1991054529">
+  <w:num w:numId="132" w16cid:durableId="245193889">
     <w:abstractNumId w:val="2"/>
   </w:num>
 </w:numbering>
@@ -15159,10 +15635,10 @@
   <w:docDefaults>
     <w:rPrDefault>
       <w:rPr>
-        <w:rFonts w:asciiTheme="minorHAnsi" w:eastAsiaTheme="minorHAnsi" w:hAnsiTheme="minorHAnsi" w:cstheme="minorBidi"/>
+        <w:rFonts w:asciiTheme="minorHAnsi" w:eastAsiaTheme="minorEastAsia" w:hAnsiTheme="minorHAnsi" w:cstheme="minorBidi"/>
         <w:sz w:val="24"/>
         <w:szCs w:val="24"/>
-        <w:lang w:val="en-US" w:eastAsia="en-US" w:bidi="ar-SA"/>
+        <w:lang w:val="en-US" w:eastAsia="zh-CN" w:bidi="ar-SA"/>
       </w:rPr>
     </w:rPrDefault>
     <w:pPrDefault>
@@ -15964,12 +16440,7 @@
       </w:tblCellMar>
     </w:tblPr>
     <w:tblStylePr w:type="firstRow">
-      <w:tblPr>
-        <w:jc w:val="left"/>
-      </w:tblPr>
-      <w:trPr>
-        <w:jc w:val="left"/>
-      </w:trPr>
+      <w:tblPr/>
       <w:tcPr>
         <w:tcBorders>
           <w:bottom w:val="single" w:sz="0" w:space="0" w:color="auto"/>
@@ -16368,7 +16839,7 @@
     <w:next w:val="Normal"/>
     <w:autoRedefine/>
     <w:uiPriority w:val="39"/>
-    <w:rsid w:val="004B7C39"/>
+    <w:rsid w:val="00BC7329"/>
     <w:pPr>
       <w:spacing w:after="100"/>
     </w:pPr>
@@ -16379,7 +16850,7 @@
     <w:next w:val="Normal"/>
     <w:autoRedefine/>
     <w:uiPriority w:val="39"/>
-    <w:rsid w:val="004B7C39"/>
+    <w:rsid w:val="00BC7329"/>
     <w:pPr>
       <w:spacing w:after="100"/>
       <w:ind w:left="240"/>
